--- a/TP_FINAL_PROGRAMACION2_JORGE_LIZARRAGA.docx
+++ b/TP_FINAL_PROGRAMACION2_JORGE_LIZARRAGA.docx
@@ -626,7 +626,7 @@
           <w:rFonts w:ascii="Arial" w:hAnsi="Arial" w:cs="Arial"/>
         </w:rPr>
         <w:pict w14:anchorId="4C204D4B">
-          <v:rect id="_x0000_i1072" style="width:0;height:1.5pt" o:hralign="center" o:hrstd="t" o:hr="t" fillcolor="#a0a0a0" stroked="f"/>
+          <v:rect id="_x0000_i1025" style="width:0;height:1.5pt" o:hralign="center" o:hrstd="t" o:hr="t" fillcolor="#a0a0a0" stroked="f"/>
         </w:pict>
       </w:r>
     </w:p>
@@ -935,6 +935,7 @@
         <w:t xml:space="preserve">public </w:t>
       </w:r>
       <w:proofErr w:type="spellStart"/>
+      <w:proofErr w:type="gramStart"/>
       <w:r>
         <w:rPr>
           <w:rFonts w:ascii="Arial" w:hAnsi="Arial" w:cs="Arial"/>
@@ -952,7 +953,17 @@
           <w:szCs w:val="22"/>
           <w:lang w:val="en-US"/>
         </w:rPr>
-        <w:t xml:space="preserve">(String </w:t>
+        <w:t>(</w:t>
+      </w:r>
+      <w:proofErr w:type="gramEnd"/>
+      <w:r>
+        <w:rPr>
+          <w:rFonts w:ascii="Arial" w:hAnsi="Arial" w:cs="Arial"/>
+          <w:sz w:val="22"/>
+          <w:szCs w:val="22"/>
+          <w:lang w:val="en-US"/>
+        </w:rPr>
+        <w:t xml:space="preserve">String </w:t>
       </w:r>
       <w:proofErr w:type="spellStart"/>
       <w:r>
@@ -1064,6 +1075,7 @@
         <w:t xml:space="preserve"> </w:t>
       </w:r>
       <w:proofErr w:type="spellStart"/>
+      <w:proofErr w:type="gramStart"/>
       <w:r>
         <w:rPr>
           <w:rFonts w:ascii="Arial" w:hAnsi="Arial" w:cs="Arial"/>
@@ -1082,6 +1094,7 @@
         <w:t>(</w:t>
       </w:r>
       <w:proofErr w:type="spellStart"/>
+      <w:proofErr w:type="gramEnd"/>
       <w:r>
         <w:rPr>
           <w:rFonts w:ascii="Arial" w:hAnsi="Arial" w:cs="Arial"/>
@@ -1150,6 +1163,7 @@
         <w:t xml:space="preserve"> </w:t>
       </w:r>
       <w:proofErr w:type="spellStart"/>
+      <w:proofErr w:type="gramStart"/>
       <w:r>
         <w:rPr>
           <w:rFonts w:ascii="Arial" w:hAnsi="Arial" w:cs="Arial"/>
@@ -1165,7 +1179,16 @@
           <w:sz w:val="22"/>
           <w:szCs w:val="22"/>
         </w:rPr>
-        <w:t>()</w:t>
+        <w:t>(</w:t>
+      </w:r>
+      <w:proofErr w:type="gramEnd"/>
+      <w:r>
+        <w:rPr>
+          <w:rFonts w:ascii="Arial" w:hAnsi="Arial" w:cs="Arial"/>
+          <w:sz w:val="22"/>
+          <w:szCs w:val="22"/>
+        </w:rPr>
+        <w:t>)</w:t>
       </w:r>
     </w:p>
     <w:p>
@@ -1218,6 +1241,7 @@
         <w:t xml:space="preserve"> </w:t>
       </w:r>
       <w:proofErr w:type="spellStart"/>
+      <w:proofErr w:type="gramStart"/>
       <w:r>
         <w:rPr>
           <w:rFonts w:ascii="Arial" w:hAnsi="Arial" w:cs="Arial"/>
@@ -1236,6 +1260,7 @@
         <w:t>(</w:t>
       </w:r>
       <w:proofErr w:type="spellStart"/>
+      <w:proofErr w:type="gramEnd"/>
       <w:r>
         <w:rPr>
           <w:rFonts w:ascii="Arial" w:hAnsi="Arial" w:cs="Arial"/>
@@ -1322,6 +1347,7 @@
         <w:t xml:space="preserve"> </w:t>
       </w:r>
       <w:proofErr w:type="spellStart"/>
+      <w:proofErr w:type="gramStart"/>
       <w:r>
         <w:rPr>
           <w:rFonts w:ascii="Arial" w:hAnsi="Arial" w:cs="Arial"/>
@@ -1337,7 +1363,16 @@
           <w:sz w:val="22"/>
           <w:szCs w:val="22"/>
         </w:rPr>
-        <w:t>()</w:t>
+        <w:t>(</w:t>
+      </w:r>
+      <w:proofErr w:type="gramEnd"/>
+      <w:r>
+        <w:rPr>
+          <w:rFonts w:ascii="Arial" w:hAnsi="Arial" w:cs="Arial"/>
+          <w:sz w:val="22"/>
+          <w:szCs w:val="22"/>
+        </w:rPr>
+        <w:t>)</w:t>
       </w:r>
     </w:p>
     <w:p>
@@ -1364,6 +1399,7 @@
         <w:t xml:space="preserve">public void </w:t>
       </w:r>
       <w:proofErr w:type="spellStart"/>
+      <w:proofErr w:type="gramStart"/>
       <w:r>
         <w:rPr>
           <w:rFonts w:ascii="Arial" w:hAnsi="Arial" w:cs="Arial"/>
@@ -1381,7 +1417,17 @@
           <w:szCs w:val="22"/>
           <w:lang w:val="en-US"/>
         </w:rPr>
-        <w:t>(String email)</w:t>
+        <w:t>(</w:t>
+      </w:r>
+      <w:proofErr w:type="gramEnd"/>
+      <w:r>
+        <w:rPr>
+          <w:rFonts w:ascii="Arial" w:hAnsi="Arial" w:cs="Arial"/>
+          <w:sz w:val="22"/>
+          <w:szCs w:val="22"/>
+          <w:lang w:val="en-US"/>
+        </w:rPr>
+        <w:t>String email)</w:t>
       </w:r>
     </w:p>
     <w:p>
@@ -1434,6 +1480,7 @@
         <w:t xml:space="preserve"> </w:t>
       </w:r>
       <w:proofErr w:type="spellStart"/>
+      <w:proofErr w:type="gramStart"/>
       <w:r>
         <w:rPr>
           <w:rFonts w:ascii="Arial" w:hAnsi="Arial" w:cs="Arial"/>
@@ -1449,7 +1496,16 @@
           <w:sz w:val="22"/>
           <w:szCs w:val="22"/>
         </w:rPr>
-        <w:t>()</w:t>
+        <w:t>(</w:t>
+      </w:r>
+      <w:proofErr w:type="gramEnd"/>
+      <w:r>
+        <w:rPr>
+          <w:rFonts w:ascii="Arial" w:hAnsi="Arial" w:cs="Arial"/>
+          <w:sz w:val="22"/>
+          <w:szCs w:val="22"/>
+        </w:rPr>
+        <w:t>)</w:t>
       </w:r>
     </w:p>
     <w:p>
@@ -1655,7 +1711,7 @@
         </w:rPr>
         <w:lastRenderedPageBreak/>
         <w:pict w14:anchorId="0E4214A9">
-          <v:rect id="_x0000_i1073" style="width:0;height:1.5pt" o:hralign="center" o:hrstd="t" o:hr="t" fillcolor="#a0a0a0" stroked="f"/>
+          <v:rect id="_x0000_i1026" style="width:0;height:1.5pt" o:hralign="center" o:hrstd="t" o:hr="t" fillcolor="#a0a0a0" stroked="f"/>
         </w:pict>
       </w:r>
     </w:p>
@@ -2113,28 +2169,80 @@
       <w:pPr>
         <w:pStyle w:val="NormalWeb"/>
         <w:rPr>
-          <w:rFonts w:ascii="Arial" w:hAnsi="Arial" w:cs="Arial"/>
-          <w:sz w:val="22"/>
-          <w:szCs w:val="22"/>
-        </w:rPr>
-      </w:pPr>
-      <w:r>
-        <w:rPr>
           <w:rStyle w:val="Textoennegrita"/>
           <w:rFonts w:ascii="Arial" w:hAnsi="Arial" w:cs="Arial"/>
           <w:sz w:val="22"/>
           <w:szCs w:val="22"/>
         </w:rPr>
+      </w:pPr>
+      <w:r>
+        <w:rPr>
+          <w:rStyle w:val="Textoennegrita"/>
+          <w:rFonts w:ascii="Arial" w:hAnsi="Arial" w:cs="Arial"/>
+          <w:sz w:val="22"/>
+          <w:szCs w:val="22"/>
+        </w:rPr>
         <w:t>Constructor:</w:t>
       </w:r>
-      <w:r>
-        <w:rPr>
-          <w:rFonts w:ascii="Arial" w:hAnsi="Arial" w:cs="Arial"/>
-          <w:sz w:val="22"/>
-          <w:szCs w:val="22"/>
-        </w:rPr>
-        <w:br/>
-        <w:t>(No posee constructor definido explícitamente)</w:t>
+    </w:p>
+    <w:p>
+      <w:pPr>
+        <w:pStyle w:val="NormalWeb"/>
+        <w:numPr>
+          <w:ilvl w:val="0"/>
+          <w:numId w:val="50"/>
+        </w:numPr>
+        <w:rPr>
+          <w:rFonts w:ascii="Arial" w:hAnsi="Arial" w:cs="Arial"/>
+          <w:sz w:val="22"/>
+          <w:szCs w:val="22"/>
+        </w:rPr>
+      </w:pPr>
+      <w:proofErr w:type="spellStart"/>
+      <w:r>
+        <w:rPr>
+          <w:rFonts w:ascii="Arial" w:hAnsi="Arial" w:cs="Arial"/>
+          <w:sz w:val="22"/>
+          <w:szCs w:val="22"/>
+        </w:rPr>
+        <w:t>public</w:t>
+      </w:r>
+      <w:proofErr w:type="spellEnd"/>
+      <w:r>
+        <w:rPr>
+          <w:rFonts w:ascii="Arial" w:hAnsi="Arial" w:cs="Arial"/>
+          <w:sz w:val="22"/>
+          <w:szCs w:val="22"/>
+        </w:rPr>
+        <w:t xml:space="preserve"> </w:t>
+      </w:r>
+      <w:proofErr w:type="gramStart"/>
+      <w:r>
+        <w:rPr>
+          <w:rFonts w:ascii="Arial" w:hAnsi="Arial" w:cs="Arial"/>
+          <w:sz w:val="22"/>
+          <w:szCs w:val="22"/>
+        </w:rPr>
+        <w:t>Empleado(</w:t>
+      </w:r>
+      <w:proofErr w:type="spellStart"/>
+      <w:proofErr w:type="gramEnd"/>
+      <w:r>
+        <w:rPr>
+          <w:rFonts w:ascii="Arial" w:hAnsi="Arial" w:cs="Arial"/>
+          <w:sz w:val="22"/>
+          <w:szCs w:val="22"/>
+        </w:rPr>
+        <w:t>String</w:t>
+      </w:r>
+      <w:proofErr w:type="spellEnd"/>
+      <w:r>
+        <w:rPr>
+          <w:rFonts w:ascii="Arial" w:hAnsi="Arial" w:cs="Arial"/>
+          <w:sz w:val="22"/>
+          <w:szCs w:val="22"/>
+        </w:rPr>
+        <w:t xml:space="preserve"> nombre)</w:t>
       </w:r>
     </w:p>
     <w:p>
@@ -2206,6 +2314,7 @@
         <w:t xml:space="preserve"> </w:t>
       </w:r>
       <w:proofErr w:type="spellStart"/>
+      <w:proofErr w:type="gramStart"/>
       <w:r>
         <w:rPr>
           <w:rFonts w:ascii="Arial" w:hAnsi="Arial" w:cs="Arial"/>
@@ -2221,7 +2330,16 @@
           <w:sz w:val="22"/>
           <w:szCs w:val="22"/>
         </w:rPr>
-        <w:t>()</w:t>
+        <w:t>(</w:t>
+      </w:r>
+      <w:proofErr w:type="gramEnd"/>
+      <w:r>
+        <w:rPr>
+          <w:rFonts w:ascii="Arial" w:hAnsi="Arial" w:cs="Arial"/>
+          <w:sz w:val="22"/>
+          <w:szCs w:val="22"/>
+        </w:rPr>
+        <w:t>)</w:t>
       </w:r>
     </w:p>
     <w:p>
@@ -2274,6 +2392,7 @@
         <w:t xml:space="preserve"> </w:t>
       </w:r>
       <w:proofErr w:type="spellStart"/>
+      <w:proofErr w:type="gramStart"/>
       <w:r>
         <w:rPr>
           <w:rFonts w:ascii="Arial" w:hAnsi="Arial" w:cs="Arial"/>
@@ -2292,6 +2411,7 @@
         <w:t>(</w:t>
       </w:r>
       <w:proofErr w:type="spellStart"/>
+      <w:proofErr w:type="gramEnd"/>
       <w:r>
         <w:rPr>
           <w:rFonts w:ascii="Arial" w:hAnsi="Arial" w:cs="Arial"/>
@@ -2360,6 +2480,7 @@
         <w:t xml:space="preserve"> </w:t>
       </w:r>
       <w:proofErr w:type="spellStart"/>
+      <w:proofErr w:type="gramStart"/>
       <w:r>
         <w:rPr>
           <w:rFonts w:ascii="Arial" w:hAnsi="Arial" w:cs="Arial"/>
@@ -2375,7 +2496,16 @@
           <w:sz w:val="22"/>
           <w:szCs w:val="22"/>
         </w:rPr>
-        <w:t>()</w:t>
+        <w:t>(</w:t>
+      </w:r>
+      <w:proofErr w:type="gramEnd"/>
+      <w:r>
+        <w:rPr>
+          <w:rFonts w:ascii="Arial" w:hAnsi="Arial" w:cs="Arial"/>
+          <w:sz w:val="22"/>
+          <w:szCs w:val="22"/>
+        </w:rPr>
+        <w:t>)</w:t>
       </w:r>
     </w:p>
     <w:p>
@@ -2428,6 +2558,7 @@
         <w:t xml:space="preserve"> </w:t>
       </w:r>
       <w:proofErr w:type="spellStart"/>
+      <w:proofErr w:type="gramStart"/>
       <w:r>
         <w:rPr>
           <w:rFonts w:ascii="Arial" w:hAnsi="Arial" w:cs="Arial"/>
@@ -2446,6 +2577,7 @@
         <w:t>(</w:t>
       </w:r>
       <w:proofErr w:type="spellStart"/>
+      <w:proofErr w:type="gramEnd"/>
       <w:r>
         <w:rPr>
           <w:rFonts w:ascii="Arial" w:hAnsi="Arial" w:cs="Arial"/>
@@ -2514,6 +2646,7 @@
         <w:t xml:space="preserve"> </w:t>
       </w:r>
       <w:proofErr w:type="spellStart"/>
+      <w:proofErr w:type="gramStart"/>
       <w:r>
         <w:rPr>
           <w:rFonts w:ascii="Arial" w:hAnsi="Arial" w:cs="Arial"/>
@@ -2529,7 +2662,16 @@
           <w:sz w:val="22"/>
           <w:szCs w:val="22"/>
         </w:rPr>
-        <w:t>()</w:t>
+        <w:t>(</w:t>
+      </w:r>
+      <w:proofErr w:type="gramEnd"/>
+      <w:r>
+        <w:rPr>
+          <w:rFonts w:ascii="Arial" w:hAnsi="Arial" w:cs="Arial"/>
+          <w:sz w:val="22"/>
+          <w:szCs w:val="22"/>
+        </w:rPr>
+        <w:t>)</w:t>
       </w:r>
     </w:p>
     <w:p>
@@ -2582,6 +2724,7 @@
         <w:t xml:space="preserve"> </w:t>
       </w:r>
       <w:proofErr w:type="spellStart"/>
+      <w:proofErr w:type="gramStart"/>
       <w:r>
         <w:rPr>
           <w:rFonts w:ascii="Arial" w:hAnsi="Arial" w:cs="Arial"/>
@@ -2597,7 +2740,16 @@
           <w:sz w:val="22"/>
           <w:szCs w:val="22"/>
         </w:rPr>
-        <w:t>()</w:t>
+        <w:t>(</w:t>
+      </w:r>
+      <w:proofErr w:type="gramEnd"/>
+      <w:r>
+        <w:rPr>
+          <w:rFonts w:ascii="Arial" w:hAnsi="Arial" w:cs="Arial"/>
+          <w:sz w:val="22"/>
+          <w:szCs w:val="22"/>
+        </w:rPr>
+        <w:t>)</w:t>
       </w:r>
     </w:p>
     <w:p>
@@ -2650,6 +2802,7 @@
         <w:t xml:space="preserve"> </w:t>
       </w:r>
       <w:proofErr w:type="spellStart"/>
+      <w:proofErr w:type="gramStart"/>
       <w:r>
         <w:rPr>
           <w:rFonts w:ascii="Arial" w:hAnsi="Arial" w:cs="Arial"/>
@@ -2665,7 +2818,16 @@
           <w:sz w:val="22"/>
           <w:szCs w:val="22"/>
         </w:rPr>
-        <w:t>()</w:t>
+        <w:t>(</w:t>
+      </w:r>
+      <w:proofErr w:type="gramEnd"/>
+      <w:r>
+        <w:rPr>
+          <w:rFonts w:ascii="Arial" w:hAnsi="Arial" w:cs="Arial"/>
+          <w:sz w:val="22"/>
+          <w:szCs w:val="22"/>
+        </w:rPr>
+        <w:t>)</w:t>
       </w:r>
     </w:p>
     <w:p>
@@ -2718,6 +2880,7 @@
         <w:t xml:space="preserve"> </w:t>
       </w:r>
       <w:proofErr w:type="spellStart"/>
+      <w:proofErr w:type="gramStart"/>
       <w:r>
         <w:rPr>
           <w:rFonts w:ascii="Arial" w:hAnsi="Arial" w:cs="Arial"/>
@@ -2733,7 +2896,16 @@
           <w:sz w:val="22"/>
           <w:szCs w:val="22"/>
         </w:rPr>
-        <w:t>()</w:t>
+        <w:t>(</w:t>
+      </w:r>
+      <w:proofErr w:type="gramEnd"/>
+      <w:r>
+        <w:rPr>
+          <w:rFonts w:ascii="Arial" w:hAnsi="Arial" w:cs="Arial"/>
+          <w:sz w:val="22"/>
+          <w:szCs w:val="22"/>
+        </w:rPr>
+        <w:t>)</w:t>
       </w:r>
     </w:p>
     <w:p>
@@ -2786,6 +2958,7 @@
         <w:t xml:space="preserve"> </w:t>
       </w:r>
       <w:proofErr w:type="spellStart"/>
+      <w:proofErr w:type="gramStart"/>
       <w:r>
         <w:rPr>
           <w:rFonts w:ascii="Arial" w:hAnsi="Arial" w:cs="Arial"/>
@@ -2801,8 +2974,28 @@
           <w:sz w:val="22"/>
           <w:szCs w:val="22"/>
         </w:rPr>
-        <w:t>()</w:t>
-      </w:r>
+        <w:t>(</w:t>
+      </w:r>
+      <w:proofErr w:type="gramEnd"/>
+      <w:r>
+        <w:rPr>
+          <w:rFonts w:ascii="Arial" w:hAnsi="Arial" w:cs="Arial"/>
+          <w:sz w:val="22"/>
+          <w:szCs w:val="22"/>
+        </w:rPr>
+        <w:t>)</w:t>
+      </w:r>
+    </w:p>
+    <w:p>
+      <w:pPr>
+        <w:pStyle w:val="NormalWeb"/>
+        <w:ind w:left="720"/>
+        <w:rPr>
+          <w:rFonts w:ascii="Arial" w:hAnsi="Arial" w:cs="Arial"/>
+          <w:sz w:val="22"/>
+          <w:szCs w:val="22"/>
+        </w:rPr>
+      </w:pPr>
     </w:p>
     <w:p>
       <w:pPr>
@@ -3042,9 +3235,8 @@
         <w:rPr>
           <w:rFonts w:ascii="Arial" w:hAnsi="Arial" w:cs="Arial"/>
         </w:rPr>
-        <w:lastRenderedPageBreak/>
         <w:pict w14:anchorId="181F45C7">
-          <v:rect id="_x0000_i1074" style="width:0;height:1.5pt" o:hralign="center" o:hrstd="t" o:hr="t" fillcolor="#a0a0a0" stroked="f"/>
+          <v:rect id="_x0000_i1027" style="width:0;height:1.5pt" o:hralign="center" o:hrstd="t" o:hr="t" fillcolor="#a0a0a0" stroked="f"/>
         </w:pict>
       </w:r>
     </w:p>
@@ -3299,6 +3491,7 @@
         <w:t xml:space="preserve"> </w:t>
       </w:r>
       <w:proofErr w:type="spellStart"/>
+      <w:proofErr w:type="gramStart"/>
       <w:r>
         <w:rPr>
           <w:rFonts w:ascii="Arial" w:hAnsi="Arial" w:cs="Arial"/>
@@ -3317,6 +3510,7 @@
         <w:t>(</w:t>
       </w:r>
       <w:proofErr w:type="spellStart"/>
+      <w:proofErr w:type="gramEnd"/>
       <w:r>
         <w:rPr>
           <w:rFonts w:ascii="Arial" w:hAnsi="Arial" w:cs="Arial"/>
@@ -3440,6 +3634,7 @@
         <w:t xml:space="preserve"> </w:t>
       </w:r>
       <w:proofErr w:type="spellStart"/>
+      <w:proofErr w:type="gramStart"/>
       <w:r>
         <w:rPr>
           <w:rFonts w:ascii="Arial" w:hAnsi="Arial" w:cs="Arial"/>
@@ -3455,7 +3650,16 @@
           <w:sz w:val="22"/>
           <w:szCs w:val="22"/>
         </w:rPr>
-        <w:t>()</w:t>
+        <w:t>(</w:t>
+      </w:r>
+      <w:proofErr w:type="gramEnd"/>
+      <w:r>
+        <w:rPr>
+          <w:rFonts w:ascii="Arial" w:hAnsi="Arial" w:cs="Arial"/>
+          <w:sz w:val="22"/>
+          <w:szCs w:val="22"/>
+        </w:rPr>
+        <w:t>)</w:t>
       </w:r>
     </w:p>
     <w:p>
@@ -3508,6 +3712,7 @@
         <w:t xml:space="preserve"> </w:t>
       </w:r>
       <w:proofErr w:type="spellStart"/>
+      <w:proofErr w:type="gramStart"/>
       <w:r>
         <w:rPr>
           <w:rFonts w:ascii="Arial" w:hAnsi="Arial" w:cs="Arial"/>
@@ -3526,6 +3731,7 @@
         <w:t>(</w:t>
       </w:r>
       <w:proofErr w:type="spellStart"/>
+      <w:proofErr w:type="gramEnd"/>
       <w:r>
         <w:rPr>
           <w:rFonts w:ascii="Arial" w:hAnsi="Arial" w:cs="Arial"/>
@@ -3553,6 +3759,190 @@
         <w:t>costoHora</w:t>
       </w:r>
       <w:proofErr w:type="spellEnd"/>
+      <w:r>
+        <w:rPr>
+          <w:rFonts w:ascii="Arial" w:hAnsi="Arial" w:cs="Arial"/>
+          <w:sz w:val="22"/>
+          <w:szCs w:val="22"/>
+        </w:rPr>
+        <w:t>)</w:t>
+      </w:r>
+    </w:p>
+    <w:p>
+      <w:pPr>
+        <w:pStyle w:val="NormalWeb"/>
+        <w:numPr>
+          <w:ilvl w:val="0"/>
+          <w:numId w:val="10"/>
+        </w:numPr>
+        <w:rPr>
+          <w:rFonts w:ascii="Arial" w:hAnsi="Arial" w:cs="Arial"/>
+          <w:sz w:val="22"/>
+          <w:szCs w:val="22"/>
+        </w:rPr>
+      </w:pPr>
+      <w:proofErr w:type="spellStart"/>
+      <w:r>
+        <w:rPr>
+          <w:rFonts w:ascii="Arial" w:hAnsi="Arial" w:cs="Arial"/>
+          <w:sz w:val="22"/>
+          <w:szCs w:val="22"/>
+        </w:rPr>
+        <w:t>public</w:t>
+      </w:r>
+      <w:proofErr w:type="spellEnd"/>
+      <w:r>
+        <w:rPr>
+          <w:rFonts w:ascii="Arial" w:hAnsi="Arial" w:cs="Arial"/>
+          <w:sz w:val="22"/>
+          <w:szCs w:val="22"/>
+        </w:rPr>
+        <w:t xml:space="preserve"> </w:t>
+      </w:r>
+      <w:proofErr w:type="spellStart"/>
+      <w:r>
+        <w:rPr>
+          <w:rFonts w:ascii="Arial" w:hAnsi="Arial" w:cs="Arial"/>
+          <w:sz w:val="22"/>
+          <w:szCs w:val="22"/>
+        </w:rPr>
+        <w:t>double</w:t>
+      </w:r>
+      <w:proofErr w:type="spellEnd"/>
+      <w:r>
+        <w:rPr>
+          <w:rFonts w:ascii="Arial" w:hAnsi="Arial" w:cs="Arial"/>
+          <w:sz w:val="22"/>
+          <w:szCs w:val="22"/>
+        </w:rPr>
+        <w:t xml:space="preserve"> </w:t>
+      </w:r>
+      <w:proofErr w:type="spellStart"/>
+      <w:proofErr w:type="gramStart"/>
+      <w:r>
+        <w:rPr>
+          <w:rFonts w:ascii="Arial" w:hAnsi="Arial" w:cs="Arial"/>
+          <w:sz w:val="22"/>
+          <w:szCs w:val="22"/>
+        </w:rPr>
+        <w:t>calculoCostoEmpleado</w:t>
+      </w:r>
+      <w:proofErr w:type="spellEnd"/>
+      <w:r>
+        <w:rPr>
+          <w:rFonts w:ascii="Arial" w:hAnsi="Arial" w:cs="Arial"/>
+          <w:sz w:val="22"/>
+          <w:szCs w:val="22"/>
+        </w:rPr>
+        <w:t>(</w:t>
+      </w:r>
+      <w:proofErr w:type="spellStart"/>
+      <w:proofErr w:type="gramEnd"/>
+      <w:r>
+        <w:rPr>
+          <w:rFonts w:ascii="Arial" w:hAnsi="Arial" w:cs="Arial"/>
+          <w:sz w:val="22"/>
+          <w:szCs w:val="22"/>
+        </w:rPr>
+        <w:t>double</w:t>
+      </w:r>
+      <w:proofErr w:type="spellEnd"/>
+      <w:r>
+        <w:rPr>
+          <w:rFonts w:ascii="Arial" w:hAnsi="Arial" w:cs="Arial"/>
+          <w:sz w:val="22"/>
+          <w:szCs w:val="22"/>
+        </w:rPr>
+        <w:t xml:space="preserve"> </w:t>
+      </w:r>
+      <w:proofErr w:type="spellStart"/>
+      <w:r>
+        <w:rPr>
+          <w:rFonts w:ascii="Arial" w:hAnsi="Arial" w:cs="Arial"/>
+          <w:sz w:val="22"/>
+          <w:szCs w:val="22"/>
+        </w:rPr>
+        <w:t>cantidadDiasFinalizacion</w:t>
+      </w:r>
+      <w:proofErr w:type="spellEnd"/>
+      <w:r>
+        <w:rPr>
+          <w:rFonts w:ascii="Arial" w:hAnsi="Arial" w:cs="Arial"/>
+          <w:sz w:val="22"/>
+          <w:szCs w:val="22"/>
+        </w:rPr>
+        <w:t>)</w:t>
+      </w:r>
+    </w:p>
+    <w:p>
+      <w:pPr>
+        <w:pStyle w:val="NormalWeb"/>
+        <w:numPr>
+          <w:ilvl w:val="0"/>
+          <w:numId w:val="10"/>
+        </w:numPr>
+        <w:rPr>
+          <w:rFonts w:ascii="Arial" w:hAnsi="Arial" w:cs="Arial"/>
+          <w:sz w:val="22"/>
+          <w:szCs w:val="22"/>
+        </w:rPr>
+      </w:pPr>
+      <w:proofErr w:type="spellStart"/>
+      <w:r>
+        <w:rPr>
+          <w:rFonts w:ascii="Arial" w:hAnsi="Arial" w:cs="Arial"/>
+          <w:sz w:val="22"/>
+          <w:szCs w:val="22"/>
+        </w:rPr>
+        <w:t>public</w:t>
+      </w:r>
+      <w:proofErr w:type="spellEnd"/>
+      <w:r>
+        <w:rPr>
+          <w:rFonts w:ascii="Arial" w:hAnsi="Arial" w:cs="Arial"/>
+          <w:sz w:val="22"/>
+          <w:szCs w:val="22"/>
+        </w:rPr>
+        <w:t xml:space="preserve"> </w:t>
+      </w:r>
+      <w:proofErr w:type="spellStart"/>
+      <w:r>
+        <w:rPr>
+          <w:rFonts w:ascii="Arial" w:hAnsi="Arial" w:cs="Arial"/>
+          <w:sz w:val="22"/>
+          <w:szCs w:val="22"/>
+        </w:rPr>
+        <w:t>String</w:t>
+      </w:r>
+      <w:proofErr w:type="spellEnd"/>
+      <w:r>
+        <w:rPr>
+          <w:rFonts w:ascii="Arial" w:hAnsi="Arial" w:cs="Arial"/>
+          <w:sz w:val="22"/>
+          <w:szCs w:val="22"/>
+        </w:rPr>
+        <w:t xml:space="preserve"> </w:t>
+      </w:r>
+      <w:proofErr w:type="spellStart"/>
+      <w:proofErr w:type="gramStart"/>
+      <w:r>
+        <w:rPr>
+          <w:rFonts w:ascii="Arial" w:hAnsi="Arial" w:cs="Arial"/>
+          <w:sz w:val="22"/>
+          <w:szCs w:val="22"/>
+        </w:rPr>
+        <w:t>toString</w:t>
+      </w:r>
+      <w:proofErr w:type="spellEnd"/>
+      <w:r>
+        <w:rPr>
+          <w:rFonts w:ascii="Arial" w:hAnsi="Arial" w:cs="Arial"/>
+          <w:sz w:val="22"/>
+          <w:szCs w:val="22"/>
+        </w:rPr>
+        <w:t>(</w:t>
+      </w:r>
+      <w:proofErr w:type="gramEnd"/>
       <w:r>
         <w:rPr>
           <w:rFonts w:ascii="Arial" w:hAnsi="Arial" w:cs="Arial"/>
@@ -3689,7 +4079,7 @@
           <w:rFonts w:ascii="Arial" w:hAnsi="Arial" w:cs="Arial"/>
         </w:rPr>
         <w:pict w14:anchorId="02C4A77B">
-          <v:rect id="_x0000_i1075" style="width:0;height:1.5pt" o:hralign="center" o:hrstd="t" o:hr="t" fillcolor="#a0a0a0" stroked="f"/>
+          <v:rect id="_x0000_i1028" style="width:0;height:1.5pt" o:hralign="center" o:hrstd="t" o:hr="t" fillcolor="#a0a0a0" stroked="f"/>
         </w:pict>
       </w:r>
     </w:p>
@@ -4042,6 +4432,7 @@
           <w:sz w:val="22"/>
           <w:szCs w:val="22"/>
         </w:rPr>
+        <w:lastRenderedPageBreak/>
         <w:t>public</w:t>
       </w:r>
       <w:proofErr w:type="spellEnd"/>
@@ -4054,6 +4445,7 @@
         <w:t xml:space="preserve"> </w:t>
       </w:r>
       <w:proofErr w:type="spellStart"/>
+      <w:proofErr w:type="gramStart"/>
       <w:r>
         <w:rPr>
           <w:rFonts w:ascii="Arial" w:hAnsi="Arial" w:cs="Arial"/>
@@ -4072,6 +4464,7 @@
         <w:t>(</w:t>
       </w:r>
       <w:proofErr w:type="spellStart"/>
+      <w:proofErr w:type="gramEnd"/>
       <w:r>
         <w:rPr>
           <w:rFonts w:ascii="Arial" w:hAnsi="Arial" w:cs="Arial"/>
@@ -4201,7 +4594,6 @@
           <w:sz w:val="22"/>
           <w:szCs w:val="22"/>
         </w:rPr>
-        <w:lastRenderedPageBreak/>
         <w:t>public</w:t>
       </w:r>
       <w:proofErr w:type="spellEnd"/>
@@ -4232,6 +4624,7 @@
         <w:t xml:space="preserve"> </w:t>
       </w:r>
       <w:proofErr w:type="spellStart"/>
+      <w:proofErr w:type="gramStart"/>
       <w:r>
         <w:rPr>
           <w:rFonts w:ascii="Arial" w:hAnsi="Arial" w:cs="Arial"/>
@@ -4250,6 +4643,7 @@
         <w:t>(</w:t>
       </w:r>
       <w:proofErr w:type="spellStart"/>
+      <w:proofErr w:type="gramEnd"/>
       <w:r>
         <w:rPr>
           <w:rFonts w:ascii="Arial" w:hAnsi="Arial" w:cs="Arial"/>
@@ -4336,6 +4730,7 @@
         <w:t xml:space="preserve"> </w:t>
       </w:r>
       <w:proofErr w:type="spellStart"/>
+      <w:proofErr w:type="gramStart"/>
       <w:r>
         <w:rPr>
           <w:rFonts w:ascii="Arial" w:hAnsi="Arial" w:cs="Arial"/>
@@ -4351,7 +4746,16 @@
           <w:sz w:val="22"/>
           <w:szCs w:val="22"/>
         </w:rPr>
-        <w:t>()</w:t>
+        <w:t>(</w:t>
+      </w:r>
+      <w:proofErr w:type="gramEnd"/>
+      <w:r>
+        <w:rPr>
+          <w:rFonts w:ascii="Arial" w:hAnsi="Arial" w:cs="Arial"/>
+          <w:sz w:val="22"/>
+          <w:szCs w:val="22"/>
+        </w:rPr>
+        <w:t>)</w:t>
       </w:r>
     </w:p>
     <w:p>
@@ -4404,6 +4808,7 @@
         <w:t xml:space="preserve"> </w:t>
       </w:r>
       <w:proofErr w:type="spellStart"/>
+      <w:proofErr w:type="gramStart"/>
       <w:r>
         <w:rPr>
           <w:rFonts w:ascii="Arial" w:hAnsi="Arial" w:cs="Arial"/>
@@ -4419,7 +4824,16 @@
           <w:sz w:val="22"/>
           <w:szCs w:val="22"/>
         </w:rPr>
-        <w:t>()</w:t>
+        <w:t>(</w:t>
+      </w:r>
+      <w:proofErr w:type="gramEnd"/>
+      <w:r>
+        <w:rPr>
+          <w:rFonts w:ascii="Arial" w:hAnsi="Arial" w:cs="Arial"/>
+          <w:sz w:val="22"/>
+          <w:szCs w:val="22"/>
+        </w:rPr>
+        <w:t>)</w:t>
       </w:r>
     </w:p>
     <w:p>
@@ -4472,6 +4886,7 @@
         <w:t xml:space="preserve"> </w:t>
       </w:r>
       <w:proofErr w:type="spellStart"/>
+      <w:proofErr w:type="gramStart"/>
       <w:r>
         <w:rPr>
           <w:rFonts w:ascii="Arial" w:hAnsi="Arial" w:cs="Arial"/>
@@ -4487,7 +4902,200 @@
           <w:sz w:val="22"/>
           <w:szCs w:val="22"/>
         </w:rPr>
-        <w:t>()</w:t>
+        <w:t>(</w:t>
+      </w:r>
+      <w:proofErr w:type="gramEnd"/>
+      <w:r>
+        <w:rPr>
+          <w:rFonts w:ascii="Arial" w:hAnsi="Arial" w:cs="Arial"/>
+          <w:sz w:val="22"/>
+          <w:szCs w:val="22"/>
+        </w:rPr>
+        <w:t>)</w:t>
+      </w:r>
+    </w:p>
+    <w:p>
+      <w:pPr>
+        <w:pStyle w:val="NormalWeb"/>
+        <w:numPr>
+          <w:ilvl w:val="0"/>
+          <w:numId w:val="14"/>
+        </w:numPr>
+        <w:rPr>
+          <w:rFonts w:ascii="Arial" w:hAnsi="Arial" w:cs="Arial"/>
+          <w:sz w:val="22"/>
+          <w:szCs w:val="22"/>
+        </w:rPr>
+      </w:pPr>
+      <w:proofErr w:type="spellStart"/>
+      <w:r>
+        <w:rPr>
+          <w:rFonts w:ascii="Arial" w:hAnsi="Arial" w:cs="Arial"/>
+          <w:sz w:val="22"/>
+          <w:szCs w:val="22"/>
+        </w:rPr>
+        <w:t>public</w:t>
+      </w:r>
+      <w:proofErr w:type="spellEnd"/>
+      <w:r>
+        <w:rPr>
+          <w:rFonts w:ascii="Arial" w:hAnsi="Arial" w:cs="Arial"/>
+          <w:sz w:val="22"/>
+          <w:szCs w:val="22"/>
+        </w:rPr>
+        <w:t xml:space="preserve"> </w:t>
+      </w:r>
+      <w:proofErr w:type="spellStart"/>
+      <w:r>
+        <w:rPr>
+          <w:rFonts w:ascii="Arial" w:hAnsi="Arial" w:cs="Arial"/>
+          <w:sz w:val="22"/>
+          <w:szCs w:val="22"/>
+        </w:rPr>
+        <w:t>double</w:t>
+      </w:r>
+      <w:proofErr w:type="spellEnd"/>
+      <w:r>
+        <w:rPr>
+          <w:rFonts w:ascii="Arial" w:hAnsi="Arial" w:cs="Arial"/>
+          <w:sz w:val="22"/>
+          <w:szCs w:val="22"/>
+        </w:rPr>
+        <w:t xml:space="preserve"> </w:t>
+      </w:r>
+      <w:proofErr w:type="spellStart"/>
+      <w:proofErr w:type="gramStart"/>
+      <w:r>
+        <w:rPr>
+          <w:rFonts w:ascii="Arial" w:hAnsi="Arial" w:cs="Arial"/>
+          <w:sz w:val="22"/>
+          <w:szCs w:val="22"/>
+        </w:rPr>
+        <w:t>calculoCostoEmpleado</w:t>
+      </w:r>
+      <w:proofErr w:type="spellEnd"/>
+      <w:r>
+        <w:rPr>
+          <w:rFonts w:ascii="Arial" w:hAnsi="Arial" w:cs="Arial"/>
+          <w:sz w:val="22"/>
+          <w:szCs w:val="22"/>
+        </w:rPr>
+        <w:t>(</w:t>
+      </w:r>
+      <w:proofErr w:type="spellStart"/>
+      <w:proofErr w:type="gramEnd"/>
+      <w:r>
+        <w:rPr>
+          <w:rFonts w:ascii="Arial" w:hAnsi="Arial" w:cs="Arial"/>
+          <w:sz w:val="22"/>
+          <w:szCs w:val="22"/>
+        </w:rPr>
+        <w:t>double</w:t>
+      </w:r>
+      <w:proofErr w:type="spellEnd"/>
+      <w:r>
+        <w:rPr>
+          <w:rFonts w:ascii="Arial" w:hAnsi="Arial" w:cs="Arial"/>
+          <w:sz w:val="22"/>
+          <w:szCs w:val="22"/>
+        </w:rPr>
+        <w:t xml:space="preserve"> </w:t>
+      </w:r>
+      <w:proofErr w:type="spellStart"/>
+      <w:r>
+        <w:rPr>
+          <w:rFonts w:ascii="Arial" w:hAnsi="Arial" w:cs="Arial"/>
+          <w:sz w:val="22"/>
+          <w:szCs w:val="22"/>
+        </w:rPr>
+        <w:t>cantidadDiasFinalizacion</w:t>
+      </w:r>
+      <w:proofErr w:type="spellEnd"/>
+      <w:r>
+        <w:rPr>
+          <w:rFonts w:ascii="Arial" w:hAnsi="Arial" w:cs="Arial"/>
+          <w:sz w:val="22"/>
+          <w:szCs w:val="22"/>
+        </w:rPr>
+        <w:t>)</w:t>
+      </w:r>
+    </w:p>
+    <w:p>
+      <w:pPr>
+        <w:pStyle w:val="NormalWeb"/>
+        <w:numPr>
+          <w:ilvl w:val="0"/>
+          <w:numId w:val="14"/>
+        </w:numPr>
+        <w:rPr>
+          <w:rFonts w:ascii="Arial" w:hAnsi="Arial" w:cs="Arial"/>
+          <w:sz w:val="22"/>
+          <w:szCs w:val="22"/>
+        </w:rPr>
+      </w:pPr>
+      <w:proofErr w:type="spellStart"/>
+      <w:r>
+        <w:rPr>
+          <w:rFonts w:ascii="Arial" w:hAnsi="Arial" w:cs="Arial"/>
+          <w:sz w:val="22"/>
+          <w:szCs w:val="22"/>
+        </w:rPr>
+        <w:t>public</w:t>
+      </w:r>
+      <w:proofErr w:type="spellEnd"/>
+      <w:r>
+        <w:rPr>
+          <w:rFonts w:ascii="Arial" w:hAnsi="Arial" w:cs="Arial"/>
+          <w:sz w:val="22"/>
+          <w:szCs w:val="22"/>
+        </w:rPr>
+        <w:t xml:space="preserve"> </w:t>
+      </w:r>
+      <w:proofErr w:type="spellStart"/>
+      <w:r>
+        <w:rPr>
+          <w:rFonts w:ascii="Arial" w:hAnsi="Arial" w:cs="Arial"/>
+          <w:sz w:val="22"/>
+          <w:szCs w:val="22"/>
+        </w:rPr>
+        <w:t>String</w:t>
+      </w:r>
+      <w:proofErr w:type="spellEnd"/>
+      <w:r>
+        <w:rPr>
+          <w:rFonts w:ascii="Arial" w:hAnsi="Arial" w:cs="Arial"/>
+          <w:sz w:val="22"/>
+          <w:szCs w:val="22"/>
+        </w:rPr>
+        <w:t xml:space="preserve"> </w:t>
+      </w:r>
+      <w:proofErr w:type="spellStart"/>
+      <w:proofErr w:type="gramStart"/>
+      <w:r>
+        <w:rPr>
+          <w:rFonts w:ascii="Arial" w:hAnsi="Arial" w:cs="Arial"/>
+          <w:sz w:val="22"/>
+          <w:szCs w:val="22"/>
+        </w:rPr>
+        <w:t>toString</w:t>
+      </w:r>
+      <w:proofErr w:type="spellEnd"/>
+      <w:r>
+        <w:rPr>
+          <w:rFonts w:ascii="Arial" w:hAnsi="Arial" w:cs="Arial"/>
+          <w:sz w:val="22"/>
+          <w:szCs w:val="22"/>
+        </w:rPr>
+        <w:t>(</w:t>
+      </w:r>
+      <w:proofErr w:type="gramEnd"/>
+      <w:r>
+        <w:rPr>
+          <w:rFonts w:ascii="Arial" w:hAnsi="Arial" w:cs="Arial"/>
+          <w:sz w:val="22"/>
+          <w:szCs w:val="22"/>
+        </w:rPr>
+        <w:t>)</w:t>
       </w:r>
     </w:p>
     <w:p>
@@ -4656,7 +5264,7 @@
           <w:rFonts w:ascii="Arial" w:hAnsi="Arial" w:cs="Arial"/>
         </w:rPr>
         <w:pict w14:anchorId="4D59D866">
-          <v:rect id="_x0000_i1076" style="width:0;height:1.5pt" o:hralign="center" o:hrstd="t" o:hr="t" fillcolor="#a0a0a0" stroked="f"/>
+          <v:rect id="_x0000_i1029" style="width:0;height:1.5pt" o:hralign="center" o:hrstd="t" o:hr="t" fillcolor="#a0a0a0" stroked="f"/>
         </w:pict>
       </w:r>
     </w:p>
@@ -5168,9 +5776,8 @@
         <w:rPr>
           <w:rFonts w:ascii="Arial" w:hAnsi="Arial" w:cs="Arial"/>
         </w:rPr>
-        <w:lastRenderedPageBreak/>
         <w:pict w14:anchorId="0ACF9C2C">
-          <v:rect id="_x0000_i1077" style="width:0;height:1.5pt" o:hralign="center" o:hrstd="t" o:hr="t" fillcolor="#a0a0a0" stroked="f"/>
+          <v:rect id="_x0000_i1030" style="width:0;height:1.5pt" o:hralign="center" o:hrstd="t" o:hr="t" fillcolor="#a0a0a0" stroked="f"/>
         </w:pict>
       </w:r>
     </w:p>
@@ -5476,6 +6083,7 @@
         <w:t xml:space="preserve"> </w:t>
       </w:r>
       <w:proofErr w:type="spellStart"/>
+      <w:proofErr w:type="gramStart"/>
       <w:r>
         <w:rPr>
           <w:rFonts w:ascii="Arial" w:hAnsi="Arial" w:cs="Arial"/>
@@ -5491,7 +6099,16 @@
           <w:sz w:val="22"/>
           <w:szCs w:val="22"/>
         </w:rPr>
-        <w:t>()</w:t>
+        <w:t>(</w:t>
+      </w:r>
+      <w:proofErr w:type="gramEnd"/>
+      <w:r>
+        <w:rPr>
+          <w:rFonts w:ascii="Arial" w:hAnsi="Arial" w:cs="Arial"/>
+          <w:sz w:val="22"/>
+          <w:szCs w:val="22"/>
+        </w:rPr>
+        <w:t>)</w:t>
       </w:r>
     </w:p>
     <w:p>
@@ -5563,6 +6180,7 @@
         <w:t xml:space="preserve"> </w:t>
       </w:r>
       <w:proofErr w:type="spellStart"/>
+      <w:proofErr w:type="gramStart"/>
       <w:r>
         <w:rPr>
           <w:rFonts w:ascii="Arial" w:hAnsi="Arial" w:cs="Arial"/>
@@ -5581,6 +6199,7 @@
         <w:t>(</w:t>
       </w:r>
       <w:proofErr w:type="spellStart"/>
+      <w:proofErr w:type="gramEnd"/>
       <w:r>
         <w:rPr>
           <w:rFonts w:ascii="Arial" w:hAnsi="Arial" w:cs="Arial"/>
@@ -5685,6 +6304,7 @@
         <w:t xml:space="preserve"> </w:t>
       </w:r>
       <w:proofErr w:type="spellStart"/>
+      <w:proofErr w:type="gramStart"/>
       <w:r>
         <w:rPr>
           <w:rFonts w:ascii="Arial" w:hAnsi="Arial" w:cs="Arial"/>
@@ -5703,6 +6323,7 @@
         <w:t>(</w:t>
       </w:r>
       <w:proofErr w:type="spellStart"/>
+      <w:proofErr w:type="gramEnd"/>
       <w:r>
         <w:rPr>
           <w:rFonts w:ascii="Arial" w:hAnsi="Arial" w:cs="Arial"/>
@@ -5843,6 +6464,7 @@
         <w:t xml:space="preserve"> </w:t>
       </w:r>
       <w:proofErr w:type="spellStart"/>
+      <w:proofErr w:type="gramStart"/>
       <w:r>
         <w:rPr>
           <w:rFonts w:ascii="Arial" w:hAnsi="Arial" w:cs="Arial"/>
@@ -5876,7 +6498,16 @@
           <w:sz w:val="22"/>
           <w:szCs w:val="22"/>
         </w:rPr>
-        <w:t xml:space="preserve">[] </w:t>
+        <w:t>[</w:t>
+      </w:r>
+      <w:proofErr w:type="gramEnd"/>
+      <w:r>
+        <w:rPr>
+          <w:rFonts w:ascii="Arial" w:hAnsi="Arial" w:cs="Arial"/>
+          <w:sz w:val="22"/>
+          <w:szCs w:val="22"/>
+        </w:rPr>
+        <w:t xml:space="preserve">] </w:t>
       </w:r>
       <w:proofErr w:type="spellStart"/>
       <w:r>
@@ -5897,6 +6528,7 @@
         <w:t xml:space="preserve">, </w:t>
       </w:r>
       <w:proofErr w:type="spellStart"/>
+      <w:proofErr w:type="gramStart"/>
       <w:r>
         <w:rPr>
           <w:rFonts w:ascii="Arial" w:hAnsi="Arial" w:cs="Arial"/>
@@ -5912,7 +6544,16 @@
           <w:sz w:val="22"/>
           <w:szCs w:val="22"/>
         </w:rPr>
-        <w:t xml:space="preserve">[] </w:t>
+        <w:t>[</w:t>
+      </w:r>
+      <w:proofErr w:type="gramEnd"/>
+      <w:r>
+        <w:rPr>
+          <w:rFonts w:ascii="Arial" w:hAnsi="Arial" w:cs="Arial"/>
+          <w:sz w:val="22"/>
+          <w:szCs w:val="22"/>
+        </w:rPr>
+        <w:t xml:space="preserve">] </w:t>
       </w:r>
       <w:proofErr w:type="spellStart"/>
       <w:r>
@@ -5933,6 +6574,7 @@
         <w:t xml:space="preserve">, </w:t>
       </w:r>
       <w:proofErr w:type="spellStart"/>
+      <w:proofErr w:type="gramStart"/>
       <w:r>
         <w:rPr>
           <w:rFonts w:ascii="Arial" w:hAnsi="Arial" w:cs="Arial"/>
@@ -5948,7 +6590,16 @@
           <w:sz w:val="22"/>
           <w:szCs w:val="22"/>
         </w:rPr>
-        <w:t xml:space="preserve">[] </w:t>
+        <w:t>[</w:t>
+      </w:r>
+      <w:proofErr w:type="gramEnd"/>
+      <w:r>
+        <w:rPr>
+          <w:rFonts w:ascii="Arial" w:hAnsi="Arial" w:cs="Arial"/>
+          <w:sz w:val="22"/>
+          <w:szCs w:val="22"/>
+        </w:rPr>
+        <w:t xml:space="preserve">] </w:t>
       </w:r>
       <w:proofErr w:type="spellStart"/>
       <w:r>
@@ -5998,6 +6649,7 @@
         <w:t xml:space="preserve"> domicilio, </w:t>
       </w:r>
       <w:proofErr w:type="spellStart"/>
+      <w:proofErr w:type="gramStart"/>
       <w:r>
         <w:rPr>
           <w:rFonts w:ascii="Arial" w:hAnsi="Arial" w:cs="Arial"/>
@@ -6013,7 +6665,16 @@
           <w:sz w:val="22"/>
           <w:szCs w:val="22"/>
         </w:rPr>
-        <w:t xml:space="preserve">[] cliente, </w:t>
+        <w:t>[</w:t>
+      </w:r>
+      <w:proofErr w:type="gramEnd"/>
+      <w:r>
+        <w:rPr>
+          <w:rFonts w:ascii="Arial" w:hAnsi="Arial" w:cs="Arial"/>
+          <w:sz w:val="22"/>
+          <w:szCs w:val="22"/>
+        </w:rPr>
+        <w:t xml:space="preserve">] cliente, </w:t>
       </w:r>
       <w:proofErr w:type="spellStart"/>
       <w:r>
@@ -6120,6 +6781,7 @@
         <w:t xml:space="preserve"> </w:t>
       </w:r>
       <w:proofErr w:type="spellStart"/>
+      <w:proofErr w:type="gramStart"/>
       <w:r>
         <w:rPr>
           <w:rFonts w:ascii="Arial" w:hAnsi="Arial" w:cs="Arial"/>
@@ -6138,6 +6800,7 @@
         <w:t>(</w:t>
       </w:r>
       <w:proofErr w:type="spellStart"/>
+      <w:proofErr w:type="gramEnd"/>
       <w:r>
         <w:rPr>
           <w:rFonts w:ascii="Arial" w:hAnsi="Arial" w:cs="Arial"/>
@@ -6201,6 +6864,7 @@
         <w:t>titulo</w:t>
       </w:r>
       <w:proofErr w:type="spellEnd"/>
+      <w:proofErr w:type="gramStart"/>
       <w:r>
         <w:rPr>
           <w:rFonts w:ascii="Arial" w:hAnsi="Arial" w:cs="Arial"/>
@@ -6217,6 +6881,7 @@
         </w:rPr>
         <w:t>;</w:t>
       </w:r>
+      <w:proofErr w:type="gramEnd"/>
     </w:p>
     <w:p>
       <w:pPr>
@@ -6268,6 +6933,7 @@
         <w:t xml:space="preserve"> </w:t>
       </w:r>
       <w:proofErr w:type="spellStart"/>
+      <w:proofErr w:type="gramStart"/>
       <w:r>
         <w:rPr>
           <w:rFonts w:ascii="Arial" w:hAnsi="Arial" w:cs="Arial"/>
@@ -6286,6 +6952,7 @@
         <w:t>(</w:t>
       </w:r>
       <w:proofErr w:type="spellStart"/>
+      <w:proofErr w:type="gramEnd"/>
       <w:r>
         <w:rPr>
           <w:rFonts w:ascii="Arial" w:hAnsi="Arial" w:cs="Arial"/>
@@ -6416,6 +7083,7 @@
         <w:t xml:space="preserve"> </w:t>
       </w:r>
       <w:proofErr w:type="spellStart"/>
+      <w:proofErr w:type="gramStart"/>
       <w:r>
         <w:rPr>
           <w:rFonts w:ascii="Arial" w:hAnsi="Arial" w:cs="Arial"/>
@@ -6434,6 +7102,7 @@
         <w:t>(</w:t>
       </w:r>
       <w:proofErr w:type="spellStart"/>
+      <w:proofErr w:type="gramEnd"/>
       <w:r>
         <w:rPr>
           <w:rFonts w:ascii="Arial" w:hAnsi="Arial" w:cs="Arial"/>
@@ -6600,6 +7269,7 @@
         <w:t xml:space="preserve"> </w:t>
       </w:r>
       <w:proofErr w:type="spellStart"/>
+      <w:proofErr w:type="gramStart"/>
       <w:r>
         <w:rPr>
           <w:rFonts w:ascii="Arial" w:hAnsi="Arial" w:cs="Arial"/>
@@ -6618,6 +7288,7 @@
         <w:t>(</w:t>
       </w:r>
       <w:proofErr w:type="spellStart"/>
+      <w:proofErr w:type="gramEnd"/>
       <w:r>
         <w:rPr>
           <w:rFonts w:ascii="Arial" w:hAnsi="Arial" w:cs="Arial"/>
@@ -6820,6 +7491,7 @@
         <w:t xml:space="preserve"> </w:t>
       </w:r>
       <w:proofErr w:type="spellStart"/>
+      <w:proofErr w:type="gramStart"/>
       <w:r>
         <w:rPr>
           <w:rFonts w:ascii="Arial" w:hAnsi="Arial" w:cs="Arial"/>
@@ -6838,6 +7510,7 @@
         <w:t>(</w:t>
       </w:r>
       <w:proofErr w:type="spellStart"/>
+      <w:proofErr w:type="gramEnd"/>
       <w:r>
         <w:rPr>
           <w:rFonts w:ascii="Arial" w:hAnsi="Arial" w:cs="Arial"/>
@@ -6901,6 +7574,7 @@
         <w:t>titulo</w:t>
       </w:r>
       <w:proofErr w:type="spellEnd"/>
+      <w:proofErr w:type="gramStart"/>
       <w:r>
         <w:rPr>
           <w:rFonts w:ascii="Arial" w:hAnsi="Arial" w:cs="Arial"/>
@@ -6917,6 +7591,7 @@
         </w:rPr>
         <w:t>;</w:t>
       </w:r>
+      <w:proofErr w:type="gramEnd"/>
     </w:p>
     <w:p>
       <w:pPr>
@@ -6968,6 +7643,7 @@
         <w:t xml:space="preserve"> </w:t>
       </w:r>
       <w:proofErr w:type="spellStart"/>
+      <w:proofErr w:type="gramStart"/>
       <w:r>
         <w:rPr>
           <w:rFonts w:ascii="Arial" w:hAnsi="Arial" w:cs="Arial"/>
@@ -6986,6 +7662,7 @@
         <w:t>(</w:t>
       </w:r>
       <w:proofErr w:type="spellStart"/>
+      <w:proofErr w:type="gramEnd"/>
       <w:r>
         <w:rPr>
           <w:rFonts w:ascii="Arial" w:hAnsi="Arial" w:cs="Arial"/>
@@ -7096,6 +7773,7 @@
           <w:sz w:val="22"/>
           <w:szCs w:val="22"/>
         </w:rPr>
+        <w:lastRenderedPageBreak/>
         <w:t>public</w:t>
       </w:r>
       <w:proofErr w:type="spellEnd"/>
@@ -7126,6 +7804,7 @@
         <w:t xml:space="preserve"> </w:t>
       </w:r>
       <w:proofErr w:type="spellStart"/>
+      <w:proofErr w:type="gramStart"/>
       <w:r>
         <w:rPr>
           <w:rFonts w:ascii="Arial" w:hAnsi="Arial" w:cs="Arial"/>
@@ -7144,6 +7823,7 @@
         <w:t>(</w:t>
       </w:r>
       <w:proofErr w:type="spellStart"/>
+      <w:proofErr w:type="gramEnd"/>
       <w:r>
         <w:rPr>
           <w:rFonts w:ascii="Arial" w:hAnsi="Arial" w:cs="Arial"/>
@@ -7284,6 +7964,7 @@
         <w:t xml:space="preserve"> </w:t>
       </w:r>
       <w:proofErr w:type="spellStart"/>
+      <w:proofErr w:type="gramStart"/>
       <w:r>
         <w:rPr>
           <w:rFonts w:ascii="Arial" w:hAnsi="Arial" w:cs="Arial"/>
@@ -7302,6 +7983,7 @@
         <w:t>(</w:t>
       </w:r>
       <w:proofErr w:type="spellStart"/>
+      <w:proofErr w:type="gramEnd"/>
       <w:r>
         <w:rPr>
           <w:rFonts w:ascii="Arial" w:hAnsi="Arial" w:cs="Arial"/>
@@ -7399,7 +8081,6 @@
           <w:sz w:val="22"/>
           <w:szCs w:val="22"/>
         </w:rPr>
-        <w:lastRenderedPageBreak/>
         <w:t>// CONSULTAS Y REPORTES</w:t>
       </w:r>
     </w:p>
@@ -7453,6 +8134,7 @@
         <w:t xml:space="preserve"> </w:t>
       </w:r>
       <w:proofErr w:type="spellStart"/>
+      <w:proofErr w:type="gramStart"/>
       <w:r>
         <w:rPr>
           <w:rFonts w:ascii="Arial" w:hAnsi="Arial" w:cs="Arial"/>
@@ -7471,6 +8153,7 @@
         <w:t>(</w:t>
       </w:r>
       <w:proofErr w:type="spellStart"/>
+      <w:proofErr w:type="gramEnd"/>
       <w:r>
         <w:rPr>
           <w:rFonts w:ascii="Arial" w:hAnsi="Arial" w:cs="Arial"/>
@@ -7593,6 +8276,7 @@
         <w:t xml:space="preserve">&gt;&gt; </w:t>
       </w:r>
       <w:proofErr w:type="spellStart"/>
+      <w:proofErr w:type="gramStart"/>
       <w:r>
         <w:rPr>
           <w:rFonts w:ascii="Arial" w:hAnsi="Arial" w:cs="Arial"/>
@@ -7608,7 +8292,16 @@
           <w:sz w:val="22"/>
           <w:szCs w:val="22"/>
         </w:rPr>
-        <w:t>();</w:t>
+        <w:t>(</w:t>
+      </w:r>
+      <w:proofErr w:type="gramEnd"/>
+      <w:r>
+        <w:rPr>
+          <w:rFonts w:ascii="Arial" w:hAnsi="Arial" w:cs="Arial"/>
+          <w:sz w:val="22"/>
+          <w:szCs w:val="22"/>
+        </w:rPr>
+        <w:t>);</w:t>
       </w:r>
     </w:p>
     <w:p>
@@ -7697,6 +8390,7 @@
         <w:t xml:space="preserve">&gt;&gt; </w:t>
       </w:r>
       <w:proofErr w:type="spellStart"/>
+      <w:proofErr w:type="gramStart"/>
       <w:r>
         <w:rPr>
           <w:rFonts w:ascii="Arial" w:hAnsi="Arial" w:cs="Arial"/>
@@ -7712,7 +8406,16 @@
           <w:sz w:val="22"/>
           <w:szCs w:val="22"/>
         </w:rPr>
-        <w:t>();</w:t>
+        <w:t>(</w:t>
+      </w:r>
+      <w:proofErr w:type="gramEnd"/>
+      <w:r>
+        <w:rPr>
+          <w:rFonts w:ascii="Arial" w:hAnsi="Arial" w:cs="Arial"/>
+          <w:sz w:val="22"/>
+          <w:szCs w:val="22"/>
+        </w:rPr>
+        <w:t>);</w:t>
       </w:r>
     </w:p>
     <w:p>
@@ -7801,6 +8504,7 @@
         <w:t xml:space="preserve">&gt;&gt; </w:t>
       </w:r>
       <w:proofErr w:type="spellStart"/>
+      <w:proofErr w:type="gramStart"/>
       <w:r>
         <w:rPr>
           <w:rFonts w:ascii="Arial" w:hAnsi="Arial" w:cs="Arial"/>
@@ -7816,7 +8520,16 @@
           <w:sz w:val="22"/>
           <w:szCs w:val="22"/>
         </w:rPr>
-        <w:t>();</w:t>
+        <w:t>(</w:t>
+      </w:r>
+      <w:proofErr w:type="gramEnd"/>
+      <w:r>
+        <w:rPr>
+          <w:rFonts w:ascii="Arial" w:hAnsi="Arial" w:cs="Arial"/>
+          <w:sz w:val="22"/>
+          <w:szCs w:val="22"/>
+        </w:rPr>
+        <w:t>);</w:t>
       </w:r>
     </w:p>
     <w:p>
@@ -7851,6 +8564,7 @@
         <w:t xml:space="preserve"> </w:t>
       </w:r>
       <w:proofErr w:type="spellStart"/>
+      <w:proofErr w:type="gramStart"/>
       <w:r>
         <w:rPr>
           <w:rFonts w:ascii="Arial" w:hAnsi="Arial" w:cs="Arial"/>
@@ -7866,9 +8580,19 @@
           <w:sz w:val="22"/>
           <w:szCs w:val="22"/>
         </w:rPr>
-        <w:t xml:space="preserve">[] </w:t>
-      </w:r>
-      <w:proofErr w:type="spellStart"/>
+        <w:t>[</w:t>
+      </w:r>
+      <w:proofErr w:type="gramEnd"/>
+      <w:r>
+        <w:rPr>
+          <w:rFonts w:ascii="Arial" w:hAnsi="Arial" w:cs="Arial"/>
+          <w:sz w:val="22"/>
+          <w:szCs w:val="22"/>
+        </w:rPr>
+        <w:t xml:space="preserve">] </w:t>
+      </w:r>
+      <w:proofErr w:type="spellStart"/>
+      <w:proofErr w:type="gramStart"/>
       <w:r>
         <w:rPr>
           <w:rFonts w:ascii="Arial" w:hAnsi="Arial" w:cs="Arial"/>
@@ -7884,7 +8608,16 @@
           <w:sz w:val="22"/>
           <w:szCs w:val="22"/>
         </w:rPr>
-        <w:t>();</w:t>
+        <w:t>(</w:t>
+      </w:r>
+      <w:proofErr w:type="gramEnd"/>
+      <w:r>
+        <w:rPr>
+          <w:rFonts w:ascii="Arial" w:hAnsi="Arial" w:cs="Arial"/>
+          <w:sz w:val="22"/>
+          <w:szCs w:val="22"/>
+        </w:rPr>
+        <w:t>);</w:t>
       </w:r>
     </w:p>
     <w:p>
@@ -7937,6 +8670,7 @@
         <w:t xml:space="preserve"> </w:t>
       </w:r>
       <w:proofErr w:type="spellStart"/>
+      <w:proofErr w:type="gramStart"/>
       <w:r>
         <w:rPr>
           <w:rFonts w:ascii="Arial" w:hAnsi="Arial" w:cs="Arial"/>
@@ -7955,6 +8689,7 @@
         <w:t>(</w:t>
       </w:r>
       <w:proofErr w:type="spellStart"/>
+      <w:proofErr w:type="gramEnd"/>
       <w:r>
         <w:rPr>
           <w:rFonts w:ascii="Arial" w:hAnsi="Arial" w:cs="Arial"/>
@@ -8041,6 +8776,7 @@
         <w:t xml:space="preserve"> </w:t>
       </w:r>
       <w:proofErr w:type="spellStart"/>
+      <w:proofErr w:type="gramStart"/>
       <w:r>
         <w:rPr>
           <w:rFonts w:ascii="Arial" w:hAnsi="Arial" w:cs="Arial"/>
@@ -8059,6 +8795,7 @@
         <w:t>(</w:t>
       </w:r>
       <w:proofErr w:type="spellStart"/>
+      <w:proofErr w:type="gramEnd"/>
       <w:r>
         <w:rPr>
           <w:rFonts w:ascii="Arial" w:hAnsi="Arial" w:cs="Arial"/>
@@ -8163,6 +8900,7 @@
         <w:t xml:space="preserve">&gt;&gt; </w:t>
       </w:r>
       <w:proofErr w:type="spellStart"/>
+      <w:proofErr w:type="gramStart"/>
       <w:r>
         <w:rPr>
           <w:rFonts w:ascii="Arial" w:hAnsi="Arial" w:cs="Arial"/>
@@ -8181,6 +8919,7 @@
         <w:t>(</w:t>
       </w:r>
       <w:proofErr w:type="spellStart"/>
+      <w:proofErr w:type="gramEnd"/>
       <w:r>
         <w:rPr>
           <w:rFonts w:ascii="Arial" w:hAnsi="Arial" w:cs="Arial"/>
@@ -8267,6 +9006,7 @@
         <w:t xml:space="preserve"> </w:t>
       </w:r>
       <w:proofErr w:type="spellStart"/>
+      <w:proofErr w:type="gramStart"/>
       <w:r>
         <w:rPr>
           <w:rFonts w:ascii="Arial" w:hAnsi="Arial" w:cs="Arial"/>
@@ -8282,9 +9022,19 @@
           <w:sz w:val="22"/>
           <w:szCs w:val="22"/>
         </w:rPr>
-        <w:t xml:space="preserve">[] </w:t>
-      </w:r>
-      <w:proofErr w:type="spellStart"/>
+        <w:t>[</w:t>
+      </w:r>
+      <w:proofErr w:type="gramEnd"/>
+      <w:r>
+        <w:rPr>
+          <w:rFonts w:ascii="Arial" w:hAnsi="Arial" w:cs="Arial"/>
+          <w:sz w:val="22"/>
+          <w:szCs w:val="22"/>
+        </w:rPr>
+        <w:t xml:space="preserve">] </w:t>
+      </w:r>
+      <w:proofErr w:type="spellStart"/>
+      <w:proofErr w:type="gramStart"/>
       <w:r>
         <w:rPr>
           <w:rFonts w:ascii="Arial" w:hAnsi="Arial" w:cs="Arial"/>
@@ -8303,6 +9053,7 @@
         <w:t>(</w:t>
       </w:r>
       <w:proofErr w:type="spellStart"/>
+      <w:proofErr w:type="gramEnd"/>
       <w:r>
         <w:rPr>
           <w:rFonts w:ascii="Arial" w:hAnsi="Arial" w:cs="Arial"/>
@@ -8371,6 +9122,7 @@
         <w:t xml:space="preserve"> </w:t>
       </w:r>
       <w:proofErr w:type="spellStart"/>
+      <w:proofErr w:type="gramStart"/>
       <w:r>
         <w:rPr>
           <w:rFonts w:ascii="Arial" w:hAnsi="Arial" w:cs="Arial"/>
@@ -8386,9 +9138,19 @@
           <w:sz w:val="22"/>
           <w:szCs w:val="22"/>
         </w:rPr>
-        <w:t xml:space="preserve">[] </w:t>
-      </w:r>
-      <w:proofErr w:type="spellStart"/>
+        <w:t>[</w:t>
+      </w:r>
+      <w:proofErr w:type="gramEnd"/>
+      <w:r>
+        <w:rPr>
+          <w:rFonts w:ascii="Arial" w:hAnsi="Arial" w:cs="Arial"/>
+          <w:sz w:val="22"/>
+          <w:szCs w:val="22"/>
+        </w:rPr>
+        <w:t xml:space="preserve">] </w:t>
+      </w:r>
+      <w:proofErr w:type="spellStart"/>
+      <w:proofErr w:type="gramStart"/>
       <w:r>
         <w:rPr>
           <w:rFonts w:ascii="Arial" w:hAnsi="Arial" w:cs="Arial"/>
@@ -8407,6 +9169,7 @@
         <w:t>(</w:t>
       </w:r>
       <w:proofErr w:type="spellStart"/>
+      <w:proofErr w:type="gramEnd"/>
       <w:r>
         <w:rPr>
           <w:rFonts w:ascii="Arial" w:hAnsi="Arial" w:cs="Arial"/>
@@ -8493,6 +9256,7 @@
         <w:t xml:space="preserve"> </w:t>
       </w:r>
       <w:proofErr w:type="spellStart"/>
+      <w:proofErr w:type="gramStart"/>
       <w:r>
         <w:rPr>
           <w:rFonts w:ascii="Arial" w:hAnsi="Arial" w:cs="Arial"/>
@@ -8511,6 +9275,7 @@
         <w:t>(</w:t>
       </w:r>
       <w:proofErr w:type="spellStart"/>
+      <w:proofErr w:type="gramEnd"/>
       <w:r>
         <w:rPr>
           <w:rFonts w:ascii="Arial" w:hAnsi="Arial" w:cs="Arial"/>
@@ -8597,6 +9362,7 @@
         <w:t xml:space="preserve"> </w:t>
       </w:r>
       <w:proofErr w:type="spellStart"/>
+      <w:proofErr w:type="gramStart"/>
       <w:r>
         <w:rPr>
           <w:rFonts w:ascii="Arial" w:hAnsi="Arial" w:cs="Arial"/>
@@ -8615,6 +9381,7 @@
         <w:t>(</w:t>
       </w:r>
       <w:proofErr w:type="spellStart"/>
+      <w:proofErr w:type="gramEnd"/>
       <w:r>
         <w:rPr>
           <w:rFonts w:ascii="Arial" w:hAnsi="Arial" w:cs="Arial"/>
@@ -8716,7 +9483,25 @@
           <w:sz w:val="22"/>
           <w:szCs w:val="22"/>
         </w:rPr>
-        <w:t>&gt;&gt; empleados();</w:t>
+        <w:t xml:space="preserve">&gt;&gt; </w:t>
+      </w:r>
+      <w:proofErr w:type="gramStart"/>
+      <w:r>
+        <w:rPr>
+          <w:rFonts w:ascii="Arial" w:hAnsi="Arial" w:cs="Arial"/>
+          <w:sz w:val="22"/>
+          <w:szCs w:val="22"/>
+        </w:rPr>
+        <w:t>empleados(</w:t>
+      </w:r>
+      <w:proofErr w:type="gramEnd"/>
+      <w:r>
+        <w:rPr>
+          <w:rFonts w:ascii="Arial" w:hAnsi="Arial" w:cs="Arial"/>
+          <w:sz w:val="22"/>
+          <w:szCs w:val="22"/>
+        </w:rPr>
+        <w:t>);</w:t>
       </w:r>
     </w:p>
     <w:p>
@@ -8769,6 +9554,7 @@
         <w:t xml:space="preserve"> </w:t>
       </w:r>
       <w:proofErr w:type="spellStart"/>
+      <w:proofErr w:type="gramStart"/>
       <w:r>
         <w:rPr>
           <w:rFonts w:ascii="Arial" w:hAnsi="Arial" w:cs="Arial"/>
@@ -8787,6 +9573,7 @@
         <w:t>(</w:t>
       </w:r>
       <w:proofErr w:type="spellStart"/>
+      <w:proofErr w:type="gramEnd"/>
       <w:r>
         <w:rPr>
           <w:rFonts w:ascii="Arial" w:hAnsi="Arial" w:cs="Arial"/>
@@ -9016,7 +9803,7 @@
           <w:rFonts w:ascii="Arial" w:hAnsi="Arial" w:cs="Arial"/>
         </w:rPr>
         <w:pict w14:anchorId="59A709AB">
-          <v:rect id="_x0000_i1078" style="width:0;height:1.5pt" o:hralign="center" o:hrstd="t" o:hr="t" fillcolor="#a0a0a0" stroked="f"/>
+          <v:rect id="_x0000_i1031" style="width:0;height:1.5pt" o:hralign="center" o:hrstd="t" o:hr="t" fillcolor="#a0a0a0" stroked="f"/>
         </w:pict>
       </w:r>
     </w:p>
@@ -9400,6 +10187,7 @@
           <w:sz w:val="22"/>
           <w:szCs w:val="22"/>
         </w:rPr>
+        <w:lastRenderedPageBreak/>
         <w:t>private</w:t>
       </w:r>
       <w:proofErr w:type="spellEnd"/>
@@ -9786,7 +10574,6 @@
           <w:sz w:val="22"/>
           <w:szCs w:val="22"/>
         </w:rPr>
-        <w:lastRenderedPageBreak/>
         <w:t>Constructor:</w:t>
       </w:r>
     </w:p>
@@ -9819,7 +10606,16 @@
           <w:sz w:val="22"/>
           <w:szCs w:val="22"/>
         </w:rPr>
-        <w:t xml:space="preserve"> Proyecto(</w:t>
+        <w:t xml:space="preserve"> </w:t>
+      </w:r>
+      <w:proofErr w:type="gramStart"/>
+      <w:r>
+        <w:rPr>
+          <w:rFonts w:ascii="Arial" w:hAnsi="Arial" w:cs="Arial"/>
+          <w:sz w:val="22"/>
+          <w:szCs w:val="22"/>
+        </w:rPr>
+        <w:t>Proyecto(</w:t>
       </w:r>
       <w:proofErr w:type="spellStart"/>
       <w:r>
@@ -9837,9 +10633,19 @@
           <w:sz w:val="22"/>
           <w:szCs w:val="22"/>
         </w:rPr>
-        <w:t xml:space="preserve">[] cliente, </w:t>
-      </w:r>
-      <w:proofErr w:type="spellStart"/>
+        <w:t>[</w:t>
+      </w:r>
+      <w:proofErr w:type="gramEnd"/>
+      <w:r>
+        <w:rPr>
+          <w:rFonts w:ascii="Arial" w:hAnsi="Arial" w:cs="Arial"/>
+          <w:sz w:val="22"/>
+          <w:szCs w:val="22"/>
+        </w:rPr>
+        <w:t xml:space="preserve">] cliente, </w:t>
+      </w:r>
+      <w:proofErr w:type="spellStart"/>
+      <w:proofErr w:type="gramStart"/>
       <w:r>
         <w:rPr>
           <w:rFonts w:ascii="Arial" w:hAnsi="Arial" w:cs="Arial"/>
@@ -9855,7 +10661,16 @@
           <w:sz w:val="22"/>
           <w:szCs w:val="22"/>
         </w:rPr>
-        <w:t xml:space="preserve">[] </w:t>
+        <w:t>[</w:t>
+      </w:r>
+      <w:proofErr w:type="gramEnd"/>
+      <w:r>
+        <w:rPr>
+          <w:rFonts w:ascii="Arial" w:hAnsi="Arial" w:cs="Arial"/>
+          <w:sz w:val="22"/>
+          <w:szCs w:val="22"/>
+        </w:rPr>
+        <w:t xml:space="preserve">] </w:t>
       </w:r>
       <w:proofErr w:type="spellStart"/>
       <w:r>
@@ -9876,6 +10691,7 @@
         <w:t xml:space="preserve">, </w:t>
       </w:r>
       <w:proofErr w:type="spellStart"/>
+      <w:proofErr w:type="gramStart"/>
       <w:r>
         <w:rPr>
           <w:rFonts w:ascii="Arial" w:hAnsi="Arial" w:cs="Arial"/>
@@ -9891,7 +10707,16 @@
           <w:sz w:val="22"/>
           <w:szCs w:val="22"/>
         </w:rPr>
-        <w:t xml:space="preserve">[] </w:t>
+        <w:t>[</w:t>
+      </w:r>
+      <w:proofErr w:type="gramEnd"/>
+      <w:r>
+        <w:rPr>
+          <w:rFonts w:ascii="Arial" w:hAnsi="Arial" w:cs="Arial"/>
+          <w:sz w:val="22"/>
+          <w:szCs w:val="22"/>
+        </w:rPr>
+        <w:t xml:space="preserve">] </w:t>
       </w:r>
       <w:proofErr w:type="spellStart"/>
       <w:r>
@@ -9912,6 +10737,7 @@
         <w:t xml:space="preserve">, </w:t>
       </w:r>
       <w:proofErr w:type="spellStart"/>
+      <w:proofErr w:type="gramStart"/>
       <w:r>
         <w:rPr>
           <w:rFonts w:ascii="Arial" w:hAnsi="Arial" w:cs="Arial"/>
@@ -9927,7 +10753,16 @@
           <w:sz w:val="22"/>
           <w:szCs w:val="22"/>
         </w:rPr>
-        <w:t xml:space="preserve">[] </w:t>
+        <w:t>[</w:t>
+      </w:r>
+      <w:proofErr w:type="gramEnd"/>
+      <w:r>
+        <w:rPr>
+          <w:rFonts w:ascii="Arial" w:hAnsi="Arial" w:cs="Arial"/>
+          <w:sz w:val="22"/>
+          <w:szCs w:val="22"/>
+        </w:rPr>
+        <w:t xml:space="preserve">] </w:t>
       </w:r>
       <w:proofErr w:type="spellStart"/>
       <w:r>
@@ -10135,6 +10970,7 @@
         <w:t xml:space="preserve"> </w:t>
       </w:r>
       <w:proofErr w:type="spellStart"/>
+      <w:proofErr w:type="gramStart"/>
       <w:r>
         <w:rPr>
           <w:rFonts w:ascii="Arial" w:hAnsi="Arial" w:cs="Arial"/>
@@ -10150,7 +10986,16 @@
           <w:sz w:val="22"/>
           <w:szCs w:val="22"/>
         </w:rPr>
-        <w:t>();</w:t>
+        <w:t>(</w:t>
+      </w:r>
+      <w:proofErr w:type="gramEnd"/>
+      <w:r>
+        <w:rPr>
+          <w:rFonts w:ascii="Arial" w:hAnsi="Arial" w:cs="Arial"/>
+          <w:sz w:val="22"/>
+          <w:szCs w:val="22"/>
+        </w:rPr>
+        <w:t>);</w:t>
       </w:r>
     </w:p>
     <w:p>
@@ -10205,6 +11050,7 @@
         <w:t xml:space="preserve"> </w:t>
       </w:r>
       <w:proofErr w:type="spellStart"/>
+      <w:proofErr w:type="gramStart"/>
       <w:r>
         <w:rPr>
           <w:rFonts w:ascii="Arial" w:hAnsi="Arial" w:cs="Arial"/>
@@ -10223,6 +11069,7 @@
         <w:t>(</w:t>
       </w:r>
       <w:proofErr w:type="spellStart"/>
+      <w:proofErr w:type="gramEnd"/>
       <w:r>
         <w:rPr>
           <w:rFonts w:ascii="Arial" w:hAnsi="Arial" w:cs="Arial"/>
@@ -10383,6 +11230,7 @@
         <w:t xml:space="preserve"> </w:t>
       </w:r>
       <w:proofErr w:type="spellStart"/>
+      <w:proofErr w:type="gramStart"/>
       <w:r>
         <w:rPr>
           <w:rFonts w:ascii="Arial" w:hAnsi="Arial" w:cs="Arial"/>
@@ -10398,7 +11246,16 @@
           <w:sz w:val="22"/>
           <w:szCs w:val="22"/>
         </w:rPr>
-        <w:t>();</w:t>
+        <w:t>(</w:t>
+      </w:r>
+      <w:proofErr w:type="gramEnd"/>
+      <w:r>
+        <w:rPr>
+          <w:rFonts w:ascii="Arial" w:hAnsi="Arial" w:cs="Arial"/>
+          <w:sz w:val="22"/>
+          <w:szCs w:val="22"/>
+        </w:rPr>
+        <w:t>);</w:t>
       </w:r>
     </w:p>
     <w:p>
@@ -10453,6 +11310,7 @@
         <w:t xml:space="preserve"> </w:t>
       </w:r>
       <w:proofErr w:type="spellStart"/>
+      <w:proofErr w:type="gramStart"/>
       <w:r>
         <w:rPr>
           <w:rFonts w:ascii="Arial" w:hAnsi="Arial" w:cs="Arial"/>
@@ -10468,7 +11326,16 @@
           <w:sz w:val="22"/>
           <w:szCs w:val="22"/>
         </w:rPr>
-        <w:t>();</w:t>
+        <w:t>(</w:t>
+      </w:r>
+      <w:proofErr w:type="gramEnd"/>
+      <w:r>
+        <w:rPr>
+          <w:rFonts w:ascii="Arial" w:hAnsi="Arial" w:cs="Arial"/>
+          <w:sz w:val="22"/>
+          <w:szCs w:val="22"/>
+        </w:rPr>
+        <w:t>);</w:t>
       </w:r>
     </w:p>
     <w:p>
@@ -10523,6 +11390,7 @@
         <w:t xml:space="preserve"> </w:t>
       </w:r>
       <w:proofErr w:type="spellStart"/>
+      <w:proofErr w:type="gramStart"/>
       <w:r>
         <w:rPr>
           <w:rFonts w:ascii="Arial" w:hAnsi="Arial" w:cs="Arial"/>
@@ -10541,6 +11409,7 @@
         <w:t>(</w:t>
       </w:r>
       <w:proofErr w:type="spellStart"/>
+      <w:proofErr w:type="gramEnd"/>
       <w:r>
         <w:rPr>
           <w:rFonts w:ascii="Arial" w:hAnsi="Arial" w:cs="Arial"/>
@@ -10629,6 +11498,7 @@
         <w:t xml:space="preserve"> </w:t>
       </w:r>
       <w:proofErr w:type="spellStart"/>
+      <w:proofErr w:type="gramStart"/>
       <w:r>
         <w:rPr>
           <w:rFonts w:ascii="Arial" w:hAnsi="Arial" w:cs="Arial"/>
@@ -10644,7 +11514,16 @@
           <w:sz w:val="22"/>
           <w:szCs w:val="22"/>
         </w:rPr>
-        <w:t>();</w:t>
+        <w:t>(</w:t>
+      </w:r>
+      <w:proofErr w:type="gramEnd"/>
+      <w:r>
+        <w:rPr>
+          <w:rFonts w:ascii="Arial" w:hAnsi="Arial" w:cs="Arial"/>
+          <w:sz w:val="22"/>
+          <w:szCs w:val="22"/>
+        </w:rPr>
+        <w:t>);</w:t>
       </w:r>
     </w:p>
     <w:p>
@@ -10699,6 +11578,7 @@
         <w:t xml:space="preserve">&lt;Tarea&gt; </w:t>
       </w:r>
       <w:proofErr w:type="spellStart"/>
+      <w:proofErr w:type="gramStart"/>
       <w:r>
         <w:rPr>
           <w:rFonts w:ascii="Arial" w:hAnsi="Arial" w:cs="Arial"/>
@@ -10714,7 +11594,16 @@
           <w:sz w:val="22"/>
           <w:szCs w:val="22"/>
         </w:rPr>
-        <w:t>();</w:t>
+        <w:t>(</w:t>
+      </w:r>
+      <w:proofErr w:type="gramEnd"/>
+      <w:r>
+        <w:rPr>
+          <w:rFonts w:ascii="Arial" w:hAnsi="Arial" w:cs="Arial"/>
+          <w:sz w:val="22"/>
+          <w:szCs w:val="22"/>
+        </w:rPr>
+        <w:t>);</w:t>
       </w:r>
     </w:p>
     <w:p>
@@ -10769,6 +11658,7 @@
         <w:t xml:space="preserve"> </w:t>
       </w:r>
       <w:proofErr w:type="spellStart"/>
+      <w:proofErr w:type="gramStart"/>
       <w:r>
         <w:rPr>
           <w:rFonts w:ascii="Arial" w:hAnsi="Arial" w:cs="Arial"/>
@@ -10784,7 +11674,16 @@
           <w:sz w:val="22"/>
           <w:szCs w:val="22"/>
         </w:rPr>
-        <w:t>();</w:t>
+        <w:t>(</w:t>
+      </w:r>
+      <w:proofErr w:type="gramEnd"/>
+      <w:r>
+        <w:rPr>
+          <w:rFonts w:ascii="Arial" w:hAnsi="Arial" w:cs="Arial"/>
+          <w:sz w:val="22"/>
+          <w:szCs w:val="22"/>
+        </w:rPr>
+        <w:t>);</w:t>
       </w:r>
     </w:p>
     <w:p>
@@ -10821,6 +11720,7 @@
         <w:t xml:space="preserve"> Tarea </w:t>
       </w:r>
       <w:proofErr w:type="spellStart"/>
+      <w:proofErr w:type="gramStart"/>
       <w:r>
         <w:rPr>
           <w:rFonts w:ascii="Arial" w:hAnsi="Arial" w:cs="Arial"/>
@@ -10839,6 +11739,7 @@
         <w:t>(</w:t>
       </w:r>
       <w:proofErr w:type="spellStart"/>
+      <w:proofErr w:type="gramEnd"/>
       <w:r>
         <w:rPr>
           <w:rFonts w:ascii="Arial" w:hAnsi="Arial" w:cs="Arial"/>
@@ -10927,6 +11828,7 @@
         <w:t xml:space="preserve"> </w:t>
       </w:r>
       <w:proofErr w:type="spellStart"/>
+      <w:proofErr w:type="gramStart"/>
       <w:r>
         <w:rPr>
           <w:rFonts w:ascii="Arial" w:hAnsi="Arial" w:cs="Arial"/>
@@ -10945,6 +11847,7 @@
         <w:t>(</w:t>
       </w:r>
       <w:proofErr w:type="spellStart"/>
+      <w:proofErr w:type="gramEnd"/>
       <w:r>
         <w:rPr>
           <w:rFonts w:ascii="Arial" w:hAnsi="Arial" w:cs="Arial"/>
@@ -11033,6 +11936,7 @@
         <w:t xml:space="preserve"> </w:t>
       </w:r>
       <w:proofErr w:type="spellStart"/>
+      <w:proofErr w:type="gramStart"/>
       <w:r>
         <w:rPr>
           <w:rFonts w:ascii="Arial" w:hAnsi="Arial" w:cs="Arial"/>
@@ -11051,6 +11955,7 @@
         <w:t>(</w:t>
       </w:r>
       <w:proofErr w:type="spellStart"/>
+      <w:proofErr w:type="gramEnd"/>
       <w:r>
         <w:rPr>
           <w:rFonts w:ascii="Arial" w:hAnsi="Arial" w:cs="Arial"/>
@@ -11139,6 +12044,7 @@
         <w:t xml:space="preserve"> </w:t>
       </w:r>
       <w:proofErr w:type="spellStart"/>
+      <w:proofErr w:type="gramStart"/>
       <w:r>
         <w:rPr>
           <w:rFonts w:ascii="Arial" w:hAnsi="Arial" w:cs="Arial"/>
@@ -11157,6 +12063,7 @@
         <w:t>(</w:t>
       </w:r>
       <w:proofErr w:type="spellStart"/>
+      <w:proofErr w:type="gramEnd"/>
       <w:r>
         <w:rPr>
           <w:rFonts w:ascii="Arial" w:hAnsi="Arial" w:cs="Arial"/>
@@ -11227,6 +12134,7 @@
         <w:t xml:space="preserve"> </w:t>
       </w:r>
       <w:proofErr w:type="spellStart"/>
+      <w:proofErr w:type="gramStart"/>
       <w:r>
         <w:rPr>
           <w:rFonts w:ascii="Arial" w:hAnsi="Arial" w:cs="Arial"/>
@@ -11245,6 +12153,7 @@
         <w:t>(</w:t>
       </w:r>
       <w:proofErr w:type="spellStart"/>
+      <w:proofErr w:type="gramEnd"/>
       <w:r>
         <w:rPr>
           <w:rFonts w:ascii="Arial" w:hAnsi="Arial" w:cs="Arial"/>
@@ -11315,6 +12224,7 @@
         <w:t xml:space="preserve"> </w:t>
       </w:r>
       <w:proofErr w:type="spellStart"/>
+      <w:proofErr w:type="gramStart"/>
       <w:r>
         <w:rPr>
           <w:rFonts w:ascii="Arial" w:hAnsi="Arial" w:cs="Arial"/>
@@ -11330,7 +12240,16 @@
           <w:sz w:val="22"/>
           <w:szCs w:val="22"/>
         </w:rPr>
-        <w:t>();</w:t>
+        <w:t>(</w:t>
+      </w:r>
+      <w:proofErr w:type="gramEnd"/>
+      <w:r>
+        <w:rPr>
+          <w:rFonts w:ascii="Arial" w:hAnsi="Arial" w:cs="Arial"/>
+          <w:sz w:val="22"/>
+          <w:szCs w:val="22"/>
+        </w:rPr>
+        <w:t>);</w:t>
       </w:r>
     </w:p>
     <w:p>
@@ -11385,6 +12304,7 @@
         <w:t xml:space="preserve"> </w:t>
       </w:r>
       <w:proofErr w:type="spellStart"/>
+      <w:proofErr w:type="gramStart"/>
       <w:r>
         <w:rPr>
           <w:rFonts w:ascii="Arial" w:hAnsi="Arial" w:cs="Arial"/>
@@ -11400,7 +12320,16 @@
           <w:sz w:val="22"/>
           <w:szCs w:val="22"/>
         </w:rPr>
-        <w:t>();</w:t>
+        <w:t>(</w:t>
+      </w:r>
+      <w:proofErr w:type="gramEnd"/>
+      <w:r>
+        <w:rPr>
+          <w:rFonts w:ascii="Arial" w:hAnsi="Arial" w:cs="Arial"/>
+          <w:sz w:val="22"/>
+          <w:szCs w:val="22"/>
+        </w:rPr>
+        <w:t>);</w:t>
       </w:r>
     </w:p>
     <w:p>
@@ -11455,6 +12384,7 @@
         <w:t xml:space="preserve"> </w:t>
       </w:r>
       <w:proofErr w:type="spellStart"/>
+      <w:proofErr w:type="gramStart"/>
       <w:r>
         <w:rPr>
           <w:rFonts w:ascii="Arial" w:hAnsi="Arial" w:cs="Arial"/>
@@ -11470,7 +12400,16 @@
           <w:sz w:val="22"/>
           <w:szCs w:val="22"/>
         </w:rPr>
-        <w:t>();</w:t>
+        <w:t>(</w:t>
+      </w:r>
+      <w:proofErr w:type="gramEnd"/>
+      <w:r>
+        <w:rPr>
+          <w:rFonts w:ascii="Arial" w:hAnsi="Arial" w:cs="Arial"/>
+          <w:sz w:val="22"/>
+          <w:szCs w:val="22"/>
+        </w:rPr>
+        <w:t>);</w:t>
       </w:r>
     </w:p>
     <w:p>
@@ -11525,6 +12464,7 @@
         <w:t xml:space="preserve"> </w:t>
       </w:r>
       <w:proofErr w:type="spellStart"/>
+      <w:proofErr w:type="gramStart"/>
       <w:r>
         <w:rPr>
           <w:rFonts w:ascii="Arial" w:hAnsi="Arial" w:cs="Arial"/>
@@ -11540,7 +12480,16 @@
           <w:sz w:val="22"/>
           <w:szCs w:val="22"/>
         </w:rPr>
-        <w:t>();</w:t>
+        <w:t>(</w:t>
+      </w:r>
+      <w:proofErr w:type="gramEnd"/>
+      <w:r>
+        <w:rPr>
+          <w:rFonts w:ascii="Arial" w:hAnsi="Arial" w:cs="Arial"/>
+          <w:sz w:val="22"/>
+          <w:szCs w:val="22"/>
+        </w:rPr>
+        <w:t>);</w:t>
       </w:r>
     </w:p>
     <w:p>
@@ -11595,6 +12544,7 @@
         <w:t xml:space="preserve"> </w:t>
       </w:r>
       <w:proofErr w:type="spellStart"/>
+      <w:proofErr w:type="gramStart"/>
       <w:r>
         <w:rPr>
           <w:rFonts w:ascii="Arial" w:hAnsi="Arial" w:cs="Arial"/>
@@ -11613,6 +12563,7 @@
         <w:t>(</w:t>
       </w:r>
       <w:proofErr w:type="spellStart"/>
+      <w:proofErr w:type="gramEnd"/>
       <w:r>
         <w:rPr>
           <w:rFonts w:ascii="Arial" w:hAnsi="Arial" w:cs="Arial"/>
@@ -11921,9 +12872,8 @@
           <w:sz w:val="22"/>
           <w:szCs w:val="22"/>
         </w:rPr>
-        <w:lastRenderedPageBreak/>
         <w:pict w14:anchorId="782ABC1C">
-          <v:rect id="_x0000_i1079" style="width:0;height:1.5pt" o:hralign="center" o:hrstd="t" o:hr="t" fillcolor="#a0a0a0" stroked="f"/>
+          <v:rect id="_x0000_i1032" style="width:0;height:1.5pt" o:hralign="center" o:hrstd="t" o:hr="t" fillcolor="#a0a0a0" stroked="f"/>
         </w:pict>
       </w:r>
     </w:p>
@@ -12449,9 +13399,19 @@
           <w:sz w:val="22"/>
           <w:szCs w:val="22"/>
         </w:rPr>
-        <w:t xml:space="preserve"> Tarea(</w:t>
-      </w:r>
-      <w:proofErr w:type="spellStart"/>
+        <w:t xml:space="preserve"> </w:t>
+      </w:r>
+      <w:proofErr w:type="gramStart"/>
+      <w:r>
+        <w:rPr>
+          <w:rFonts w:ascii="Arial" w:hAnsi="Arial" w:cs="Arial"/>
+          <w:sz w:val="22"/>
+          <w:szCs w:val="22"/>
+        </w:rPr>
+        <w:t>Tarea(</w:t>
+      </w:r>
+      <w:proofErr w:type="spellStart"/>
+      <w:proofErr w:type="gramEnd"/>
       <w:r>
         <w:rPr>
           <w:rFonts w:ascii="Arial" w:hAnsi="Arial" w:cs="Arial"/>
@@ -12629,6 +13589,7 @@
         <w:t xml:space="preserve"> </w:t>
       </w:r>
       <w:proofErr w:type="spellStart"/>
+      <w:proofErr w:type="gramStart"/>
       <w:r>
         <w:rPr>
           <w:rFonts w:ascii="Arial" w:hAnsi="Arial" w:cs="Arial"/>
@@ -12644,7 +13605,16 @@
           <w:sz w:val="22"/>
           <w:szCs w:val="22"/>
         </w:rPr>
-        <w:t>(Empleado empleado);</w:t>
+        <w:t>(</w:t>
+      </w:r>
+      <w:proofErr w:type="gramEnd"/>
+      <w:r>
+        <w:rPr>
+          <w:rFonts w:ascii="Arial" w:hAnsi="Arial" w:cs="Arial"/>
+          <w:sz w:val="22"/>
+          <w:szCs w:val="22"/>
+        </w:rPr>
+        <w:t>Empleado empleado);</w:t>
       </w:r>
     </w:p>
     <w:p>
@@ -12697,6 +13667,7 @@
         <w:t xml:space="preserve"> </w:t>
       </w:r>
       <w:proofErr w:type="spellStart"/>
+      <w:proofErr w:type="gramStart"/>
       <w:r>
         <w:rPr>
           <w:rFonts w:ascii="Arial" w:hAnsi="Arial" w:cs="Arial"/>
@@ -12712,7 +13683,16 @@
           <w:sz w:val="22"/>
           <w:szCs w:val="22"/>
         </w:rPr>
-        <w:t>();</w:t>
+        <w:t>(</w:t>
+      </w:r>
+      <w:proofErr w:type="gramEnd"/>
+      <w:r>
+        <w:rPr>
+          <w:rFonts w:ascii="Arial" w:hAnsi="Arial" w:cs="Arial"/>
+          <w:sz w:val="22"/>
+          <w:szCs w:val="22"/>
+        </w:rPr>
+        <w:t>);</w:t>
       </w:r>
     </w:p>
     <w:p>
@@ -12765,6 +13745,7 @@
         <w:t xml:space="preserve"> </w:t>
       </w:r>
       <w:proofErr w:type="spellStart"/>
+      <w:proofErr w:type="gramStart"/>
       <w:r>
         <w:rPr>
           <w:rFonts w:ascii="Arial" w:hAnsi="Arial" w:cs="Arial"/>
@@ -12783,6 +13764,7 @@
         <w:t>(</w:t>
       </w:r>
       <w:proofErr w:type="spellStart"/>
+      <w:proofErr w:type="gramEnd"/>
       <w:r>
         <w:rPr>
           <w:rFonts w:ascii="Arial" w:hAnsi="Arial" w:cs="Arial"/>
@@ -12869,6 +13851,7 @@
         <w:t xml:space="preserve"> </w:t>
       </w:r>
       <w:proofErr w:type="spellStart"/>
+      <w:proofErr w:type="gramStart"/>
       <w:r>
         <w:rPr>
           <w:rFonts w:ascii="Arial" w:hAnsi="Arial" w:cs="Arial"/>
@@ -12884,7 +13867,16 @@
           <w:sz w:val="22"/>
           <w:szCs w:val="22"/>
         </w:rPr>
-        <w:t>();</w:t>
+        <w:t>(</w:t>
+      </w:r>
+      <w:proofErr w:type="gramEnd"/>
+      <w:r>
+        <w:rPr>
+          <w:rFonts w:ascii="Arial" w:hAnsi="Arial" w:cs="Arial"/>
+          <w:sz w:val="22"/>
+          <w:szCs w:val="22"/>
+        </w:rPr>
+        <w:t>);</w:t>
       </w:r>
     </w:p>
     <w:p>
@@ -12937,6 +13929,7 @@
         <w:t xml:space="preserve"> </w:t>
       </w:r>
       <w:proofErr w:type="spellStart"/>
+      <w:proofErr w:type="gramStart"/>
       <w:r>
         <w:rPr>
           <w:rFonts w:ascii="Arial" w:hAnsi="Arial" w:cs="Arial"/>
@@ -12955,6 +13948,7 @@
         <w:t>(</w:t>
       </w:r>
       <w:proofErr w:type="spellStart"/>
+      <w:proofErr w:type="gramEnd"/>
       <w:r>
         <w:rPr>
           <w:rFonts w:ascii="Arial" w:hAnsi="Arial" w:cs="Arial"/>
@@ -13041,6 +14035,7 @@
         <w:t xml:space="preserve"> </w:t>
       </w:r>
       <w:proofErr w:type="spellStart"/>
+      <w:proofErr w:type="gramStart"/>
       <w:r>
         <w:rPr>
           <w:rFonts w:ascii="Arial" w:hAnsi="Arial" w:cs="Arial"/>
@@ -13056,7 +14051,16 @@
           <w:sz w:val="22"/>
           <w:szCs w:val="22"/>
         </w:rPr>
-        <w:t>();</w:t>
+        <w:t>(</w:t>
+      </w:r>
+      <w:proofErr w:type="gramEnd"/>
+      <w:r>
+        <w:rPr>
+          <w:rFonts w:ascii="Arial" w:hAnsi="Arial" w:cs="Arial"/>
+          <w:sz w:val="22"/>
+          <w:szCs w:val="22"/>
+        </w:rPr>
+        <w:t>);</w:t>
       </w:r>
     </w:p>
     <w:p>
@@ -13109,6 +14113,7 @@
         <w:t xml:space="preserve"> </w:t>
       </w:r>
       <w:proofErr w:type="spellStart"/>
+      <w:proofErr w:type="gramStart"/>
       <w:r>
         <w:rPr>
           <w:rFonts w:ascii="Arial" w:hAnsi="Arial" w:cs="Arial"/>
@@ -13127,6 +14132,7 @@
         <w:t>(</w:t>
       </w:r>
       <w:proofErr w:type="spellStart"/>
+      <w:proofErr w:type="gramEnd"/>
       <w:r>
         <w:rPr>
           <w:rFonts w:ascii="Arial" w:hAnsi="Arial" w:cs="Arial"/>
@@ -13195,6 +14201,7 @@
         <w:t xml:space="preserve"> Empleado </w:t>
       </w:r>
       <w:proofErr w:type="spellStart"/>
+      <w:proofErr w:type="gramStart"/>
       <w:r>
         <w:rPr>
           <w:rFonts w:ascii="Arial" w:hAnsi="Arial" w:cs="Arial"/>
@@ -13210,7 +14217,16 @@
           <w:sz w:val="22"/>
           <w:szCs w:val="22"/>
         </w:rPr>
-        <w:t>();</w:t>
+        <w:t>(</w:t>
+      </w:r>
+      <w:proofErr w:type="gramEnd"/>
+      <w:r>
+        <w:rPr>
+          <w:rFonts w:ascii="Arial" w:hAnsi="Arial" w:cs="Arial"/>
+          <w:sz w:val="22"/>
+          <w:szCs w:val="22"/>
+        </w:rPr>
+        <w:t>);</w:t>
       </w:r>
     </w:p>
     <w:p>
@@ -13263,6 +14279,7 @@
         <w:t xml:space="preserve"> </w:t>
       </w:r>
       <w:proofErr w:type="spellStart"/>
+      <w:proofErr w:type="gramStart"/>
       <w:r>
         <w:rPr>
           <w:rFonts w:ascii="Arial" w:hAnsi="Arial" w:cs="Arial"/>
@@ -13281,6 +14298,7 @@
         <w:t>(</w:t>
       </w:r>
       <w:proofErr w:type="spellStart"/>
+      <w:proofErr w:type="gramEnd"/>
       <w:r>
         <w:rPr>
           <w:rFonts w:ascii="Arial" w:hAnsi="Arial" w:cs="Arial"/>
@@ -13349,6 +14367,7 @@
         <w:t xml:space="preserve"> </w:t>
       </w:r>
       <w:proofErr w:type="spellStart"/>
+      <w:proofErr w:type="gramStart"/>
       <w:r>
         <w:rPr>
           <w:rFonts w:ascii="Arial" w:hAnsi="Arial" w:cs="Arial"/>
@@ -13364,7 +14383,16 @@
           <w:sz w:val="22"/>
           <w:szCs w:val="22"/>
         </w:rPr>
-        <w:t>();</w:t>
+        <w:t>(</w:t>
+      </w:r>
+      <w:proofErr w:type="gramEnd"/>
+      <w:r>
+        <w:rPr>
+          <w:rFonts w:ascii="Arial" w:hAnsi="Arial" w:cs="Arial"/>
+          <w:sz w:val="22"/>
+          <w:szCs w:val="22"/>
+        </w:rPr>
+        <w:t>);</w:t>
       </w:r>
     </w:p>
     <w:p>
@@ -13417,6 +14445,7 @@
         <w:t xml:space="preserve"> </w:t>
       </w:r>
       <w:proofErr w:type="spellStart"/>
+      <w:proofErr w:type="gramStart"/>
       <w:r>
         <w:rPr>
           <w:rFonts w:ascii="Arial" w:hAnsi="Arial" w:cs="Arial"/>
@@ -13432,7 +14461,16 @@
           <w:sz w:val="22"/>
           <w:szCs w:val="22"/>
         </w:rPr>
-        <w:t>();</w:t>
+        <w:t>(</w:t>
+      </w:r>
+      <w:proofErr w:type="gramEnd"/>
+      <w:r>
+        <w:rPr>
+          <w:rFonts w:ascii="Arial" w:hAnsi="Arial" w:cs="Arial"/>
+          <w:sz w:val="22"/>
+          <w:szCs w:val="22"/>
+        </w:rPr>
+        <w:t>);</w:t>
       </w:r>
     </w:p>
     <w:p>
@@ -13485,6 +14523,7 @@
         <w:t xml:space="preserve"> </w:t>
       </w:r>
       <w:proofErr w:type="spellStart"/>
+      <w:proofErr w:type="gramStart"/>
       <w:r>
         <w:rPr>
           <w:rFonts w:ascii="Arial" w:hAnsi="Arial" w:cs="Arial"/>
@@ -13500,7 +14539,16 @@
           <w:sz w:val="22"/>
           <w:szCs w:val="22"/>
         </w:rPr>
-        <w:t>();</w:t>
+        <w:t>(</w:t>
+      </w:r>
+      <w:proofErr w:type="gramEnd"/>
+      <w:r>
+        <w:rPr>
+          <w:rFonts w:ascii="Arial" w:hAnsi="Arial" w:cs="Arial"/>
+          <w:sz w:val="22"/>
+          <w:szCs w:val="22"/>
+        </w:rPr>
+        <w:t>);</w:t>
       </w:r>
     </w:p>
     <w:p>
@@ -13553,6 +14601,7 @@
         <w:t xml:space="preserve"> </w:t>
       </w:r>
       <w:proofErr w:type="spellStart"/>
+      <w:proofErr w:type="gramStart"/>
       <w:r>
         <w:rPr>
           <w:rFonts w:ascii="Arial" w:hAnsi="Arial" w:cs="Arial"/>
@@ -13568,7 +14617,16 @@
           <w:sz w:val="22"/>
           <w:szCs w:val="22"/>
         </w:rPr>
-        <w:t>();</w:t>
+        <w:t>(</w:t>
+      </w:r>
+      <w:proofErr w:type="gramEnd"/>
+      <w:r>
+        <w:rPr>
+          <w:rFonts w:ascii="Arial" w:hAnsi="Arial" w:cs="Arial"/>
+          <w:sz w:val="22"/>
+          <w:szCs w:val="22"/>
+        </w:rPr>
+        <w:t>);</w:t>
       </w:r>
     </w:p>
     <w:p>
@@ -13621,6 +14679,7 @@
         <w:t xml:space="preserve"> </w:t>
       </w:r>
       <w:proofErr w:type="spellStart"/>
+      <w:proofErr w:type="gramStart"/>
       <w:r>
         <w:rPr>
           <w:rFonts w:ascii="Arial" w:hAnsi="Arial" w:cs="Arial"/>
@@ -13636,7 +14695,16 @@
           <w:sz w:val="22"/>
           <w:szCs w:val="22"/>
         </w:rPr>
-        <w:t>();</w:t>
+        <w:t>(</w:t>
+      </w:r>
+      <w:proofErr w:type="gramEnd"/>
+      <w:r>
+        <w:rPr>
+          <w:rFonts w:ascii="Arial" w:hAnsi="Arial" w:cs="Arial"/>
+          <w:sz w:val="22"/>
+          <w:szCs w:val="22"/>
+        </w:rPr>
+        <w:t>);</w:t>
       </w:r>
     </w:p>
     <w:p>
@@ -13689,6 +14757,7 @@
         <w:t xml:space="preserve"> </w:t>
       </w:r>
       <w:proofErr w:type="spellStart"/>
+      <w:proofErr w:type="gramStart"/>
       <w:r>
         <w:rPr>
           <w:rFonts w:ascii="Arial" w:hAnsi="Arial" w:cs="Arial"/>
@@ -13704,7 +14773,16 @@
           <w:sz w:val="22"/>
           <w:szCs w:val="22"/>
         </w:rPr>
-        <w:t>();</w:t>
+        <w:t>(</w:t>
+      </w:r>
+      <w:proofErr w:type="gramEnd"/>
+      <w:r>
+        <w:rPr>
+          <w:rFonts w:ascii="Arial" w:hAnsi="Arial" w:cs="Arial"/>
+          <w:sz w:val="22"/>
+          <w:szCs w:val="22"/>
+        </w:rPr>
+        <w:t>);</w:t>
       </w:r>
     </w:p>
     <w:p>
@@ -13747,6 +14825,7 @@
           <w:sz w:val="22"/>
           <w:szCs w:val="22"/>
         </w:rPr>
+        <w:lastRenderedPageBreak/>
         <w:t>cantidadDiasFinalizacion</w:t>
       </w:r>
       <w:proofErr w:type="spellEnd"/>
@@ -13906,9 +14985,8 @@
         <w:rPr>
           <w:rFonts w:ascii="Arial" w:hAnsi="Arial" w:cs="Arial"/>
         </w:rPr>
-        <w:lastRenderedPageBreak/>
         <w:pict w14:anchorId="1A7F79F5">
-          <v:rect id="_x0000_i1080" style="width:0;height:1.5pt" o:hralign="center" o:hrstd="t" o:hr="t" fillcolor="#a0a0a0" stroked="f"/>
+          <v:rect id="_x0000_i1044" style="width:0;height:1.5pt" o:hralign="center" o:hrstd="t" o:hr="t" fillcolor="#a0a0a0" stroked="f"/>
         </w:pict>
       </w:r>
     </w:p>
@@ -14125,7 +15203,25 @@
           <w:sz w:val="22"/>
           <w:szCs w:val="22"/>
         </w:rPr>
-        <w:t xml:space="preserve"> Tupla(T1 valor1, T2 valor2)</w:t>
+        <w:t xml:space="preserve"> </w:t>
+      </w:r>
+      <w:proofErr w:type="gramStart"/>
+      <w:r>
+        <w:rPr>
+          <w:rFonts w:ascii="Arial" w:hAnsi="Arial" w:cs="Arial"/>
+          <w:sz w:val="22"/>
+          <w:szCs w:val="22"/>
+        </w:rPr>
+        <w:t>Tupla(</w:t>
+      </w:r>
+      <w:proofErr w:type="gramEnd"/>
+      <w:r>
+        <w:rPr>
+          <w:rFonts w:ascii="Arial" w:hAnsi="Arial" w:cs="Arial"/>
+          <w:sz w:val="22"/>
+          <w:szCs w:val="22"/>
+        </w:rPr>
+        <w:t>T1 valor1, T2 valor2)</w:t>
       </w:r>
     </w:p>
     <w:p>
@@ -14317,6 +15413,17 @@
         <w:ind w:left="-284" w:right="-1085"/>
         <w:rPr>
           <w:rFonts w:ascii="Arial" w:hAnsi="Arial" w:cs="Arial"/>
+          <w:noProof/>
+          <w:lang w:val="en-US" w:eastAsia="en-US"/>
+        </w:rPr>
+      </w:pPr>
+    </w:p>
+    <w:p>
+      <w:pPr>
+        <w:pStyle w:val="NormalWeb"/>
+        <w:ind w:left="-284" w:right="-1085"/>
+        <w:rPr>
+          <w:rFonts w:ascii="Arial" w:hAnsi="Arial" w:cs="Arial"/>
           <w:b/>
           <w:bCs/>
           <w:sz w:val="32"/>
@@ -14331,26 +15438,10 @@
         </w:rPr>
         <w:lastRenderedPageBreak/>
         <w:drawing>
-          <wp:anchor distT="0" distB="0" distL="114300" distR="114300" simplePos="0" relativeHeight="251658240" behindDoc="0" locked="0" layoutInCell="1" allowOverlap="1" wp14:anchorId="21776307" wp14:editId="114EDFEF">
-            <wp:simplePos x="0" y="0"/>
-            <wp:positionH relativeFrom="column">
-              <wp:posOffset>-1706245</wp:posOffset>
-            </wp:positionH>
-            <wp:positionV relativeFrom="paragraph">
-              <wp:posOffset>742950</wp:posOffset>
-            </wp:positionV>
-            <wp:extent cx="9057640" cy="7590155"/>
-            <wp:effectExtent l="0" t="9208" r="953" b="952"/>
-            <wp:wrapThrough wrapText="bothSides">
-              <wp:wrapPolygon edited="0">
-                <wp:start x="-22" y="21574"/>
-                <wp:lineTo x="21557" y="21574"/>
-                <wp:lineTo x="21557" y="52"/>
-                <wp:lineTo x="-22" y="52"/>
-                <wp:lineTo x="-22" y="21574"/>
-              </wp:wrapPolygon>
-            </wp:wrapThrough>
-            <wp:docPr id="1482451103" name="Imagen 4"/>
+          <wp:inline distT="0" distB="0" distL="0" distR="0" wp14:anchorId="14A36470" wp14:editId="7182C999">
+            <wp:extent cx="9038442" cy="6649964"/>
+            <wp:effectExtent l="0" t="6032" r="4762" b="4763"/>
+            <wp:docPr id="541812782" name="Imagen 1"/>
             <wp:cNvGraphicFramePr>
               <a:graphicFrameLocks xmlns:a="http://schemas.openxmlformats.org/drawingml/2006/main" noChangeAspect="1"/>
             </wp:cNvGraphicFramePr>
@@ -14358,13 +15449,13 @@
               <a:graphicData uri="http://schemas.openxmlformats.org/drawingml/2006/picture">
                 <pic:pic xmlns:pic="http://schemas.openxmlformats.org/drawingml/2006/picture">
                   <pic:nvPicPr>
-                    <pic:cNvPr id="0" name="Picture 4"/>
+                    <pic:cNvPr id="0" name="Picture 10"/>
                     <pic:cNvPicPr>
                       <a:picLocks noChangeAspect="1" noChangeArrowheads="1"/>
                     </pic:cNvPicPr>
                   </pic:nvPicPr>
                   <pic:blipFill>
-                    <a:blip r:embed="rId9">
+                    <a:blip r:embed="rId9" cstate="print">
                       <a:extLst>
                         <a:ext uri="{28A0092B-C50C-407E-A947-70E740481C1C}">
                           <a14:useLocalDpi xmlns:a14="http://schemas.microsoft.com/office/drawing/2010/main" val="0"/>
@@ -14379,7 +15470,7 @@
                   <pic:spPr bwMode="auto">
                     <a:xfrm rot="5400000">
                       <a:off x="0" y="0"/>
-                      <a:ext cx="9057640" cy="7590155"/>
+                      <a:ext cx="9038442" cy="6649964"/>
                     </a:xfrm>
                     <a:prstGeom prst="rect">
                       <a:avLst/>
@@ -14392,13 +15483,7 @@
                 </pic:pic>
               </a:graphicData>
             </a:graphic>
-            <wp14:sizeRelH relativeFrom="margin">
-              <wp14:pctWidth>0</wp14:pctWidth>
-            </wp14:sizeRelH>
-            <wp14:sizeRelV relativeFrom="margin">
-              <wp14:pctHeight>0</wp14:pctHeight>
-            </wp14:sizeRelV>
-          </wp:anchor>
+          </wp:inline>
         </w:drawing>
       </w:r>
       <w:r>
@@ -14439,11 +15524,19 @@
           <w:rFonts w:ascii="Arial" w:hAnsi="Arial" w:cs="Arial"/>
         </w:rPr>
       </w:pPr>
-      <w:r>
-        <w:rPr>
-          <w:rFonts w:ascii="Arial" w:hAnsi="Arial" w:cs="Arial"/>
-        </w:rPr>
-        <w:t xml:space="preserve">Herencia : Se utiliza herencia en las clases </w:t>
+      <w:proofErr w:type="gramStart"/>
+      <w:r>
+        <w:rPr>
+          <w:rFonts w:ascii="Arial" w:hAnsi="Arial" w:cs="Arial"/>
+        </w:rPr>
+        <w:t>Herencia :</w:t>
+      </w:r>
+      <w:proofErr w:type="gramEnd"/>
+      <w:r>
+        <w:rPr>
+          <w:rFonts w:ascii="Arial" w:hAnsi="Arial" w:cs="Arial"/>
+        </w:rPr>
+        <w:t xml:space="preserve"> Se utiliza herencia en las clases </w:t>
       </w:r>
       <w:proofErr w:type="spellStart"/>
       <w:r>
@@ -14471,7 +15564,13 @@
         <w:rPr>
           <w:rFonts w:ascii="Arial" w:hAnsi="Arial" w:cs="Arial"/>
         </w:rPr>
-        <w:t xml:space="preserve"> para que utilicen las variables y </w:t>
+        <w:t xml:space="preserve"> para que utilicen las variables</w:t>
+      </w:r>
+      <w:r>
+        <w:rPr>
+          <w:rFonts w:ascii="Arial" w:hAnsi="Arial" w:cs="Arial"/>
+        </w:rPr>
+        <w:t xml:space="preserve">, </w:t>
       </w:r>
       <w:proofErr w:type="spellStart"/>
       <w:r>
@@ -14485,6 +15584,12 @@
         <w:rPr>
           <w:rFonts w:ascii="Arial" w:hAnsi="Arial" w:cs="Arial"/>
         </w:rPr>
+        <w:t xml:space="preserve"> y constructor</w:t>
+      </w:r>
+      <w:r>
+        <w:rPr>
+          <w:rFonts w:ascii="Arial" w:hAnsi="Arial" w:cs="Arial"/>
+        </w:rPr>
         <w:t xml:space="preserve"> de la clase Padre Empleado.</w:t>
       </w:r>
     </w:p>
@@ -14567,7 +15672,33 @@
         <w:rPr>
           <w:rFonts w:ascii="Arial" w:hAnsi="Arial" w:cs="Arial"/>
         </w:rPr>
-        <w:t xml:space="preserve">: La sobreescritura fue utilizada en  los </w:t>
+        <w:t xml:space="preserve">: La sobreescritura </w:t>
+      </w:r>
+      <w:r>
+        <w:rPr>
+          <w:rFonts w:ascii="Arial" w:hAnsi="Arial" w:cs="Arial"/>
+        </w:rPr>
+        <w:t>es</w:t>
+      </w:r>
+      <w:r>
+        <w:rPr>
+          <w:rFonts w:ascii="Arial" w:hAnsi="Arial" w:cs="Arial"/>
+        </w:rPr>
+        <w:t xml:space="preserve"> utilizada </w:t>
+      </w:r>
+      <w:proofErr w:type="gramStart"/>
+      <w:r>
+        <w:rPr>
+          <w:rFonts w:ascii="Arial" w:hAnsi="Arial" w:cs="Arial"/>
+        </w:rPr>
+        <w:t>en  los</w:t>
+      </w:r>
+      <w:proofErr w:type="gramEnd"/>
+      <w:r>
+        <w:rPr>
+          <w:rFonts w:ascii="Arial" w:hAnsi="Arial" w:cs="Arial"/>
+        </w:rPr>
+        <w:t xml:space="preserve"> </w:t>
       </w:r>
       <w:proofErr w:type="spellStart"/>
       <w:r>
@@ -14601,7 +15732,85 @@
         <w:rPr>
           <w:rFonts w:ascii="Arial" w:hAnsi="Arial" w:cs="Arial"/>
         </w:rPr>
-        <w:t>y en cada una de las implementaciones de las Interfaces.</w:t>
+        <w:t>y en cada una de las implementaciones de las Interfaces</w:t>
+      </w:r>
+      <w:r>
+        <w:rPr>
+          <w:rFonts w:ascii="Arial" w:hAnsi="Arial" w:cs="Arial"/>
+        </w:rPr>
+        <w:t xml:space="preserve">, </w:t>
+      </w:r>
+      <w:proofErr w:type="spellStart"/>
+      <w:r>
+        <w:rPr>
+          <w:rFonts w:ascii="Arial" w:hAnsi="Arial" w:cs="Arial"/>
+        </w:rPr>
+        <w:t>tambien</w:t>
+      </w:r>
+      <w:proofErr w:type="spellEnd"/>
+      <w:r>
+        <w:rPr>
+          <w:rFonts w:ascii="Arial" w:hAnsi="Arial" w:cs="Arial"/>
+        </w:rPr>
+        <w:t xml:space="preserve"> se </w:t>
+      </w:r>
+      <w:proofErr w:type="spellStart"/>
+      <w:r>
+        <w:rPr>
+          <w:rFonts w:ascii="Arial" w:hAnsi="Arial" w:cs="Arial"/>
+        </w:rPr>
+        <w:t>sobreescriben</w:t>
+      </w:r>
+      <w:proofErr w:type="spellEnd"/>
+      <w:r>
+        <w:rPr>
+          <w:rFonts w:ascii="Arial" w:hAnsi="Arial" w:cs="Arial"/>
+        </w:rPr>
+        <w:t xml:space="preserve"> los </w:t>
+      </w:r>
+      <w:proofErr w:type="spellStart"/>
+      <w:r>
+        <w:rPr>
+          <w:rFonts w:ascii="Arial" w:hAnsi="Arial" w:cs="Arial"/>
+        </w:rPr>
+        <w:t>metodos</w:t>
+      </w:r>
+      <w:proofErr w:type="spellEnd"/>
+      <w:r>
+        <w:rPr>
+          <w:rFonts w:ascii="Arial" w:hAnsi="Arial" w:cs="Arial"/>
+        </w:rPr>
+        <w:t xml:space="preserve"> de calculo de costo de las clases hijas de Empleado. Cada clase utiliza el mismo </w:t>
+      </w:r>
+      <w:proofErr w:type="spellStart"/>
+      <w:r>
+        <w:rPr>
+          <w:rFonts w:ascii="Arial" w:hAnsi="Arial" w:cs="Arial"/>
+        </w:rPr>
+        <w:t>metodo</w:t>
+      </w:r>
+      <w:proofErr w:type="spellEnd"/>
+      <w:r>
+        <w:rPr>
+          <w:rFonts w:ascii="Arial" w:hAnsi="Arial" w:cs="Arial"/>
+        </w:rPr>
+        <w:t xml:space="preserve"> con el mismo </w:t>
+      </w:r>
+      <w:proofErr w:type="spellStart"/>
+      <w:proofErr w:type="gramStart"/>
+      <w:r>
+        <w:rPr>
+          <w:rFonts w:ascii="Arial" w:hAnsi="Arial" w:cs="Arial"/>
+        </w:rPr>
+        <w:t>parametro</w:t>
+      </w:r>
+      <w:proofErr w:type="spellEnd"/>
+      <w:proofErr w:type="gramEnd"/>
+      <w:r>
+        <w:rPr>
+          <w:rFonts w:ascii="Arial" w:hAnsi="Arial" w:cs="Arial"/>
+        </w:rPr>
+        <w:t xml:space="preserve"> pero su implementación interna es totalmente diferente, por lo que podemos afirmar que se utiliza el polimorfismo de forma correcta.</w:t>
       </w:r>
     </w:p>
     <w:p>
@@ -14609,14 +15818,6 @@
         <w:ind w:left="-567"/>
         <w:rPr>
           <w:rFonts w:ascii="Arial" w:hAnsi="Arial" w:cs="Arial"/>
-        </w:rPr>
-      </w:pPr>
-    </w:p>
-    <w:p>
-      <w:pPr>
-        <w:ind w:left="-567"/>
-        <w:rPr>
-          <w:rFonts w:ascii="Arial" w:hAnsi="Arial" w:cs="Arial"/>
           <w:u w:val="single"/>
         </w:rPr>
       </w:pPr>
@@ -14630,31 +15831,7 @@
         <w:rPr>
           <w:rFonts w:ascii="Arial" w:hAnsi="Arial" w:cs="Arial"/>
         </w:rPr>
-        <w:t>Se logra mediante</w:t>
-      </w:r>
-      <w:r>
-        <w:rPr>
-          <w:rFonts w:ascii="Arial" w:hAnsi="Arial" w:cs="Arial"/>
-        </w:rPr>
-        <w:t xml:space="preserve"> la</w:t>
-      </w:r>
-      <w:r>
-        <w:rPr>
-          <w:rFonts w:ascii="Arial" w:hAnsi="Arial" w:cs="Arial"/>
-        </w:rPr>
-        <w:t xml:space="preserve"> clase abstracta</w:t>
-      </w:r>
-      <w:r>
-        <w:rPr>
-          <w:rFonts w:ascii="Arial" w:hAnsi="Arial" w:cs="Arial"/>
-        </w:rPr>
-        <w:t xml:space="preserve"> (Empleado)</w:t>
-      </w:r>
-      <w:r>
-        <w:rPr>
-          <w:rFonts w:ascii="Arial" w:hAnsi="Arial" w:cs="Arial"/>
-        </w:rPr>
-        <w:t xml:space="preserve"> e interfaces, que definen qué hace un objeto, pero no cómo lo hace.</w:t>
+        <w:t>Se logra mediante la clase abstracta (Empleado) e interfaces, que definen qué hace un objeto, pero no cómo lo hace.</w:t>
       </w:r>
     </w:p>
     <w:p>
@@ -16104,11 +17281,19 @@
           <w:rFonts w:ascii="Arial" w:hAnsi="Arial" w:cs="Arial"/>
         </w:rPr>
       </w:pPr>
-      <w:r>
-        <w:rPr>
-          <w:rFonts w:ascii="Arial" w:hAnsi="Arial" w:cs="Arial"/>
-        </w:rPr>
-        <w:t xml:space="preserve">Sobrecarga : El concepto de sobrecarga se utiliza a la hora de </w:t>
+      <w:proofErr w:type="gramStart"/>
+      <w:r>
+        <w:rPr>
+          <w:rFonts w:ascii="Arial" w:hAnsi="Arial" w:cs="Arial"/>
+        </w:rPr>
+        <w:t>Sobrecarga :</w:t>
+      </w:r>
+      <w:proofErr w:type="gramEnd"/>
+      <w:r>
+        <w:rPr>
+          <w:rFonts w:ascii="Arial" w:hAnsi="Arial" w:cs="Arial"/>
+        </w:rPr>
+        <w:t xml:space="preserve"> El concepto de sobrecarga se utiliza a la hora de </w:t>
       </w:r>
       <w:proofErr w:type="spellStart"/>
       <w:r>
@@ -16136,7 +17321,21 @@
         <w:rPr>
           <w:rFonts w:ascii="Arial" w:hAnsi="Arial" w:cs="Arial"/>
         </w:rPr>
-        <w:t xml:space="preserve"> con el mismo nombre pero con distinto tipos de </w:t>
+        <w:t xml:space="preserve"> con el mismo </w:t>
+      </w:r>
+      <w:proofErr w:type="gramStart"/>
+      <w:r>
+        <w:rPr>
+          <w:rFonts w:ascii="Arial" w:hAnsi="Arial" w:cs="Arial"/>
+        </w:rPr>
+        <w:t>nombre</w:t>
+      </w:r>
+      <w:proofErr w:type="gramEnd"/>
+      <w:r>
+        <w:rPr>
+          <w:rFonts w:ascii="Arial" w:hAnsi="Arial" w:cs="Arial"/>
+        </w:rPr>
+        <w:t xml:space="preserve"> pero con distinto tipos de </w:t>
       </w:r>
       <w:proofErr w:type="spellStart"/>
       <w:r>
@@ -16230,6 +17429,7 @@
         <w:t xml:space="preserve"> </w:t>
       </w:r>
       <w:proofErr w:type="spellStart"/>
+      <w:proofErr w:type="gramStart"/>
       <w:r>
         <w:rPr>
           <w:rFonts w:ascii="Consolas" w:hAnsi="Consolas" w:cs="Arial"/>
@@ -16250,6 +17450,7 @@
         <w:t>(</w:t>
       </w:r>
       <w:proofErr w:type="spellStart"/>
+      <w:proofErr w:type="gramEnd"/>
       <w:r>
         <w:rPr>
           <w:rFonts w:ascii="Consolas" w:hAnsi="Consolas" w:cs="Arial"/>
@@ -16340,6 +17541,7 @@
         <w:t xml:space="preserve">    </w:t>
       </w:r>
       <w:proofErr w:type="spellStart"/>
+      <w:proofErr w:type="gramStart"/>
       <w:r>
         <w:rPr>
           <w:rFonts w:ascii="Consolas" w:hAnsi="Consolas" w:cs="Arial"/>
@@ -16357,8 +17559,9 @@
           <w:szCs w:val="20"/>
           <w:lang w:val="es-AR"/>
         </w:rPr>
-        <w:t>(valor &lt; 0){</w:t>
-      </w:r>
+        <w:t>(</w:t>
+      </w:r>
+      <w:proofErr w:type="gramEnd"/>
       <w:r>
         <w:rPr>
           <w:rFonts w:ascii="Consolas" w:hAnsi="Consolas" w:cs="Arial"/>
@@ -16366,10 +17569,9 @@
           <w:szCs w:val="20"/>
           <w:lang w:val="es-AR"/>
         </w:rPr>
-        <w:br/>
-        <w:t xml:space="preserve">        </w:t>
-      </w:r>
-      <w:proofErr w:type="spellStart"/>
+        <w:t xml:space="preserve">valor &lt; </w:t>
+      </w:r>
+      <w:proofErr w:type="gramStart"/>
       <w:r>
         <w:rPr>
           <w:rFonts w:ascii="Consolas" w:hAnsi="Consolas" w:cs="Arial"/>
@@ -16377,9 +17579,9 @@
           <w:szCs w:val="20"/>
           <w:lang w:val="es-AR"/>
         </w:rPr>
-        <w:t>throw</w:t>
-      </w:r>
-      <w:proofErr w:type="spellEnd"/>
+        <w:t>0){</w:t>
+      </w:r>
+      <w:proofErr w:type="gramEnd"/>
       <w:r>
         <w:rPr>
           <w:rFonts w:ascii="Consolas" w:hAnsi="Consolas" w:cs="Arial"/>
@@ -16387,7 +17589,8 @@
           <w:szCs w:val="20"/>
           <w:lang w:val="es-AR"/>
         </w:rPr>
-        <w:t xml:space="preserve"> new </w:t>
+        <w:br/>
+        <w:t xml:space="preserve">        </w:t>
       </w:r>
       <w:proofErr w:type="spellStart"/>
       <w:r>
@@ -16397,7 +17600,7 @@
           <w:szCs w:val="20"/>
           <w:lang w:val="es-AR"/>
         </w:rPr>
-        <w:t>IllegalArgumentException</w:t>
+        <w:t>throw</w:t>
       </w:r>
       <w:proofErr w:type="spellEnd"/>
       <w:r>
@@ -16407,8 +17610,10 @@
           <w:szCs w:val="20"/>
           <w:lang w:val="es-AR"/>
         </w:rPr>
-        <w:t>("El valor no puede ser negativo");</w:t>
-      </w:r>
+        <w:t xml:space="preserve"> new </w:t>
+      </w:r>
+      <w:proofErr w:type="spellStart"/>
+      <w:proofErr w:type="gramStart"/>
       <w:r>
         <w:rPr>
           <w:rFonts w:ascii="Consolas" w:hAnsi="Consolas" w:cs="Arial"/>
@@ -16416,9 +17621,9 @@
           <w:szCs w:val="20"/>
           <w:lang w:val="es-AR"/>
         </w:rPr>
-        <w:br/>
-        <w:t xml:space="preserve">    }</w:t>
-      </w:r>
+        <w:t>IllegalArgumentException</w:t>
+      </w:r>
+      <w:proofErr w:type="spellEnd"/>
       <w:r>
         <w:rPr>
           <w:rFonts w:ascii="Consolas" w:hAnsi="Consolas" w:cs="Arial"/>
@@ -16426,10 +17631,9 @@
           <w:szCs w:val="20"/>
           <w:lang w:val="es-AR"/>
         </w:rPr>
-        <w:br/>
-        <w:t xml:space="preserve">    Empleado </w:t>
-      </w:r>
-      <w:proofErr w:type="spellStart"/>
+        <w:t>(</w:t>
+      </w:r>
+      <w:proofErr w:type="gramEnd"/>
       <w:r>
         <w:rPr>
           <w:rFonts w:ascii="Consolas" w:hAnsi="Consolas" w:cs="Arial"/>
@@ -16437,9 +17641,8 @@
           <w:szCs w:val="20"/>
           <w:lang w:val="es-AR"/>
         </w:rPr>
-        <w:t>empleado</w:t>
-      </w:r>
-      <w:proofErr w:type="spellEnd"/>
+        <w:t>"El valor no puede ser negativo");</w:t>
+      </w:r>
       <w:r>
         <w:rPr>
           <w:rFonts w:ascii="Consolas" w:hAnsi="Consolas" w:cs="Arial"/>
@@ -16447,9 +17650,10 @@
           <w:szCs w:val="20"/>
           <w:lang w:val="es-AR"/>
         </w:rPr>
-        <w:t xml:space="preserve"> = new </w:t>
-      </w:r>
-      <w:proofErr w:type="spellStart"/>
+        <w:br/>
+        <w:t xml:space="preserve">  </w:t>
+      </w:r>
+      <w:proofErr w:type="gramStart"/>
       <w:r>
         <w:rPr>
           <w:rFonts w:ascii="Consolas" w:hAnsi="Consolas" w:cs="Arial"/>
@@ -16457,9 +17661,9 @@
           <w:szCs w:val="20"/>
           <w:lang w:val="es-AR"/>
         </w:rPr>
-        <w:t>EmpleadoContratado</w:t>
-      </w:r>
-      <w:proofErr w:type="spellEnd"/>
+        <w:t xml:space="preserve">  }</w:t>
+      </w:r>
+      <w:proofErr w:type="gramEnd"/>
       <w:r>
         <w:rPr>
           <w:rFonts w:ascii="Consolas" w:hAnsi="Consolas" w:cs="Arial"/>
@@ -16467,7 +17671,8 @@
           <w:szCs w:val="20"/>
           <w:lang w:val="es-AR"/>
         </w:rPr>
-        <w:t>(</w:t>
+        <w:br/>
+        <w:t xml:space="preserve">    Empleado </w:t>
       </w:r>
       <w:proofErr w:type="spellStart"/>
       <w:r>
@@ -16477,7 +17682,7 @@
           <w:szCs w:val="20"/>
           <w:lang w:val="es-AR"/>
         </w:rPr>
-        <w:t>nombre,valor</w:t>
+        <w:t>empleado</w:t>
       </w:r>
       <w:proofErr w:type="spellEnd"/>
       <w:r>
@@ -16487,8 +17692,9 @@
           <w:szCs w:val="20"/>
           <w:lang w:val="es-AR"/>
         </w:rPr>
-        <w:t>);</w:t>
-      </w:r>
+        <w:t xml:space="preserve"> = new </w:t>
+      </w:r>
+      <w:proofErr w:type="spellStart"/>
       <w:r>
         <w:rPr>
           <w:rFonts w:ascii="Consolas" w:hAnsi="Consolas" w:cs="Arial"/>
@@ -16496,10 +17702,9 @@
           <w:szCs w:val="20"/>
           <w:lang w:val="es-AR"/>
         </w:rPr>
-        <w:br/>
-        <w:t xml:space="preserve">    </w:t>
-      </w:r>
-      <w:proofErr w:type="spellStart"/>
+        <w:t>EmpleadoContratado</w:t>
+      </w:r>
+      <w:proofErr w:type="spellEnd"/>
       <w:r>
         <w:rPr>
           <w:rFonts w:ascii="Consolas" w:hAnsi="Consolas" w:cs="Arial"/>
@@ -16507,9 +17712,10 @@
           <w:szCs w:val="20"/>
           <w:lang w:val="es-AR"/>
         </w:rPr>
-        <w:t>empleados.put</w:t>
-      </w:r>
-      <w:proofErr w:type="spellEnd"/>
+        <w:t>(</w:t>
+      </w:r>
+      <w:proofErr w:type="spellStart"/>
+      <w:proofErr w:type="gramStart"/>
       <w:r>
         <w:rPr>
           <w:rFonts w:ascii="Consolas" w:hAnsi="Consolas" w:cs="Arial"/>
@@ -16517,9 +17723,10 @@
           <w:szCs w:val="20"/>
           <w:lang w:val="es-AR"/>
         </w:rPr>
-        <w:t>(</w:t>
-      </w:r>
-      <w:proofErr w:type="spellStart"/>
+        <w:t>nombre,valor</w:t>
+      </w:r>
+      <w:proofErr w:type="spellEnd"/>
+      <w:proofErr w:type="gramEnd"/>
       <w:r>
         <w:rPr>
           <w:rFonts w:ascii="Consolas" w:hAnsi="Consolas" w:cs="Arial"/>
@@ -16527,9 +17734,8 @@
           <w:szCs w:val="20"/>
           <w:lang w:val="es-AR"/>
         </w:rPr>
-        <w:t>empleado.mostrarLegajo</w:t>
-      </w:r>
-      <w:proofErr w:type="spellEnd"/>
+        <w:t>);</w:t>
+      </w:r>
       <w:r>
         <w:rPr>
           <w:rFonts w:ascii="Consolas" w:hAnsi="Consolas" w:cs="Arial"/>
@@ -16537,7 +17743,70 @@
           <w:szCs w:val="20"/>
           <w:lang w:val="es-AR"/>
         </w:rPr>
-        <w:t>(),empleado);</w:t>
+        <w:br/>
+        <w:t xml:space="preserve">    </w:t>
+      </w:r>
+      <w:proofErr w:type="spellStart"/>
+      <w:r>
+        <w:rPr>
+          <w:rFonts w:ascii="Consolas" w:hAnsi="Consolas" w:cs="Arial"/>
+          <w:sz w:val="20"/>
+          <w:szCs w:val="20"/>
+          <w:lang w:val="es-AR"/>
+        </w:rPr>
+        <w:t>empleados.put</w:t>
+      </w:r>
+      <w:proofErr w:type="spellEnd"/>
+      <w:r>
+        <w:rPr>
+          <w:rFonts w:ascii="Consolas" w:hAnsi="Consolas" w:cs="Arial"/>
+          <w:sz w:val="20"/>
+          <w:szCs w:val="20"/>
+          <w:lang w:val="es-AR"/>
+        </w:rPr>
+        <w:t>(</w:t>
+      </w:r>
+      <w:proofErr w:type="spellStart"/>
+      <w:proofErr w:type="gramStart"/>
+      <w:r>
+        <w:rPr>
+          <w:rFonts w:ascii="Consolas" w:hAnsi="Consolas" w:cs="Arial"/>
+          <w:sz w:val="20"/>
+          <w:szCs w:val="20"/>
+          <w:lang w:val="es-AR"/>
+        </w:rPr>
+        <w:t>empleado.mostrarLegajo</w:t>
+      </w:r>
+      <w:proofErr w:type="spellEnd"/>
+      <w:proofErr w:type="gramEnd"/>
+      <w:r>
+        <w:rPr>
+          <w:rFonts w:ascii="Consolas" w:hAnsi="Consolas" w:cs="Arial"/>
+          <w:sz w:val="20"/>
+          <w:szCs w:val="20"/>
+          <w:lang w:val="es-AR"/>
+        </w:rPr>
+        <w:t>(</w:t>
+      </w:r>
+      <w:proofErr w:type="gramStart"/>
+      <w:r>
+        <w:rPr>
+          <w:rFonts w:ascii="Consolas" w:hAnsi="Consolas" w:cs="Arial"/>
+          <w:sz w:val="20"/>
+          <w:szCs w:val="20"/>
+          <w:lang w:val="es-AR"/>
+        </w:rPr>
+        <w:t>),empleado</w:t>
+      </w:r>
+      <w:proofErr w:type="gramEnd"/>
+      <w:r>
+        <w:rPr>
+          <w:rFonts w:ascii="Consolas" w:hAnsi="Consolas" w:cs="Arial"/>
+          <w:sz w:val="20"/>
+          <w:szCs w:val="20"/>
+          <w:lang w:val="es-AR"/>
+        </w:rPr>
+        <w:t>);</w:t>
       </w:r>
       <w:r>
         <w:rPr>
@@ -17287,11 +18556,19 @@
           <w:rFonts w:ascii="Arial" w:hAnsi="Arial" w:cs="Arial"/>
         </w:rPr>
       </w:pPr>
-      <w:r>
-        <w:rPr>
-          <w:rFonts w:ascii="Arial" w:hAnsi="Arial" w:cs="Arial"/>
-        </w:rPr>
-        <w:t>Interfaces : Todas las clases contienen sus propias interfaces.</w:t>
+      <w:proofErr w:type="gramStart"/>
+      <w:r>
+        <w:rPr>
+          <w:rFonts w:ascii="Arial" w:hAnsi="Arial" w:cs="Arial"/>
+        </w:rPr>
+        <w:t>Interfaces :</w:t>
+      </w:r>
+      <w:proofErr w:type="gramEnd"/>
+      <w:r>
+        <w:rPr>
+          <w:rFonts w:ascii="Arial" w:hAnsi="Arial" w:cs="Arial"/>
+        </w:rPr>
+        <w:t xml:space="preserve"> Todas las clases contienen sus propias interfaces.</w:t>
       </w:r>
     </w:p>
     <w:p>
@@ -17305,7 +18582,21 @@
         <w:rPr>
           <w:rFonts w:ascii="Arial" w:hAnsi="Arial" w:cs="Arial"/>
         </w:rPr>
-        <w:t xml:space="preserve">Clases Abstractas : Se utiliza la clase abstracta Empleado, a tal fin que sea solo utilizada por sus hijos </w:t>
+        <w:t xml:space="preserve">Clases </w:t>
+      </w:r>
+      <w:proofErr w:type="gramStart"/>
+      <w:r>
+        <w:rPr>
+          <w:rFonts w:ascii="Arial" w:hAnsi="Arial" w:cs="Arial"/>
+        </w:rPr>
+        <w:t>Abstractas :</w:t>
+      </w:r>
+      <w:proofErr w:type="gramEnd"/>
+      <w:r>
+        <w:rPr>
+          <w:rFonts w:ascii="Arial" w:hAnsi="Arial" w:cs="Arial"/>
+        </w:rPr>
+        <w:t xml:space="preserve"> Se utiliza la clase abstracta Empleado, a tal fin que sea solo utilizada por sus hijos </w:t>
       </w:r>
       <w:proofErr w:type="spellStart"/>
       <w:r>
@@ -17333,7 +18624,33 @@
         <w:rPr>
           <w:rFonts w:ascii="Arial" w:hAnsi="Arial" w:cs="Arial"/>
         </w:rPr>
-        <w:t>, De esta forma los hijos toman los atributos y metodos de la subclase.</w:t>
+        <w:t>, De esta forma los hijos toman los atributos</w:t>
+      </w:r>
+      <w:r>
+        <w:rPr>
+          <w:rFonts w:ascii="Arial" w:hAnsi="Arial" w:cs="Arial"/>
+        </w:rPr>
+        <w:t>, constructor y</w:t>
+      </w:r>
+      <w:r>
+        <w:rPr>
+          <w:rFonts w:ascii="Arial" w:hAnsi="Arial" w:cs="Arial"/>
+        </w:rPr>
+        <w:t xml:space="preserve"> </w:t>
+      </w:r>
+      <w:proofErr w:type="spellStart"/>
+      <w:r>
+        <w:rPr>
+          <w:rFonts w:ascii="Arial" w:hAnsi="Arial" w:cs="Arial"/>
+        </w:rPr>
+        <w:t>metodos</w:t>
+      </w:r>
+      <w:proofErr w:type="spellEnd"/>
+      <w:r>
+        <w:rPr>
+          <w:rFonts w:ascii="Arial" w:hAnsi="Arial" w:cs="Arial"/>
+        </w:rPr>
+        <w:t xml:space="preserve"> de la subclase.</w:t>
       </w:r>
     </w:p>
     <w:p>
@@ -17393,6 +18710,7 @@
         <w:t xml:space="preserve">Iteradores y </w:t>
       </w:r>
       <w:proofErr w:type="spellStart"/>
+      <w:proofErr w:type="gramStart"/>
       <w:r>
         <w:rPr>
           <w:rFonts w:ascii="Arial" w:hAnsi="Arial" w:cs="Arial"/>
@@ -17404,7 +18722,14 @@
         <w:rPr>
           <w:rFonts w:ascii="Arial" w:hAnsi="Arial" w:cs="Arial"/>
         </w:rPr>
-        <w:t xml:space="preserve"> : </w:t>
+        <w:t xml:space="preserve"> :</w:t>
+      </w:r>
+      <w:proofErr w:type="gramEnd"/>
+      <w:r>
+        <w:rPr>
+          <w:rFonts w:ascii="Arial" w:hAnsi="Arial" w:cs="Arial"/>
+        </w:rPr>
+        <w:t xml:space="preserve"> </w:t>
       </w:r>
     </w:p>
     <w:p>
@@ -17451,6 +18776,7 @@
         <w:t xml:space="preserve"> </w:t>
       </w:r>
       <w:proofErr w:type="spellStart"/>
+      <w:proofErr w:type="gramStart"/>
       <w:r>
         <w:rPr>
           <w:rFonts w:ascii="Consolas" w:hAnsi="Consolas"/>
@@ -17464,9 +18790,18 @@
           <w:rFonts w:ascii="Consolas" w:hAnsi="Consolas"/>
           <w:lang w:val="es-AR"/>
         </w:rPr>
-        <w:t xml:space="preserve">[] </w:t>
-      </w:r>
-      <w:proofErr w:type="spellStart"/>
+        <w:t>[</w:t>
+      </w:r>
+      <w:proofErr w:type="gramEnd"/>
+      <w:r>
+        <w:rPr>
+          <w:rFonts w:ascii="Consolas" w:hAnsi="Consolas"/>
+          <w:lang w:val="es-AR"/>
+        </w:rPr>
+        <w:t xml:space="preserve">] </w:t>
+      </w:r>
+      <w:proofErr w:type="spellStart"/>
+      <w:proofErr w:type="gramStart"/>
       <w:r>
         <w:rPr>
           <w:rFonts w:ascii="Consolas" w:hAnsi="Consolas"/>
@@ -17480,7 +18815,15 @@
           <w:rFonts w:ascii="Consolas" w:hAnsi="Consolas"/>
           <w:lang w:val="es-AR"/>
         </w:rPr>
-        <w:t>() {</w:t>
+        <w:t>(</w:t>
+      </w:r>
+      <w:proofErr w:type="gramEnd"/>
+      <w:r>
+        <w:rPr>
+          <w:rFonts w:ascii="Consolas" w:hAnsi="Consolas"/>
+          <w:lang w:val="es-AR"/>
+        </w:rPr>
+        <w:t>) {</w:t>
       </w:r>
       <w:r>
         <w:rPr>
@@ -17536,7 +18879,23 @@
           <w:rFonts w:ascii="Consolas" w:hAnsi="Consolas"/>
           <w:lang w:val="es-AR"/>
         </w:rPr>
-        <w:t>&lt;&gt;();</w:t>
+        <w:t>&lt;</w:t>
+      </w:r>
+      <w:proofErr w:type="gramStart"/>
+      <w:r>
+        <w:rPr>
+          <w:rFonts w:ascii="Consolas" w:hAnsi="Consolas"/>
+          <w:lang w:val="es-AR"/>
+        </w:rPr>
+        <w:t>&gt;(</w:t>
+      </w:r>
+      <w:proofErr w:type="gramEnd"/>
+      <w:r>
+        <w:rPr>
+          <w:rFonts w:ascii="Consolas" w:hAnsi="Consolas"/>
+          <w:lang w:val="es-AR"/>
+        </w:rPr>
+        <w:t>);</w:t>
       </w:r>
       <w:r>
         <w:rPr>
@@ -17579,6 +18938,7 @@
         <w:t xml:space="preserve"> = </w:t>
       </w:r>
       <w:proofErr w:type="spellStart"/>
+      <w:proofErr w:type="gramStart"/>
       <w:r>
         <w:rPr>
           <w:rFonts w:ascii="Consolas" w:hAnsi="Consolas"/>
@@ -17587,12 +18947,21 @@
         <w:t>empleados.values</w:t>
       </w:r>
       <w:proofErr w:type="spellEnd"/>
-      <w:r>
-        <w:rPr>
-          <w:rFonts w:ascii="Consolas" w:hAnsi="Consolas"/>
-          <w:lang w:val="es-AR"/>
-        </w:rPr>
-        <w:t>().</w:t>
+      <w:proofErr w:type="gramEnd"/>
+      <w:r>
+        <w:rPr>
+          <w:rFonts w:ascii="Consolas" w:hAnsi="Consolas"/>
+          <w:lang w:val="es-AR"/>
+        </w:rPr>
+        <w:t>(</w:t>
+      </w:r>
+      <w:proofErr w:type="gramStart"/>
+      <w:r>
+        <w:rPr>
+          <w:rFonts w:ascii="Consolas" w:hAnsi="Consolas"/>
+          <w:lang w:val="es-AR"/>
+        </w:rPr>
+        <w:t>).</w:t>
       </w:r>
       <w:proofErr w:type="spellStart"/>
       <w:r>
@@ -17603,6 +18972,7 @@
         <w:t>iterator</w:t>
       </w:r>
       <w:proofErr w:type="spellEnd"/>
+      <w:proofErr w:type="gramEnd"/>
       <w:r>
         <w:rPr>
           <w:rFonts w:ascii="Consolas" w:hAnsi="Consolas"/>
@@ -17642,6 +19012,7 @@
         <w:t xml:space="preserve"> (</w:t>
       </w:r>
       <w:proofErr w:type="spellStart"/>
+      <w:proofErr w:type="gramStart"/>
       <w:r>
         <w:rPr>
           <w:rFonts w:ascii="Consolas" w:hAnsi="Consolas"/>
@@ -17650,6 +19021,7 @@
         <w:t>it.hasNext</w:t>
       </w:r>
       <w:proofErr w:type="spellEnd"/>
+      <w:proofErr w:type="gramEnd"/>
       <w:r>
         <w:rPr>
           <w:rFonts w:ascii="Consolas" w:hAnsi="Consolas"/>
@@ -17682,6 +19054,7 @@
         <w:t xml:space="preserve"> = </w:t>
       </w:r>
       <w:proofErr w:type="spellStart"/>
+      <w:proofErr w:type="gramStart"/>
       <w:r>
         <w:rPr>
           <w:rFonts w:ascii="Consolas" w:hAnsi="Consolas"/>
@@ -17690,6 +19063,7 @@
         <w:t>it.next</w:t>
       </w:r>
       <w:proofErr w:type="spellEnd"/>
+      <w:proofErr w:type="gramEnd"/>
       <w:r>
         <w:rPr>
           <w:rFonts w:ascii="Consolas" w:hAnsi="Consolas"/>
@@ -17722,6 +19096,7 @@
         <w:t xml:space="preserve"> (</w:t>
       </w:r>
       <w:proofErr w:type="spellStart"/>
+      <w:proofErr w:type="gramStart"/>
       <w:r>
         <w:rPr>
           <w:rFonts w:ascii="Consolas" w:hAnsi="Consolas"/>
@@ -17730,6 +19105,7 @@
         <w:t>empleado.estaDisponible</w:t>
       </w:r>
       <w:proofErr w:type="spellEnd"/>
+      <w:proofErr w:type="gramEnd"/>
       <w:r>
         <w:rPr>
           <w:rFonts w:ascii="Consolas" w:hAnsi="Consolas"/>
@@ -17767,6 +19143,1444 @@
           <w:lang w:val="es-AR"/>
         </w:rPr>
         <w:br/>
+        <w:t xml:space="preserve">      </w:t>
+      </w:r>
+      <w:proofErr w:type="gramStart"/>
+      <w:r>
+        <w:rPr>
+          <w:rFonts w:ascii="Consolas" w:hAnsi="Consolas"/>
+          <w:lang w:val="es-AR"/>
+        </w:rPr>
+        <w:t xml:space="preserve">  }</w:t>
+      </w:r>
+      <w:proofErr w:type="gramEnd"/>
+      <w:r>
+        <w:rPr>
+          <w:rFonts w:ascii="Consolas" w:hAnsi="Consolas"/>
+          <w:lang w:val="es-AR"/>
+        </w:rPr>
+        <w:br/>
+        <w:t xml:space="preserve">  </w:t>
+      </w:r>
+      <w:proofErr w:type="gramStart"/>
+      <w:r>
+        <w:rPr>
+          <w:rFonts w:ascii="Consolas" w:hAnsi="Consolas"/>
+          <w:lang w:val="es-AR"/>
+        </w:rPr>
+        <w:t xml:space="preserve">  }</w:t>
+      </w:r>
+      <w:proofErr w:type="gramEnd"/>
+      <w:r>
+        <w:rPr>
+          <w:rFonts w:ascii="Consolas" w:hAnsi="Consolas"/>
+          <w:lang w:val="es-AR"/>
+        </w:rPr>
+        <w:br/>
+        <w:t xml:space="preserve">    </w:t>
+      </w:r>
+      <w:proofErr w:type="spellStart"/>
+      <w:r>
+        <w:rPr>
+          <w:rFonts w:ascii="Consolas" w:hAnsi="Consolas"/>
+          <w:lang w:val="es-AR"/>
+        </w:rPr>
+        <w:t>return</w:t>
+      </w:r>
+      <w:proofErr w:type="spellEnd"/>
+      <w:r>
+        <w:rPr>
+          <w:rFonts w:ascii="Consolas" w:hAnsi="Consolas"/>
+          <w:lang w:val="es-AR"/>
+        </w:rPr>
+        <w:t xml:space="preserve"> </w:t>
+      </w:r>
+      <w:proofErr w:type="spellStart"/>
+      <w:proofErr w:type="gramStart"/>
+      <w:r>
+        <w:rPr>
+          <w:rFonts w:ascii="Consolas" w:hAnsi="Consolas"/>
+          <w:lang w:val="es-AR"/>
+        </w:rPr>
+        <w:t>lista.toArray</w:t>
+      </w:r>
+      <w:proofErr w:type="spellEnd"/>
+      <w:proofErr w:type="gramEnd"/>
+      <w:r>
+        <w:rPr>
+          <w:rFonts w:ascii="Consolas" w:hAnsi="Consolas"/>
+          <w:lang w:val="es-AR"/>
+        </w:rPr>
+        <w:t>();</w:t>
+      </w:r>
+      <w:r>
+        <w:rPr>
+          <w:rFonts w:ascii="Consolas" w:hAnsi="Consolas"/>
+          <w:lang w:val="es-AR"/>
+        </w:rPr>
+        <w:br/>
+        <w:t>}</w:t>
+      </w:r>
+    </w:p>
+    <w:p>
+      <w:pPr>
+        <w:ind w:left="-567"/>
+        <w:rPr>
+          <w:rFonts w:ascii="Consolas" w:hAnsi="Consolas"/>
+          <w:lang w:val="es-AR"/>
+        </w:rPr>
+      </w:pPr>
+    </w:p>
+    <w:p>
+      <w:pPr>
+        <w:ind w:left="-567"/>
+        <w:rPr>
+          <w:rFonts w:ascii="Consolas" w:hAnsi="Consolas"/>
+          <w:lang w:val="es-AR"/>
+        </w:rPr>
+      </w:pPr>
+      <w:r>
+        <w:rPr>
+          <w:rFonts w:ascii="Consolas" w:hAnsi="Consolas"/>
+          <w:lang w:val="es-AR"/>
+        </w:rPr>
+        <w:t>@Override</w:t>
+      </w:r>
+      <w:r>
+        <w:rPr>
+          <w:rFonts w:ascii="Consolas" w:hAnsi="Consolas"/>
+          <w:lang w:val="es-AR"/>
+        </w:rPr>
+        <w:br/>
+      </w:r>
+      <w:proofErr w:type="spellStart"/>
+      <w:r>
+        <w:rPr>
+          <w:rFonts w:ascii="Consolas" w:hAnsi="Consolas"/>
+          <w:lang w:val="es-AR"/>
+        </w:rPr>
+        <w:t>public</w:t>
+      </w:r>
+      <w:proofErr w:type="spellEnd"/>
+      <w:r>
+        <w:rPr>
+          <w:rFonts w:ascii="Consolas" w:hAnsi="Consolas"/>
+          <w:lang w:val="es-AR"/>
+        </w:rPr>
+        <w:t xml:space="preserve"> </w:t>
+      </w:r>
+      <w:proofErr w:type="spellStart"/>
+      <w:r>
+        <w:rPr>
+          <w:rFonts w:ascii="Consolas" w:hAnsi="Consolas"/>
+          <w:lang w:val="es-AR"/>
+        </w:rPr>
+        <w:t>List</w:t>
+      </w:r>
+      <w:proofErr w:type="spellEnd"/>
+      <w:r>
+        <w:rPr>
+          <w:rFonts w:ascii="Consolas" w:hAnsi="Consolas"/>
+          <w:lang w:val="es-AR"/>
+        </w:rPr>
+        <w:t>&lt;Tupla&lt;</w:t>
+      </w:r>
+      <w:proofErr w:type="spellStart"/>
+      <w:r>
+        <w:rPr>
+          <w:rFonts w:ascii="Consolas" w:hAnsi="Consolas"/>
+          <w:lang w:val="es-AR"/>
+        </w:rPr>
+        <w:t>Integer</w:t>
+      </w:r>
+      <w:proofErr w:type="spellEnd"/>
+      <w:r>
+        <w:rPr>
+          <w:rFonts w:ascii="Consolas" w:hAnsi="Consolas"/>
+          <w:lang w:val="es-AR"/>
+        </w:rPr>
+        <w:t xml:space="preserve">, </w:t>
+      </w:r>
+      <w:proofErr w:type="spellStart"/>
+      <w:r>
+        <w:rPr>
+          <w:rFonts w:ascii="Consolas" w:hAnsi="Consolas"/>
+          <w:lang w:val="es-AR"/>
+        </w:rPr>
+        <w:t>String</w:t>
+      </w:r>
+      <w:proofErr w:type="spellEnd"/>
+      <w:r>
+        <w:rPr>
+          <w:rFonts w:ascii="Consolas" w:hAnsi="Consolas"/>
+          <w:lang w:val="es-AR"/>
+        </w:rPr>
+        <w:t xml:space="preserve">&gt;&gt; </w:t>
+      </w:r>
+      <w:proofErr w:type="spellStart"/>
+      <w:proofErr w:type="gramStart"/>
+      <w:r>
+        <w:rPr>
+          <w:rFonts w:ascii="Consolas" w:hAnsi="Consolas"/>
+          <w:lang w:val="es-AR"/>
+        </w:rPr>
+        <w:t>proyectosActivos</w:t>
+      </w:r>
+      <w:proofErr w:type="spellEnd"/>
+      <w:r>
+        <w:rPr>
+          <w:rFonts w:ascii="Consolas" w:hAnsi="Consolas"/>
+          <w:lang w:val="es-AR"/>
+        </w:rPr>
+        <w:t>(</w:t>
+      </w:r>
+      <w:proofErr w:type="gramEnd"/>
+      <w:r>
+        <w:rPr>
+          <w:rFonts w:ascii="Consolas" w:hAnsi="Consolas"/>
+          <w:lang w:val="es-AR"/>
+        </w:rPr>
+        <w:t>) {</w:t>
+      </w:r>
+      <w:r>
+        <w:rPr>
+          <w:rFonts w:ascii="Consolas" w:hAnsi="Consolas"/>
+          <w:lang w:val="es-AR"/>
+        </w:rPr>
+        <w:br/>
+        <w:t xml:space="preserve">    </w:t>
+      </w:r>
+      <w:proofErr w:type="spellStart"/>
+      <w:r>
+        <w:rPr>
+          <w:rFonts w:ascii="Consolas" w:hAnsi="Consolas"/>
+          <w:lang w:val="es-AR"/>
+        </w:rPr>
+        <w:t>List</w:t>
+      </w:r>
+      <w:proofErr w:type="spellEnd"/>
+      <w:r>
+        <w:rPr>
+          <w:rFonts w:ascii="Consolas" w:hAnsi="Consolas"/>
+          <w:lang w:val="es-AR"/>
+        </w:rPr>
+        <w:t>&lt;Tupla&lt;</w:t>
+      </w:r>
+      <w:proofErr w:type="spellStart"/>
+      <w:r>
+        <w:rPr>
+          <w:rFonts w:ascii="Consolas" w:hAnsi="Consolas"/>
+          <w:lang w:val="es-AR"/>
+        </w:rPr>
+        <w:t>Integer</w:t>
+      </w:r>
+      <w:proofErr w:type="spellEnd"/>
+      <w:r>
+        <w:rPr>
+          <w:rFonts w:ascii="Consolas" w:hAnsi="Consolas"/>
+          <w:lang w:val="es-AR"/>
+        </w:rPr>
+        <w:t xml:space="preserve">, </w:t>
+      </w:r>
+      <w:proofErr w:type="spellStart"/>
+      <w:r>
+        <w:rPr>
+          <w:rFonts w:ascii="Consolas" w:hAnsi="Consolas"/>
+          <w:lang w:val="es-AR"/>
+        </w:rPr>
+        <w:t>String</w:t>
+      </w:r>
+      <w:proofErr w:type="spellEnd"/>
+      <w:r>
+        <w:rPr>
+          <w:rFonts w:ascii="Consolas" w:hAnsi="Consolas"/>
+          <w:lang w:val="es-AR"/>
+        </w:rPr>
+        <w:t xml:space="preserve">&gt;&gt; </w:t>
+      </w:r>
+      <w:proofErr w:type="spellStart"/>
+      <w:r>
+        <w:rPr>
+          <w:rFonts w:ascii="Consolas" w:hAnsi="Consolas"/>
+          <w:lang w:val="es-AR"/>
+        </w:rPr>
+        <w:t>listaTupla</w:t>
+      </w:r>
+      <w:proofErr w:type="spellEnd"/>
+      <w:r>
+        <w:rPr>
+          <w:rFonts w:ascii="Consolas" w:hAnsi="Consolas"/>
+          <w:lang w:val="es-AR"/>
+        </w:rPr>
+        <w:t xml:space="preserve"> = new </w:t>
+      </w:r>
+      <w:proofErr w:type="spellStart"/>
+      <w:r>
+        <w:rPr>
+          <w:rFonts w:ascii="Consolas" w:hAnsi="Consolas"/>
+          <w:lang w:val="es-AR"/>
+        </w:rPr>
+        <w:t>ArrayList</w:t>
+      </w:r>
+      <w:proofErr w:type="spellEnd"/>
+      <w:r>
+        <w:rPr>
+          <w:rFonts w:ascii="Consolas" w:hAnsi="Consolas"/>
+          <w:lang w:val="es-AR"/>
+        </w:rPr>
+        <w:t>&lt;</w:t>
+      </w:r>
+      <w:proofErr w:type="gramStart"/>
+      <w:r>
+        <w:rPr>
+          <w:rFonts w:ascii="Consolas" w:hAnsi="Consolas"/>
+          <w:lang w:val="es-AR"/>
+        </w:rPr>
+        <w:t>&gt;(</w:t>
+      </w:r>
+      <w:proofErr w:type="gramEnd"/>
+      <w:r>
+        <w:rPr>
+          <w:rFonts w:ascii="Consolas" w:hAnsi="Consolas"/>
+          <w:lang w:val="es-AR"/>
+        </w:rPr>
+        <w:t>);</w:t>
+      </w:r>
+      <w:r>
+        <w:rPr>
+          <w:rFonts w:ascii="Consolas" w:hAnsi="Consolas"/>
+          <w:lang w:val="es-AR"/>
+        </w:rPr>
+        <w:br/>
+        <w:t xml:space="preserve">    </w:t>
+      </w:r>
+      <w:proofErr w:type="spellStart"/>
+      <w:r>
+        <w:rPr>
+          <w:rFonts w:ascii="Consolas" w:hAnsi="Consolas"/>
+          <w:lang w:val="es-AR"/>
+        </w:rPr>
+        <w:t>for</w:t>
+      </w:r>
+      <w:proofErr w:type="spellEnd"/>
+      <w:r>
+        <w:rPr>
+          <w:rFonts w:ascii="Consolas" w:hAnsi="Consolas"/>
+          <w:lang w:val="es-AR"/>
+        </w:rPr>
+        <w:t xml:space="preserve"> (Proyecto </w:t>
+      </w:r>
+      <w:proofErr w:type="spellStart"/>
+      <w:proofErr w:type="gramStart"/>
+      <w:r>
+        <w:rPr>
+          <w:rFonts w:ascii="Consolas" w:hAnsi="Consolas"/>
+          <w:lang w:val="es-AR"/>
+        </w:rPr>
+        <w:t>proyecto</w:t>
+      </w:r>
+      <w:proofErr w:type="spellEnd"/>
+      <w:r>
+        <w:rPr>
+          <w:rFonts w:ascii="Consolas" w:hAnsi="Consolas"/>
+          <w:lang w:val="es-AR"/>
+        </w:rPr>
+        <w:t xml:space="preserve"> :</w:t>
+      </w:r>
+      <w:proofErr w:type="gramEnd"/>
+      <w:r>
+        <w:rPr>
+          <w:rFonts w:ascii="Consolas" w:hAnsi="Consolas"/>
+          <w:lang w:val="es-AR"/>
+        </w:rPr>
+        <w:t xml:space="preserve"> </w:t>
+      </w:r>
+      <w:proofErr w:type="spellStart"/>
+      <w:proofErr w:type="gramStart"/>
+      <w:r>
+        <w:rPr>
+          <w:rFonts w:ascii="Consolas" w:hAnsi="Consolas"/>
+          <w:lang w:val="es-AR"/>
+        </w:rPr>
+        <w:t>proyectos.values</w:t>
+      </w:r>
+      <w:proofErr w:type="spellEnd"/>
+      <w:proofErr w:type="gramEnd"/>
+      <w:r>
+        <w:rPr>
+          <w:rFonts w:ascii="Consolas" w:hAnsi="Consolas"/>
+          <w:lang w:val="es-AR"/>
+        </w:rPr>
+        <w:t>(</w:t>
+      </w:r>
+      <w:proofErr w:type="gramStart"/>
+      <w:r>
+        <w:rPr>
+          <w:rFonts w:ascii="Consolas" w:hAnsi="Consolas"/>
+          <w:lang w:val="es-AR"/>
+        </w:rPr>
+        <w:t>)){</w:t>
+      </w:r>
+      <w:proofErr w:type="gramEnd"/>
+      <w:r>
+        <w:rPr>
+          <w:rFonts w:ascii="Consolas" w:hAnsi="Consolas"/>
+          <w:lang w:val="es-AR"/>
+        </w:rPr>
+        <w:br/>
+        <w:t xml:space="preserve">        </w:t>
+      </w:r>
+      <w:proofErr w:type="spellStart"/>
+      <w:r>
+        <w:rPr>
+          <w:rFonts w:ascii="Consolas" w:hAnsi="Consolas"/>
+          <w:lang w:val="es-AR"/>
+        </w:rPr>
+        <w:t>if</w:t>
+      </w:r>
+      <w:proofErr w:type="spellEnd"/>
+      <w:r>
+        <w:rPr>
+          <w:rFonts w:ascii="Consolas" w:hAnsi="Consolas"/>
+          <w:lang w:val="es-AR"/>
+        </w:rPr>
+        <w:t>(</w:t>
+      </w:r>
+      <w:proofErr w:type="spellStart"/>
+      <w:proofErr w:type="gramStart"/>
+      <w:r>
+        <w:rPr>
+          <w:rFonts w:ascii="Consolas" w:hAnsi="Consolas"/>
+          <w:lang w:val="es-AR"/>
+        </w:rPr>
+        <w:t>proyecto.verEstado</w:t>
+      </w:r>
+      <w:proofErr w:type="spellEnd"/>
+      <w:proofErr w:type="gramEnd"/>
+      <w:r>
+        <w:rPr>
+          <w:rFonts w:ascii="Consolas" w:hAnsi="Consolas"/>
+          <w:lang w:val="es-AR"/>
+        </w:rPr>
+        <w:t>(</w:t>
+      </w:r>
+      <w:proofErr w:type="gramStart"/>
+      <w:r>
+        <w:rPr>
+          <w:rFonts w:ascii="Consolas" w:hAnsi="Consolas"/>
+          <w:lang w:val="es-AR"/>
+        </w:rPr>
+        <w:t>).</w:t>
+      </w:r>
+      <w:proofErr w:type="spellStart"/>
+      <w:r>
+        <w:rPr>
+          <w:rFonts w:ascii="Consolas" w:hAnsi="Consolas"/>
+          <w:lang w:val="es-AR"/>
+        </w:rPr>
+        <w:t>equals</w:t>
+      </w:r>
+      <w:proofErr w:type="spellEnd"/>
+      <w:proofErr w:type="gramEnd"/>
+      <w:r>
+        <w:rPr>
+          <w:rFonts w:ascii="Consolas" w:hAnsi="Consolas"/>
+          <w:lang w:val="es-AR"/>
+        </w:rPr>
+        <w:t>(</w:t>
+      </w:r>
+      <w:proofErr w:type="spellStart"/>
+      <w:r>
+        <w:rPr>
+          <w:rFonts w:ascii="Consolas" w:hAnsi="Consolas"/>
+          <w:lang w:val="es-AR"/>
+        </w:rPr>
+        <w:t>Estado.</w:t>
+      </w:r>
+      <w:r>
+        <w:rPr>
+          <w:rFonts w:ascii="Consolas" w:hAnsi="Consolas"/>
+          <w:i/>
+          <w:iCs/>
+          <w:lang w:val="es-AR"/>
+        </w:rPr>
+        <w:t>activo</w:t>
+      </w:r>
+      <w:proofErr w:type="spellEnd"/>
+      <w:proofErr w:type="gramStart"/>
+      <w:r>
+        <w:rPr>
+          <w:rFonts w:ascii="Consolas" w:hAnsi="Consolas"/>
+          <w:lang w:val="es-AR"/>
+        </w:rPr>
+        <w:t>)){</w:t>
+      </w:r>
+      <w:proofErr w:type="gramEnd"/>
+      <w:r>
+        <w:rPr>
+          <w:rFonts w:ascii="Consolas" w:hAnsi="Consolas"/>
+          <w:lang w:val="es-AR"/>
+        </w:rPr>
+        <w:br/>
+        <w:t xml:space="preserve">            </w:t>
+      </w:r>
+      <w:proofErr w:type="spellStart"/>
+      <w:proofErr w:type="gramStart"/>
+      <w:r>
+        <w:rPr>
+          <w:rFonts w:ascii="Consolas" w:hAnsi="Consolas"/>
+          <w:lang w:val="es-AR"/>
+        </w:rPr>
+        <w:t>listaTupla.add</w:t>
+      </w:r>
+      <w:proofErr w:type="spellEnd"/>
+      <w:r>
+        <w:rPr>
+          <w:rFonts w:ascii="Consolas" w:hAnsi="Consolas"/>
+          <w:lang w:val="es-AR"/>
+        </w:rPr>
+        <w:t>(</w:t>
+      </w:r>
+      <w:proofErr w:type="gramEnd"/>
+      <w:r>
+        <w:rPr>
+          <w:rFonts w:ascii="Consolas" w:hAnsi="Consolas"/>
+          <w:lang w:val="es-AR"/>
+        </w:rPr>
+        <w:t>new Tupla&lt;</w:t>
+      </w:r>
+      <w:proofErr w:type="spellStart"/>
+      <w:r>
+        <w:rPr>
+          <w:rFonts w:ascii="Consolas" w:hAnsi="Consolas"/>
+          <w:lang w:val="es-AR"/>
+        </w:rPr>
+        <w:t>Integer</w:t>
+      </w:r>
+      <w:proofErr w:type="spellEnd"/>
+      <w:r>
+        <w:rPr>
+          <w:rFonts w:ascii="Consolas" w:hAnsi="Consolas"/>
+          <w:lang w:val="es-AR"/>
+        </w:rPr>
+        <w:t xml:space="preserve">, </w:t>
+      </w:r>
+      <w:proofErr w:type="spellStart"/>
+      <w:r>
+        <w:rPr>
+          <w:rFonts w:ascii="Consolas" w:hAnsi="Consolas"/>
+          <w:lang w:val="es-AR"/>
+        </w:rPr>
+        <w:t>String</w:t>
+      </w:r>
+      <w:proofErr w:type="spellEnd"/>
+      <w:r>
+        <w:rPr>
+          <w:rFonts w:ascii="Consolas" w:hAnsi="Consolas"/>
+          <w:lang w:val="es-AR"/>
+        </w:rPr>
+        <w:t>&gt;(</w:t>
+      </w:r>
+      <w:proofErr w:type="spellStart"/>
+      <w:proofErr w:type="gramStart"/>
+      <w:r>
+        <w:rPr>
+          <w:rFonts w:ascii="Consolas" w:hAnsi="Consolas"/>
+          <w:lang w:val="es-AR"/>
+        </w:rPr>
+        <w:t>proyecto.verId</w:t>
+      </w:r>
+      <w:proofErr w:type="spellEnd"/>
+      <w:proofErr w:type="gramEnd"/>
+      <w:r>
+        <w:rPr>
+          <w:rFonts w:ascii="Consolas" w:hAnsi="Consolas"/>
+          <w:lang w:val="es-AR"/>
+        </w:rPr>
+        <w:t xml:space="preserve">(), </w:t>
+      </w:r>
+      <w:proofErr w:type="spellStart"/>
+      <w:proofErr w:type="gramStart"/>
+      <w:r>
+        <w:rPr>
+          <w:rFonts w:ascii="Consolas" w:hAnsi="Consolas"/>
+          <w:lang w:val="es-AR"/>
+        </w:rPr>
+        <w:t>proyecto.verDireccion</w:t>
+      </w:r>
+      <w:proofErr w:type="spellEnd"/>
+      <w:proofErr w:type="gramEnd"/>
+      <w:r>
+        <w:rPr>
+          <w:rFonts w:ascii="Consolas" w:hAnsi="Consolas"/>
+          <w:lang w:val="es-AR"/>
+        </w:rPr>
+        <w:t>()));</w:t>
+      </w:r>
+      <w:r>
+        <w:rPr>
+          <w:rFonts w:ascii="Consolas" w:hAnsi="Consolas"/>
+          <w:lang w:val="es-AR"/>
+        </w:rPr>
+        <w:br/>
+        <w:t xml:space="preserve">      </w:t>
+      </w:r>
+      <w:proofErr w:type="gramStart"/>
+      <w:r>
+        <w:rPr>
+          <w:rFonts w:ascii="Consolas" w:hAnsi="Consolas"/>
+          <w:lang w:val="es-AR"/>
+        </w:rPr>
+        <w:t xml:space="preserve">  }</w:t>
+      </w:r>
+      <w:proofErr w:type="gramEnd"/>
+      <w:r>
+        <w:rPr>
+          <w:rFonts w:ascii="Consolas" w:hAnsi="Consolas"/>
+          <w:lang w:val="es-AR"/>
+        </w:rPr>
+        <w:br/>
+        <w:t xml:space="preserve">  </w:t>
+      </w:r>
+      <w:proofErr w:type="gramStart"/>
+      <w:r>
+        <w:rPr>
+          <w:rFonts w:ascii="Consolas" w:hAnsi="Consolas"/>
+          <w:lang w:val="es-AR"/>
+        </w:rPr>
+        <w:t xml:space="preserve">  }</w:t>
+      </w:r>
+      <w:proofErr w:type="gramEnd"/>
+      <w:r>
+        <w:rPr>
+          <w:rFonts w:ascii="Consolas" w:hAnsi="Consolas"/>
+          <w:lang w:val="es-AR"/>
+        </w:rPr>
+        <w:br/>
+        <w:t xml:space="preserve">    </w:t>
+      </w:r>
+      <w:proofErr w:type="spellStart"/>
+      <w:r>
+        <w:rPr>
+          <w:rFonts w:ascii="Consolas" w:hAnsi="Consolas"/>
+          <w:lang w:val="es-AR"/>
+        </w:rPr>
+        <w:t>return</w:t>
+      </w:r>
+      <w:proofErr w:type="spellEnd"/>
+      <w:r>
+        <w:rPr>
+          <w:rFonts w:ascii="Consolas" w:hAnsi="Consolas"/>
+          <w:lang w:val="es-AR"/>
+        </w:rPr>
+        <w:t xml:space="preserve"> </w:t>
+      </w:r>
+      <w:proofErr w:type="spellStart"/>
+      <w:r>
+        <w:rPr>
+          <w:rFonts w:ascii="Consolas" w:hAnsi="Consolas"/>
+          <w:lang w:val="es-AR"/>
+        </w:rPr>
+        <w:t>listaTupla</w:t>
+      </w:r>
+      <w:proofErr w:type="spellEnd"/>
+      <w:r>
+        <w:rPr>
+          <w:rFonts w:ascii="Consolas" w:hAnsi="Consolas"/>
+          <w:lang w:val="es-AR"/>
+        </w:rPr>
+        <w:t>;</w:t>
+      </w:r>
+      <w:r>
+        <w:rPr>
+          <w:rFonts w:ascii="Consolas" w:hAnsi="Consolas"/>
+          <w:lang w:val="es-AR"/>
+        </w:rPr>
+        <w:br/>
+        <w:t>}</w:t>
+      </w:r>
+    </w:p>
+    <w:p>
+      <w:pPr>
+        <w:ind w:left="-567"/>
+        <w:rPr>
+          <w:rFonts w:ascii="Consolas" w:hAnsi="Consolas"/>
+          <w:lang w:val="es-AR"/>
+        </w:rPr>
+      </w:pPr>
+    </w:p>
+    <w:p>
+      <w:pPr>
+        <w:ind w:left="-567"/>
+        <w:rPr>
+          <w:rFonts w:ascii="Consolas" w:hAnsi="Consolas"/>
+          <w:lang w:val="es-AR"/>
+        </w:rPr>
+      </w:pPr>
+    </w:p>
+    <w:p>
+      <w:pPr>
+        <w:ind w:left="-567"/>
+        <w:rPr>
+          <w:rFonts w:ascii="Consolas" w:hAnsi="Consolas"/>
+          <w:lang w:val="es-AR"/>
+        </w:rPr>
+      </w:pPr>
+    </w:p>
+    <w:p>
+      <w:pPr>
+        <w:ind w:left="-567"/>
+        <w:rPr>
+          <w:rFonts w:ascii="Consolas" w:hAnsi="Consolas"/>
+          <w:lang w:val="es-AR"/>
+        </w:rPr>
+      </w:pPr>
+    </w:p>
+    <w:p>
+      <w:pPr>
+        <w:ind w:left="-567"/>
+        <w:rPr>
+          <w:rFonts w:ascii="Consolas" w:hAnsi="Consolas"/>
+          <w:lang w:val="es-AR"/>
+        </w:rPr>
+      </w:pPr>
+    </w:p>
+    <w:p>
+      <w:pPr>
+        <w:ind w:left="-567"/>
+        <w:rPr>
+          <w:rFonts w:ascii="Consolas" w:hAnsi="Consolas"/>
+          <w:lang w:val="es-AR"/>
+        </w:rPr>
+      </w:pPr>
+    </w:p>
+    <w:p>
+      <w:pPr>
+        <w:ind w:left="-567"/>
+        <w:rPr>
+          <w:rFonts w:ascii="Consolas" w:hAnsi="Consolas"/>
+          <w:lang w:val="es-AR"/>
+        </w:rPr>
+      </w:pPr>
+    </w:p>
+    <w:p>
+      <w:pPr>
+        <w:ind w:left="-567"/>
+        <w:rPr>
+          <w:rFonts w:ascii="Consolas" w:hAnsi="Consolas"/>
+          <w:lang w:val="es-AR"/>
+        </w:rPr>
+      </w:pPr>
+    </w:p>
+    <w:p>
+      <w:pPr>
+        <w:ind w:left="-567"/>
+        <w:rPr>
+          <w:rFonts w:ascii="Arial" w:hAnsi="Arial" w:cs="Arial"/>
+        </w:rPr>
+      </w:pPr>
+      <w:r>
+        <w:rPr>
+          <w:rFonts w:ascii="Arial" w:hAnsi="Arial" w:cs="Arial"/>
+        </w:rPr>
+        <w:t xml:space="preserve">Explicar la complejidad lograda y justificar por medio de Álgebra de Órdenes para el punto: </w:t>
+      </w:r>
+    </w:p>
+    <w:p>
+      <w:pPr>
+        <w:ind w:left="-567"/>
+        <w:rPr>
+          <w:rFonts w:ascii="Arial" w:hAnsi="Arial" w:cs="Arial"/>
+        </w:rPr>
+      </w:pPr>
+      <w:r>
+        <w:rPr>
+          <w:rFonts w:ascii="Arial" w:hAnsi="Arial" w:cs="Arial"/>
+        </w:rPr>
+        <w:t xml:space="preserve">- 9. Reasignar empleados de ser necesario (se debe poder cambiar un empleado asignado por otro) en O (1) </w:t>
+      </w:r>
+    </w:p>
+    <w:p>
+      <w:pPr>
+        <w:ind w:left="-567"/>
+        <w:rPr>
+          <w:rFonts w:ascii="Arial" w:hAnsi="Arial" w:cs="Arial"/>
+        </w:rPr>
+      </w:pPr>
+      <w:r>
+        <w:rPr>
+          <w:rFonts w:ascii="Arial" w:hAnsi="Arial" w:cs="Arial"/>
+        </w:rPr>
+        <w:t>- 10. Reasignar empleado de forma eficiente (buscar el que menos atrasos tenga)</w:t>
+      </w:r>
+    </w:p>
+    <w:p>
+      <w:pPr>
+        <w:ind w:left="-567"/>
+        <w:rPr>
+          <w:rFonts w:ascii="Consolas" w:hAnsi="Consolas"/>
+        </w:rPr>
+      </w:pPr>
+    </w:p>
+    <w:p>
+      <w:pPr>
+        <w:ind w:left="-567"/>
+        <w:rPr>
+          <w:rFonts w:ascii="Consolas" w:hAnsi="Consolas"/>
+        </w:rPr>
+      </w:pPr>
+    </w:p>
+    <w:p>
+      <w:pPr>
+        <w:ind w:left="-567"/>
+        <w:rPr>
+          <w:rFonts w:ascii="Consolas" w:hAnsi="Consolas"/>
+          <w:lang w:val="es-AR"/>
+        </w:rPr>
+      </w:pPr>
+      <w:r>
+        <w:rPr>
+          <w:rFonts w:ascii="Consolas" w:hAnsi="Consolas"/>
+          <w:lang w:val="es-AR"/>
+        </w:rPr>
+        <w:t>@Override</w:t>
+      </w:r>
+      <w:r>
+        <w:rPr>
+          <w:rFonts w:ascii="Consolas" w:hAnsi="Consolas"/>
+          <w:lang w:val="es-AR"/>
+        </w:rPr>
+        <w:br/>
+      </w:r>
+      <w:proofErr w:type="spellStart"/>
+      <w:r>
+        <w:rPr>
+          <w:rFonts w:ascii="Consolas" w:hAnsi="Consolas"/>
+          <w:lang w:val="es-AR"/>
+        </w:rPr>
+        <w:t>public</w:t>
+      </w:r>
+      <w:proofErr w:type="spellEnd"/>
+      <w:r>
+        <w:rPr>
+          <w:rFonts w:ascii="Consolas" w:hAnsi="Consolas"/>
+          <w:lang w:val="es-AR"/>
+        </w:rPr>
+        <w:t xml:space="preserve"> </w:t>
+      </w:r>
+      <w:proofErr w:type="spellStart"/>
+      <w:r>
+        <w:rPr>
+          <w:rFonts w:ascii="Consolas" w:hAnsi="Consolas"/>
+          <w:lang w:val="es-AR"/>
+        </w:rPr>
+        <w:t>void</w:t>
+      </w:r>
+      <w:proofErr w:type="spellEnd"/>
+      <w:r>
+        <w:rPr>
+          <w:rFonts w:ascii="Consolas" w:hAnsi="Consolas"/>
+          <w:lang w:val="es-AR"/>
+        </w:rPr>
+        <w:t xml:space="preserve"> </w:t>
+      </w:r>
+      <w:proofErr w:type="spellStart"/>
+      <w:r>
+        <w:rPr>
+          <w:rFonts w:ascii="Consolas" w:hAnsi="Consolas"/>
+          <w:lang w:val="es-AR"/>
+        </w:rPr>
+        <w:t>reasignarEmpleadoEnProyecto</w:t>
+      </w:r>
+      <w:proofErr w:type="spellEnd"/>
+      <w:r>
+        <w:rPr>
+          <w:rFonts w:ascii="Consolas" w:hAnsi="Consolas"/>
+          <w:lang w:val="es-AR"/>
+        </w:rPr>
+        <w:t>(</w:t>
+      </w:r>
+      <w:proofErr w:type="spellStart"/>
+      <w:r>
+        <w:rPr>
+          <w:rFonts w:ascii="Consolas" w:hAnsi="Consolas"/>
+          <w:lang w:val="es-AR"/>
+        </w:rPr>
+        <w:t>Integer</w:t>
+      </w:r>
+      <w:proofErr w:type="spellEnd"/>
+      <w:r>
+        <w:rPr>
+          <w:rFonts w:ascii="Consolas" w:hAnsi="Consolas"/>
+          <w:lang w:val="es-AR"/>
+        </w:rPr>
+        <w:t xml:space="preserve"> </w:t>
+      </w:r>
+      <w:proofErr w:type="spellStart"/>
+      <w:r>
+        <w:rPr>
+          <w:rFonts w:ascii="Consolas" w:hAnsi="Consolas"/>
+          <w:lang w:val="es-AR"/>
+        </w:rPr>
+        <w:t>numero</w:t>
+      </w:r>
+      <w:proofErr w:type="spellEnd"/>
+      <w:r>
+        <w:rPr>
+          <w:rFonts w:ascii="Consolas" w:hAnsi="Consolas"/>
+          <w:lang w:val="es-AR"/>
+        </w:rPr>
+        <w:t xml:space="preserve">, </w:t>
+      </w:r>
+      <w:proofErr w:type="spellStart"/>
+      <w:r>
+        <w:rPr>
+          <w:rFonts w:ascii="Consolas" w:hAnsi="Consolas"/>
+          <w:lang w:val="es-AR"/>
+        </w:rPr>
+        <w:t>Integer</w:t>
+      </w:r>
+      <w:proofErr w:type="spellEnd"/>
+      <w:r>
+        <w:rPr>
+          <w:rFonts w:ascii="Consolas" w:hAnsi="Consolas"/>
+          <w:lang w:val="es-AR"/>
+        </w:rPr>
+        <w:t xml:space="preserve"> legajo, </w:t>
+      </w:r>
+      <w:proofErr w:type="spellStart"/>
+      <w:r>
+        <w:rPr>
+          <w:rFonts w:ascii="Consolas" w:hAnsi="Consolas"/>
+          <w:lang w:val="es-AR"/>
+        </w:rPr>
+        <w:t>String</w:t>
+      </w:r>
+      <w:proofErr w:type="spellEnd"/>
+      <w:r>
+        <w:rPr>
+          <w:rFonts w:ascii="Consolas" w:hAnsi="Consolas"/>
+          <w:lang w:val="es-AR"/>
+        </w:rPr>
+        <w:t xml:space="preserve"> </w:t>
+      </w:r>
+      <w:proofErr w:type="spellStart"/>
+      <w:r>
+        <w:rPr>
+          <w:rFonts w:ascii="Consolas" w:hAnsi="Consolas"/>
+          <w:lang w:val="es-AR"/>
+        </w:rPr>
+        <w:t>titulo</w:t>
+      </w:r>
+      <w:proofErr w:type="spellEnd"/>
+      <w:r>
+        <w:rPr>
+          <w:rFonts w:ascii="Consolas" w:hAnsi="Consolas"/>
+          <w:lang w:val="es-AR"/>
+        </w:rPr>
+        <w:t xml:space="preserve">) </w:t>
+      </w:r>
+      <w:proofErr w:type="spellStart"/>
+      <w:r>
+        <w:rPr>
+          <w:rFonts w:ascii="Consolas" w:hAnsi="Consolas"/>
+          <w:lang w:val="es-AR"/>
+        </w:rPr>
+        <w:t>throws</w:t>
+      </w:r>
+      <w:proofErr w:type="spellEnd"/>
+      <w:r>
+        <w:rPr>
+          <w:rFonts w:ascii="Consolas" w:hAnsi="Consolas"/>
+          <w:lang w:val="es-AR"/>
+        </w:rPr>
+        <w:t xml:space="preserve"> </w:t>
+      </w:r>
+      <w:proofErr w:type="spellStart"/>
+      <w:r>
+        <w:rPr>
+          <w:rFonts w:ascii="Consolas" w:hAnsi="Consolas"/>
+          <w:lang w:val="es-AR"/>
+        </w:rPr>
+        <w:t>Exception</w:t>
+      </w:r>
+      <w:proofErr w:type="spellEnd"/>
+      <w:r>
+        <w:rPr>
+          <w:rFonts w:ascii="Consolas" w:hAnsi="Consolas"/>
+          <w:lang w:val="es-AR"/>
+        </w:rPr>
+        <w:t xml:space="preserve"> {</w:t>
+      </w:r>
+      <w:r>
+        <w:rPr>
+          <w:rFonts w:ascii="Consolas" w:hAnsi="Consolas"/>
+          <w:lang w:val="es-AR"/>
+        </w:rPr>
+        <w:br/>
+        <w:t xml:space="preserve">    Proyecto </w:t>
+      </w:r>
+      <w:proofErr w:type="spellStart"/>
+      <w:r>
+        <w:rPr>
+          <w:rFonts w:ascii="Consolas" w:hAnsi="Consolas"/>
+          <w:lang w:val="es-AR"/>
+        </w:rPr>
+        <w:t>proyecto</w:t>
+      </w:r>
+      <w:proofErr w:type="spellEnd"/>
+      <w:r>
+        <w:rPr>
+          <w:rFonts w:ascii="Consolas" w:hAnsi="Consolas"/>
+          <w:lang w:val="es-AR"/>
+        </w:rPr>
+        <w:t xml:space="preserve"> = </w:t>
+      </w:r>
+      <w:proofErr w:type="spellStart"/>
+      <w:r>
+        <w:rPr>
+          <w:rFonts w:ascii="Consolas" w:hAnsi="Consolas"/>
+          <w:lang w:val="es-AR"/>
+        </w:rPr>
+        <w:t>proyectos.get</w:t>
+      </w:r>
+      <w:proofErr w:type="spellEnd"/>
+      <w:r>
+        <w:rPr>
+          <w:rFonts w:ascii="Consolas" w:hAnsi="Consolas"/>
+          <w:lang w:val="es-AR"/>
+        </w:rPr>
+        <w:t>(numero);   1</w:t>
+      </w:r>
+      <w:r>
+        <w:rPr>
+          <w:rFonts w:ascii="Consolas" w:hAnsi="Consolas"/>
+          <w:lang w:val="es-AR"/>
+        </w:rPr>
+        <w:br/>
+        <w:t xml:space="preserve">    </w:t>
+      </w:r>
+      <w:proofErr w:type="spellStart"/>
+      <w:r>
+        <w:rPr>
+          <w:rFonts w:ascii="Consolas" w:hAnsi="Consolas"/>
+          <w:lang w:val="es-AR"/>
+        </w:rPr>
+        <w:t>if</w:t>
+      </w:r>
+      <w:proofErr w:type="spellEnd"/>
+      <w:r>
+        <w:rPr>
+          <w:rFonts w:ascii="Consolas" w:hAnsi="Consolas"/>
+          <w:lang w:val="es-AR"/>
+        </w:rPr>
+        <w:t xml:space="preserve">(proyecto != </w:t>
+      </w:r>
+      <w:proofErr w:type="spellStart"/>
+      <w:r>
+        <w:rPr>
+          <w:rFonts w:ascii="Consolas" w:hAnsi="Consolas"/>
+          <w:lang w:val="es-AR"/>
+        </w:rPr>
+        <w:t>null</w:t>
+      </w:r>
+      <w:proofErr w:type="spellEnd"/>
+      <w:r>
+        <w:rPr>
+          <w:rFonts w:ascii="Consolas" w:hAnsi="Consolas"/>
+          <w:lang w:val="es-AR"/>
+        </w:rPr>
+        <w:t>){  1</w:t>
+      </w:r>
+      <w:r>
+        <w:rPr>
+          <w:rFonts w:ascii="Consolas" w:hAnsi="Consolas"/>
+          <w:lang w:val="es-AR"/>
+        </w:rPr>
+        <w:br/>
+        <w:t xml:space="preserve">        Tarea </w:t>
+      </w:r>
+      <w:proofErr w:type="spellStart"/>
+      <w:r>
+        <w:rPr>
+          <w:rFonts w:ascii="Consolas" w:hAnsi="Consolas"/>
+          <w:lang w:val="es-AR"/>
+        </w:rPr>
+        <w:t>tarea</w:t>
+      </w:r>
+      <w:proofErr w:type="spellEnd"/>
+      <w:r>
+        <w:rPr>
+          <w:rFonts w:ascii="Consolas" w:hAnsi="Consolas"/>
+          <w:lang w:val="es-AR"/>
+        </w:rPr>
+        <w:t xml:space="preserve"> = </w:t>
+      </w:r>
+      <w:proofErr w:type="spellStart"/>
+      <w:r>
+        <w:rPr>
+          <w:rFonts w:ascii="Consolas" w:hAnsi="Consolas"/>
+          <w:lang w:val="es-AR"/>
+        </w:rPr>
+        <w:t>proyecto.seleccionarTarea</w:t>
+      </w:r>
+      <w:proofErr w:type="spellEnd"/>
+      <w:r>
+        <w:rPr>
+          <w:rFonts w:ascii="Consolas" w:hAnsi="Consolas"/>
+          <w:lang w:val="es-AR"/>
+        </w:rPr>
+        <w:t>(titulo);  1</w:t>
+      </w:r>
+      <w:r>
+        <w:rPr>
+          <w:rFonts w:ascii="Consolas" w:hAnsi="Consolas"/>
+          <w:lang w:val="es-AR"/>
+        </w:rPr>
+        <w:br/>
+        <w:t xml:space="preserve">        Empleado </w:t>
+      </w:r>
+      <w:proofErr w:type="spellStart"/>
+      <w:r>
+        <w:rPr>
+          <w:rFonts w:ascii="Consolas" w:hAnsi="Consolas"/>
+          <w:lang w:val="es-AR"/>
+        </w:rPr>
+        <w:t>empleado</w:t>
+      </w:r>
+      <w:proofErr w:type="spellEnd"/>
+      <w:r>
+        <w:rPr>
+          <w:rFonts w:ascii="Consolas" w:hAnsi="Consolas"/>
+          <w:lang w:val="es-AR"/>
+        </w:rPr>
+        <w:t xml:space="preserve"> = </w:t>
+      </w:r>
+      <w:proofErr w:type="spellStart"/>
+      <w:r>
+        <w:rPr>
+          <w:rFonts w:ascii="Consolas" w:hAnsi="Consolas"/>
+          <w:lang w:val="es-AR"/>
+        </w:rPr>
+        <w:t>empleados.get</w:t>
+      </w:r>
+      <w:proofErr w:type="spellEnd"/>
+      <w:r>
+        <w:rPr>
+          <w:rFonts w:ascii="Consolas" w:hAnsi="Consolas"/>
+          <w:lang w:val="es-AR"/>
+        </w:rPr>
+        <w:t>(legajo);     1</w:t>
+      </w:r>
+      <w:r>
+        <w:rPr>
+          <w:rFonts w:ascii="Consolas" w:hAnsi="Consolas"/>
+          <w:lang w:val="es-AR"/>
+        </w:rPr>
+        <w:br/>
+        <w:t xml:space="preserve">        </w:t>
+      </w:r>
+      <w:proofErr w:type="spellStart"/>
+      <w:r>
+        <w:rPr>
+          <w:rFonts w:ascii="Consolas" w:hAnsi="Consolas"/>
+          <w:lang w:val="es-AR"/>
+        </w:rPr>
+        <w:t>if</w:t>
+      </w:r>
+      <w:proofErr w:type="spellEnd"/>
+      <w:r>
+        <w:rPr>
+          <w:rFonts w:ascii="Consolas" w:hAnsi="Consolas"/>
+          <w:lang w:val="es-AR"/>
+        </w:rPr>
+        <w:t xml:space="preserve">(tarea != </w:t>
+      </w:r>
+      <w:proofErr w:type="spellStart"/>
+      <w:r>
+        <w:rPr>
+          <w:rFonts w:ascii="Consolas" w:hAnsi="Consolas"/>
+          <w:lang w:val="es-AR"/>
+        </w:rPr>
+        <w:t>null</w:t>
+      </w:r>
+      <w:proofErr w:type="spellEnd"/>
+      <w:r>
+        <w:rPr>
+          <w:rFonts w:ascii="Consolas" w:hAnsi="Consolas"/>
+          <w:lang w:val="es-AR"/>
+        </w:rPr>
+        <w:t>){    1</w:t>
+      </w:r>
+      <w:r>
+        <w:rPr>
+          <w:rFonts w:ascii="Consolas" w:hAnsi="Consolas"/>
+          <w:lang w:val="es-AR"/>
+        </w:rPr>
+        <w:br/>
+        <w:t xml:space="preserve">            </w:t>
+      </w:r>
+      <w:proofErr w:type="spellStart"/>
+      <w:r>
+        <w:rPr>
+          <w:rFonts w:ascii="Consolas" w:hAnsi="Consolas"/>
+          <w:lang w:val="es-AR"/>
+        </w:rPr>
+        <w:t>if</w:t>
+      </w:r>
+      <w:proofErr w:type="spellEnd"/>
+      <w:r>
+        <w:rPr>
+          <w:rFonts w:ascii="Consolas" w:hAnsi="Consolas"/>
+          <w:lang w:val="es-AR"/>
+        </w:rPr>
+        <w:t>(</w:t>
+      </w:r>
+      <w:proofErr w:type="spellStart"/>
+      <w:r>
+        <w:rPr>
+          <w:rFonts w:ascii="Consolas" w:hAnsi="Consolas"/>
+          <w:lang w:val="es-AR"/>
+        </w:rPr>
+        <w:t>tarea.verEmpleado</w:t>
+      </w:r>
+      <w:proofErr w:type="spellEnd"/>
+      <w:r>
+        <w:rPr>
+          <w:rFonts w:ascii="Consolas" w:hAnsi="Consolas"/>
+          <w:lang w:val="es-AR"/>
+        </w:rPr>
+        <w:t xml:space="preserve">() == </w:t>
+      </w:r>
+      <w:proofErr w:type="spellStart"/>
+      <w:r>
+        <w:rPr>
+          <w:rFonts w:ascii="Consolas" w:hAnsi="Consolas"/>
+          <w:lang w:val="es-AR"/>
+        </w:rPr>
+        <w:t>null</w:t>
+      </w:r>
+      <w:proofErr w:type="spellEnd"/>
+      <w:r>
+        <w:rPr>
+          <w:rFonts w:ascii="Consolas" w:hAnsi="Consolas"/>
+          <w:lang w:val="es-AR"/>
+        </w:rPr>
+        <w:t xml:space="preserve">){   </w:t>
+      </w:r>
+      <w:r>
+        <w:rPr>
+          <w:rFonts w:ascii="Consolas" w:hAnsi="Consolas"/>
+          <w:lang w:val="es-AR"/>
+        </w:rPr>
+        <w:t>//No es peor caso</w:t>
+      </w:r>
+      <w:r>
+        <w:rPr>
+          <w:rFonts w:ascii="Consolas" w:hAnsi="Consolas"/>
+          <w:lang w:val="es-AR"/>
+        </w:rPr>
+        <w:br/>
+        <w:t xml:space="preserve">                </w:t>
+      </w:r>
+      <w:proofErr w:type="spellStart"/>
+      <w:r>
+        <w:rPr>
+          <w:rFonts w:ascii="Consolas" w:hAnsi="Consolas"/>
+          <w:lang w:val="es-AR"/>
+        </w:rPr>
+        <w:t>throw</w:t>
+      </w:r>
+      <w:proofErr w:type="spellEnd"/>
+      <w:r>
+        <w:rPr>
+          <w:rFonts w:ascii="Consolas" w:hAnsi="Consolas"/>
+          <w:lang w:val="es-AR"/>
+        </w:rPr>
+        <w:t xml:space="preserve"> new </w:t>
+      </w:r>
+      <w:proofErr w:type="spellStart"/>
+      <w:r>
+        <w:rPr>
+          <w:rFonts w:ascii="Consolas" w:hAnsi="Consolas"/>
+          <w:lang w:val="es-AR"/>
+        </w:rPr>
+        <w:t>Exception</w:t>
+      </w:r>
+      <w:proofErr w:type="spellEnd"/>
+      <w:r>
+        <w:rPr>
+          <w:rFonts w:ascii="Consolas" w:hAnsi="Consolas"/>
+          <w:lang w:val="es-AR"/>
+        </w:rPr>
+        <w:t>("No se encuentra empleado asignado anteriormente");</w:t>
+      </w:r>
+      <w:r>
+        <w:rPr>
+          <w:rFonts w:ascii="Consolas" w:hAnsi="Consolas"/>
+          <w:lang w:val="es-AR"/>
+        </w:rPr>
+        <w:br/>
+        <w:t xml:space="preserve">            }</w:t>
+      </w:r>
+      <w:r>
+        <w:rPr>
+          <w:rFonts w:ascii="Consolas" w:hAnsi="Consolas"/>
+          <w:lang w:val="es-AR"/>
+        </w:rPr>
+        <w:br/>
+        <w:t xml:space="preserve">            </w:t>
+      </w:r>
+      <w:proofErr w:type="spellStart"/>
+      <w:r>
+        <w:rPr>
+          <w:rFonts w:ascii="Consolas" w:hAnsi="Consolas"/>
+          <w:lang w:val="es-AR"/>
+        </w:rPr>
+        <w:t>if</w:t>
+      </w:r>
+      <w:proofErr w:type="spellEnd"/>
+      <w:r>
+        <w:rPr>
+          <w:rFonts w:ascii="Consolas" w:hAnsi="Consolas"/>
+          <w:lang w:val="es-AR"/>
+        </w:rPr>
+        <w:t xml:space="preserve">(empleado != </w:t>
+      </w:r>
+      <w:proofErr w:type="spellStart"/>
+      <w:r>
+        <w:rPr>
+          <w:rFonts w:ascii="Consolas" w:hAnsi="Consolas"/>
+          <w:lang w:val="es-AR"/>
+        </w:rPr>
+        <w:t>null</w:t>
+      </w:r>
+      <w:proofErr w:type="spellEnd"/>
+      <w:r>
+        <w:rPr>
+          <w:rFonts w:ascii="Consolas" w:hAnsi="Consolas"/>
+          <w:lang w:val="es-AR"/>
+        </w:rPr>
+        <w:t xml:space="preserve"> &amp;&amp; </w:t>
+      </w:r>
+      <w:proofErr w:type="spellStart"/>
+      <w:r>
+        <w:rPr>
+          <w:rFonts w:ascii="Consolas" w:hAnsi="Consolas"/>
+          <w:lang w:val="es-AR"/>
+        </w:rPr>
+        <w:t>empleado.estaDisponible</w:t>
+      </w:r>
+      <w:proofErr w:type="spellEnd"/>
+      <w:r>
+        <w:rPr>
+          <w:rFonts w:ascii="Consolas" w:hAnsi="Consolas"/>
+          <w:lang w:val="es-AR"/>
+        </w:rPr>
+        <w:t>()){    2</w:t>
+      </w:r>
+      <w:r>
+        <w:rPr>
+          <w:rFonts w:ascii="Consolas" w:hAnsi="Consolas"/>
+          <w:lang w:val="es-AR"/>
+        </w:rPr>
+        <w:br/>
+        <w:t xml:space="preserve">                </w:t>
+      </w:r>
+      <w:proofErr w:type="spellStart"/>
+      <w:r>
+        <w:rPr>
+          <w:rFonts w:ascii="Consolas" w:hAnsi="Consolas"/>
+          <w:lang w:val="es-AR"/>
+        </w:rPr>
+        <w:t>tarea.verEmpleado</w:t>
+      </w:r>
+      <w:proofErr w:type="spellEnd"/>
+      <w:r>
+        <w:rPr>
+          <w:rFonts w:ascii="Consolas" w:hAnsi="Consolas"/>
+          <w:lang w:val="es-AR"/>
+        </w:rPr>
+        <w:t>().</w:t>
+      </w:r>
+      <w:proofErr w:type="spellStart"/>
+      <w:r>
+        <w:rPr>
+          <w:rFonts w:ascii="Consolas" w:hAnsi="Consolas"/>
+          <w:lang w:val="es-AR"/>
+        </w:rPr>
+        <w:t>modificarDisponible</w:t>
+      </w:r>
+      <w:proofErr w:type="spellEnd"/>
+      <w:r>
+        <w:rPr>
+          <w:rFonts w:ascii="Consolas" w:hAnsi="Consolas"/>
+          <w:lang w:val="es-AR"/>
+        </w:rPr>
+        <w:t>(true);    1</w:t>
+      </w:r>
+      <w:r>
+        <w:rPr>
+          <w:rFonts w:ascii="Consolas" w:hAnsi="Consolas"/>
+          <w:lang w:val="es-AR"/>
+        </w:rPr>
+        <w:br/>
+        <w:t xml:space="preserve">                </w:t>
+      </w:r>
+      <w:proofErr w:type="spellStart"/>
+      <w:r>
+        <w:rPr>
+          <w:rFonts w:ascii="Consolas" w:hAnsi="Consolas"/>
+          <w:lang w:val="es-AR"/>
+        </w:rPr>
+        <w:t>tarea.asignarEmpleado</w:t>
+      </w:r>
+      <w:proofErr w:type="spellEnd"/>
+      <w:r>
+        <w:rPr>
+          <w:rFonts w:ascii="Consolas" w:hAnsi="Consolas"/>
+          <w:lang w:val="es-AR"/>
+        </w:rPr>
+        <w:t>(empleado);               1</w:t>
+      </w:r>
+      <w:r>
+        <w:rPr>
+          <w:rFonts w:ascii="Consolas" w:hAnsi="Consolas"/>
+          <w:lang w:val="es-AR"/>
+        </w:rPr>
+        <w:br/>
+        <w:t xml:space="preserve">                </w:t>
+      </w:r>
+      <w:proofErr w:type="spellStart"/>
+      <w:r>
+        <w:rPr>
+          <w:rFonts w:ascii="Consolas" w:hAnsi="Consolas"/>
+          <w:lang w:val="es-AR"/>
+        </w:rPr>
+        <w:t>empleado.modificarDisponible</w:t>
+      </w:r>
+      <w:proofErr w:type="spellEnd"/>
+      <w:r>
+        <w:rPr>
+          <w:rFonts w:ascii="Consolas" w:hAnsi="Consolas"/>
+          <w:lang w:val="es-AR"/>
+        </w:rPr>
+        <w:t>(false);           1</w:t>
+      </w:r>
+      <w:r>
+        <w:rPr>
+          <w:rFonts w:ascii="Consolas" w:hAnsi="Consolas"/>
+          <w:lang w:val="es-AR"/>
+        </w:rPr>
+        <w:br/>
+        <w:t xml:space="preserve">            }</w:t>
+      </w:r>
+      <w:r>
+        <w:rPr>
+          <w:rFonts w:ascii="Consolas" w:hAnsi="Consolas"/>
+          <w:lang w:val="es-AR"/>
+        </w:rPr>
+        <w:br/>
         <w:t xml:space="preserve">        }</w:t>
       </w:r>
       <w:r>
@@ -17783,1336 +20597,6 @@
           <w:lang w:val="es-AR"/>
         </w:rPr>
         <w:br/>
-        <w:t xml:space="preserve">    </w:t>
-      </w:r>
-      <w:proofErr w:type="spellStart"/>
-      <w:r>
-        <w:rPr>
-          <w:rFonts w:ascii="Consolas" w:hAnsi="Consolas"/>
-          <w:lang w:val="es-AR"/>
-        </w:rPr>
-        <w:t>return</w:t>
-      </w:r>
-      <w:proofErr w:type="spellEnd"/>
-      <w:r>
-        <w:rPr>
-          <w:rFonts w:ascii="Consolas" w:hAnsi="Consolas"/>
-          <w:lang w:val="es-AR"/>
-        </w:rPr>
-        <w:t xml:space="preserve"> </w:t>
-      </w:r>
-      <w:proofErr w:type="spellStart"/>
-      <w:r>
-        <w:rPr>
-          <w:rFonts w:ascii="Consolas" w:hAnsi="Consolas"/>
-          <w:lang w:val="es-AR"/>
-        </w:rPr>
-        <w:t>lista.toArray</w:t>
-      </w:r>
-      <w:proofErr w:type="spellEnd"/>
-      <w:r>
-        <w:rPr>
-          <w:rFonts w:ascii="Consolas" w:hAnsi="Consolas"/>
-          <w:lang w:val="es-AR"/>
-        </w:rPr>
-        <w:t>();</w:t>
-      </w:r>
-      <w:r>
-        <w:rPr>
-          <w:rFonts w:ascii="Consolas" w:hAnsi="Consolas"/>
-          <w:lang w:val="es-AR"/>
-        </w:rPr>
-        <w:br/>
-        <w:t>}</w:t>
-      </w:r>
-    </w:p>
-    <w:p>
-      <w:pPr>
-        <w:ind w:left="-567"/>
-        <w:rPr>
-          <w:rFonts w:ascii="Consolas" w:hAnsi="Consolas"/>
-          <w:lang w:val="es-AR"/>
-        </w:rPr>
-      </w:pPr>
-    </w:p>
-    <w:p>
-      <w:pPr>
-        <w:ind w:left="-567"/>
-        <w:rPr>
-          <w:rFonts w:ascii="Consolas" w:hAnsi="Consolas"/>
-          <w:lang w:val="es-AR"/>
-        </w:rPr>
-      </w:pPr>
-      <w:r>
-        <w:rPr>
-          <w:rFonts w:ascii="Consolas" w:hAnsi="Consolas"/>
-          <w:lang w:val="es-AR"/>
-        </w:rPr>
-        <w:t>@Override</w:t>
-      </w:r>
-      <w:r>
-        <w:rPr>
-          <w:rFonts w:ascii="Consolas" w:hAnsi="Consolas"/>
-          <w:lang w:val="es-AR"/>
-        </w:rPr>
-        <w:br/>
-      </w:r>
-      <w:proofErr w:type="spellStart"/>
-      <w:r>
-        <w:rPr>
-          <w:rFonts w:ascii="Consolas" w:hAnsi="Consolas"/>
-          <w:lang w:val="es-AR"/>
-        </w:rPr>
-        <w:t>public</w:t>
-      </w:r>
-      <w:proofErr w:type="spellEnd"/>
-      <w:r>
-        <w:rPr>
-          <w:rFonts w:ascii="Consolas" w:hAnsi="Consolas"/>
-          <w:lang w:val="es-AR"/>
-        </w:rPr>
-        <w:t xml:space="preserve"> </w:t>
-      </w:r>
-      <w:proofErr w:type="spellStart"/>
-      <w:r>
-        <w:rPr>
-          <w:rFonts w:ascii="Consolas" w:hAnsi="Consolas"/>
-          <w:lang w:val="es-AR"/>
-        </w:rPr>
-        <w:t>List</w:t>
-      </w:r>
-      <w:proofErr w:type="spellEnd"/>
-      <w:r>
-        <w:rPr>
-          <w:rFonts w:ascii="Consolas" w:hAnsi="Consolas"/>
-          <w:lang w:val="es-AR"/>
-        </w:rPr>
-        <w:t>&lt;Tupla&lt;</w:t>
-      </w:r>
-      <w:proofErr w:type="spellStart"/>
-      <w:r>
-        <w:rPr>
-          <w:rFonts w:ascii="Consolas" w:hAnsi="Consolas"/>
-          <w:lang w:val="es-AR"/>
-        </w:rPr>
-        <w:t>Integer</w:t>
-      </w:r>
-      <w:proofErr w:type="spellEnd"/>
-      <w:r>
-        <w:rPr>
-          <w:rFonts w:ascii="Consolas" w:hAnsi="Consolas"/>
-          <w:lang w:val="es-AR"/>
-        </w:rPr>
-        <w:t xml:space="preserve">, </w:t>
-      </w:r>
-      <w:proofErr w:type="spellStart"/>
-      <w:r>
-        <w:rPr>
-          <w:rFonts w:ascii="Consolas" w:hAnsi="Consolas"/>
-          <w:lang w:val="es-AR"/>
-        </w:rPr>
-        <w:t>String</w:t>
-      </w:r>
-      <w:proofErr w:type="spellEnd"/>
-      <w:r>
-        <w:rPr>
-          <w:rFonts w:ascii="Consolas" w:hAnsi="Consolas"/>
-          <w:lang w:val="es-AR"/>
-        </w:rPr>
-        <w:t xml:space="preserve">&gt;&gt; </w:t>
-      </w:r>
-      <w:proofErr w:type="spellStart"/>
-      <w:r>
-        <w:rPr>
-          <w:rFonts w:ascii="Consolas" w:hAnsi="Consolas"/>
-          <w:lang w:val="es-AR"/>
-        </w:rPr>
-        <w:t>proyectosActivos</w:t>
-      </w:r>
-      <w:proofErr w:type="spellEnd"/>
-      <w:r>
-        <w:rPr>
-          <w:rFonts w:ascii="Consolas" w:hAnsi="Consolas"/>
-          <w:lang w:val="es-AR"/>
-        </w:rPr>
-        <w:t>() {</w:t>
-      </w:r>
-      <w:r>
-        <w:rPr>
-          <w:rFonts w:ascii="Consolas" w:hAnsi="Consolas"/>
-          <w:lang w:val="es-AR"/>
-        </w:rPr>
-        <w:br/>
-        <w:t xml:space="preserve">    </w:t>
-      </w:r>
-      <w:proofErr w:type="spellStart"/>
-      <w:r>
-        <w:rPr>
-          <w:rFonts w:ascii="Consolas" w:hAnsi="Consolas"/>
-          <w:lang w:val="es-AR"/>
-        </w:rPr>
-        <w:t>List</w:t>
-      </w:r>
-      <w:proofErr w:type="spellEnd"/>
-      <w:r>
-        <w:rPr>
-          <w:rFonts w:ascii="Consolas" w:hAnsi="Consolas"/>
-          <w:lang w:val="es-AR"/>
-        </w:rPr>
-        <w:t>&lt;Tupla&lt;</w:t>
-      </w:r>
-      <w:proofErr w:type="spellStart"/>
-      <w:r>
-        <w:rPr>
-          <w:rFonts w:ascii="Consolas" w:hAnsi="Consolas"/>
-          <w:lang w:val="es-AR"/>
-        </w:rPr>
-        <w:t>Integer</w:t>
-      </w:r>
-      <w:proofErr w:type="spellEnd"/>
-      <w:r>
-        <w:rPr>
-          <w:rFonts w:ascii="Consolas" w:hAnsi="Consolas"/>
-          <w:lang w:val="es-AR"/>
-        </w:rPr>
-        <w:t xml:space="preserve">, </w:t>
-      </w:r>
-      <w:proofErr w:type="spellStart"/>
-      <w:r>
-        <w:rPr>
-          <w:rFonts w:ascii="Consolas" w:hAnsi="Consolas"/>
-          <w:lang w:val="es-AR"/>
-        </w:rPr>
-        <w:t>String</w:t>
-      </w:r>
-      <w:proofErr w:type="spellEnd"/>
-      <w:r>
-        <w:rPr>
-          <w:rFonts w:ascii="Consolas" w:hAnsi="Consolas"/>
-          <w:lang w:val="es-AR"/>
-        </w:rPr>
-        <w:t xml:space="preserve">&gt;&gt; </w:t>
-      </w:r>
-      <w:proofErr w:type="spellStart"/>
-      <w:r>
-        <w:rPr>
-          <w:rFonts w:ascii="Consolas" w:hAnsi="Consolas"/>
-          <w:lang w:val="es-AR"/>
-        </w:rPr>
-        <w:t>listaTupla</w:t>
-      </w:r>
-      <w:proofErr w:type="spellEnd"/>
-      <w:r>
-        <w:rPr>
-          <w:rFonts w:ascii="Consolas" w:hAnsi="Consolas"/>
-          <w:lang w:val="es-AR"/>
-        </w:rPr>
-        <w:t xml:space="preserve"> = new </w:t>
-      </w:r>
-      <w:proofErr w:type="spellStart"/>
-      <w:r>
-        <w:rPr>
-          <w:rFonts w:ascii="Consolas" w:hAnsi="Consolas"/>
-          <w:lang w:val="es-AR"/>
-        </w:rPr>
-        <w:t>ArrayList</w:t>
-      </w:r>
-      <w:proofErr w:type="spellEnd"/>
-      <w:r>
-        <w:rPr>
-          <w:rFonts w:ascii="Consolas" w:hAnsi="Consolas"/>
-          <w:lang w:val="es-AR"/>
-        </w:rPr>
-        <w:t>&lt;&gt;();</w:t>
-      </w:r>
-      <w:r>
-        <w:rPr>
-          <w:rFonts w:ascii="Consolas" w:hAnsi="Consolas"/>
-          <w:lang w:val="es-AR"/>
-        </w:rPr>
-        <w:br/>
-        <w:t xml:space="preserve">    </w:t>
-      </w:r>
-      <w:proofErr w:type="spellStart"/>
-      <w:r>
-        <w:rPr>
-          <w:rFonts w:ascii="Consolas" w:hAnsi="Consolas"/>
-          <w:lang w:val="es-AR"/>
-        </w:rPr>
-        <w:t>for</w:t>
-      </w:r>
-      <w:proofErr w:type="spellEnd"/>
-      <w:r>
-        <w:rPr>
-          <w:rFonts w:ascii="Consolas" w:hAnsi="Consolas"/>
-          <w:lang w:val="es-AR"/>
-        </w:rPr>
-        <w:t xml:space="preserve"> (Proyecto </w:t>
-      </w:r>
-      <w:proofErr w:type="spellStart"/>
-      <w:r>
-        <w:rPr>
-          <w:rFonts w:ascii="Consolas" w:hAnsi="Consolas"/>
-          <w:lang w:val="es-AR"/>
-        </w:rPr>
-        <w:t>proyecto</w:t>
-      </w:r>
-      <w:proofErr w:type="spellEnd"/>
-      <w:r>
-        <w:rPr>
-          <w:rFonts w:ascii="Consolas" w:hAnsi="Consolas"/>
-          <w:lang w:val="es-AR"/>
-        </w:rPr>
-        <w:t xml:space="preserve"> : </w:t>
-      </w:r>
-      <w:proofErr w:type="spellStart"/>
-      <w:r>
-        <w:rPr>
-          <w:rFonts w:ascii="Consolas" w:hAnsi="Consolas"/>
-          <w:lang w:val="es-AR"/>
-        </w:rPr>
-        <w:t>proyectos.values</w:t>
-      </w:r>
-      <w:proofErr w:type="spellEnd"/>
-      <w:r>
-        <w:rPr>
-          <w:rFonts w:ascii="Consolas" w:hAnsi="Consolas"/>
-          <w:lang w:val="es-AR"/>
-        </w:rPr>
-        <w:t>()){</w:t>
-      </w:r>
-      <w:r>
-        <w:rPr>
-          <w:rFonts w:ascii="Consolas" w:hAnsi="Consolas"/>
-          <w:lang w:val="es-AR"/>
-        </w:rPr>
-        <w:br/>
-        <w:t xml:space="preserve">        </w:t>
-      </w:r>
-      <w:proofErr w:type="spellStart"/>
-      <w:r>
-        <w:rPr>
-          <w:rFonts w:ascii="Consolas" w:hAnsi="Consolas"/>
-          <w:lang w:val="es-AR"/>
-        </w:rPr>
-        <w:t>if</w:t>
-      </w:r>
-      <w:proofErr w:type="spellEnd"/>
-      <w:r>
-        <w:rPr>
-          <w:rFonts w:ascii="Consolas" w:hAnsi="Consolas"/>
-          <w:lang w:val="es-AR"/>
-        </w:rPr>
-        <w:t>(</w:t>
-      </w:r>
-      <w:proofErr w:type="spellStart"/>
-      <w:r>
-        <w:rPr>
-          <w:rFonts w:ascii="Consolas" w:hAnsi="Consolas"/>
-          <w:lang w:val="es-AR"/>
-        </w:rPr>
-        <w:t>proyecto.verEstado</w:t>
-      </w:r>
-      <w:proofErr w:type="spellEnd"/>
-      <w:r>
-        <w:rPr>
-          <w:rFonts w:ascii="Consolas" w:hAnsi="Consolas"/>
-          <w:lang w:val="es-AR"/>
-        </w:rPr>
-        <w:t>().</w:t>
-      </w:r>
-      <w:proofErr w:type="spellStart"/>
-      <w:r>
-        <w:rPr>
-          <w:rFonts w:ascii="Consolas" w:hAnsi="Consolas"/>
-          <w:lang w:val="es-AR"/>
-        </w:rPr>
-        <w:t>equals</w:t>
-      </w:r>
-      <w:proofErr w:type="spellEnd"/>
-      <w:r>
-        <w:rPr>
-          <w:rFonts w:ascii="Consolas" w:hAnsi="Consolas"/>
-          <w:lang w:val="es-AR"/>
-        </w:rPr>
-        <w:t>(</w:t>
-      </w:r>
-      <w:proofErr w:type="spellStart"/>
-      <w:r>
-        <w:rPr>
-          <w:rFonts w:ascii="Consolas" w:hAnsi="Consolas"/>
-          <w:lang w:val="es-AR"/>
-        </w:rPr>
-        <w:t>Estado.</w:t>
-      </w:r>
-      <w:r>
-        <w:rPr>
-          <w:rFonts w:ascii="Consolas" w:hAnsi="Consolas"/>
-          <w:i/>
-          <w:iCs/>
-          <w:lang w:val="es-AR"/>
-        </w:rPr>
-        <w:t>activo</w:t>
-      </w:r>
-      <w:proofErr w:type="spellEnd"/>
-      <w:r>
-        <w:rPr>
-          <w:rFonts w:ascii="Consolas" w:hAnsi="Consolas"/>
-          <w:lang w:val="es-AR"/>
-        </w:rPr>
-        <w:t>)){</w:t>
-      </w:r>
-      <w:r>
-        <w:rPr>
-          <w:rFonts w:ascii="Consolas" w:hAnsi="Consolas"/>
-          <w:lang w:val="es-AR"/>
-        </w:rPr>
-        <w:br/>
-        <w:t xml:space="preserve">            </w:t>
-      </w:r>
-      <w:proofErr w:type="spellStart"/>
-      <w:r>
-        <w:rPr>
-          <w:rFonts w:ascii="Consolas" w:hAnsi="Consolas"/>
-          <w:lang w:val="es-AR"/>
-        </w:rPr>
-        <w:t>listaTupla.add</w:t>
-      </w:r>
-      <w:proofErr w:type="spellEnd"/>
-      <w:r>
-        <w:rPr>
-          <w:rFonts w:ascii="Consolas" w:hAnsi="Consolas"/>
-          <w:lang w:val="es-AR"/>
-        </w:rPr>
-        <w:t>(new Tupla&lt;</w:t>
-      </w:r>
-      <w:proofErr w:type="spellStart"/>
-      <w:r>
-        <w:rPr>
-          <w:rFonts w:ascii="Consolas" w:hAnsi="Consolas"/>
-          <w:lang w:val="es-AR"/>
-        </w:rPr>
-        <w:t>Integer</w:t>
-      </w:r>
-      <w:proofErr w:type="spellEnd"/>
-      <w:r>
-        <w:rPr>
-          <w:rFonts w:ascii="Consolas" w:hAnsi="Consolas"/>
-          <w:lang w:val="es-AR"/>
-        </w:rPr>
-        <w:t xml:space="preserve">, </w:t>
-      </w:r>
-      <w:proofErr w:type="spellStart"/>
-      <w:r>
-        <w:rPr>
-          <w:rFonts w:ascii="Consolas" w:hAnsi="Consolas"/>
-          <w:lang w:val="es-AR"/>
-        </w:rPr>
-        <w:t>String</w:t>
-      </w:r>
-      <w:proofErr w:type="spellEnd"/>
-      <w:r>
-        <w:rPr>
-          <w:rFonts w:ascii="Consolas" w:hAnsi="Consolas"/>
-          <w:lang w:val="es-AR"/>
-        </w:rPr>
-        <w:t>&gt;(</w:t>
-      </w:r>
-      <w:proofErr w:type="spellStart"/>
-      <w:r>
-        <w:rPr>
-          <w:rFonts w:ascii="Consolas" w:hAnsi="Consolas"/>
-          <w:lang w:val="es-AR"/>
-        </w:rPr>
-        <w:t>proyecto.verId</w:t>
-      </w:r>
-      <w:proofErr w:type="spellEnd"/>
-      <w:r>
-        <w:rPr>
-          <w:rFonts w:ascii="Consolas" w:hAnsi="Consolas"/>
-          <w:lang w:val="es-AR"/>
-        </w:rPr>
-        <w:t xml:space="preserve">(), </w:t>
-      </w:r>
-      <w:proofErr w:type="spellStart"/>
-      <w:r>
-        <w:rPr>
-          <w:rFonts w:ascii="Consolas" w:hAnsi="Consolas"/>
-          <w:lang w:val="es-AR"/>
-        </w:rPr>
-        <w:t>proyecto.verDireccion</w:t>
-      </w:r>
-      <w:proofErr w:type="spellEnd"/>
-      <w:r>
-        <w:rPr>
-          <w:rFonts w:ascii="Consolas" w:hAnsi="Consolas"/>
-          <w:lang w:val="es-AR"/>
-        </w:rPr>
-        <w:t>()));</w:t>
-      </w:r>
-      <w:r>
-        <w:rPr>
-          <w:rFonts w:ascii="Consolas" w:hAnsi="Consolas"/>
-          <w:lang w:val="es-AR"/>
-        </w:rPr>
-        <w:br/>
-        <w:t xml:space="preserve">        }</w:t>
-      </w:r>
-      <w:r>
-        <w:rPr>
-          <w:rFonts w:ascii="Consolas" w:hAnsi="Consolas"/>
-          <w:lang w:val="es-AR"/>
-        </w:rPr>
-        <w:br/>
-        <w:t xml:space="preserve">    }</w:t>
-      </w:r>
-      <w:r>
-        <w:rPr>
-          <w:rFonts w:ascii="Consolas" w:hAnsi="Consolas"/>
-          <w:lang w:val="es-AR"/>
-        </w:rPr>
-        <w:br/>
-        <w:t xml:space="preserve">    </w:t>
-      </w:r>
-      <w:proofErr w:type="spellStart"/>
-      <w:r>
-        <w:rPr>
-          <w:rFonts w:ascii="Consolas" w:hAnsi="Consolas"/>
-          <w:lang w:val="es-AR"/>
-        </w:rPr>
-        <w:t>return</w:t>
-      </w:r>
-      <w:proofErr w:type="spellEnd"/>
-      <w:r>
-        <w:rPr>
-          <w:rFonts w:ascii="Consolas" w:hAnsi="Consolas"/>
-          <w:lang w:val="es-AR"/>
-        </w:rPr>
-        <w:t xml:space="preserve"> </w:t>
-      </w:r>
-      <w:proofErr w:type="spellStart"/>
-      <w:r>
-        <w:rPr>
-          <w:rFonts w:ascii="Consolas" w:hAnsi="Consolas"/>
-          <w:lang w:val="es-AR"/>
-        </w:rPr>
-        <w:t>listaTupla</w:t>
-      </w:r>
-      <w:proofErr w:type="spellEnd"/>
-      <w:r>
-        <w:rPr>
-          <w:rFonts w:ascii="Consolas" w:hAnsi="Consolas"/>
-          <w:lang w:val="es-AR"/>
-        </w:rPr>
-        <w:t>;</w:t>
-      </w:r>
-      <w:r>
-        <w:rPr>
-          <w:rFonts w:ascii="Consolas" w:hAnsi="Consolas"/>
-          <w:lang w:val="es-AR"/>
-        </w:rPr>
-        <w:br/>
-        <w:t>}</w:t>
-      </w:r>
-    </w:p>
-    <w:p>
-      <w:pPr>
-        <w:ind w:left="-567"/>
-        <w:rPr>
-          <w:rFonts w:ascii="Consolas" w:hAnsi="Consolas"/>
-          <w:lang w:val="es-AR"/>
-        </w:rPr>
-      </w:pPr>
-    </w:p>
-    <w:p>
-      <w:pPr>
-        <w:ind w:left="-567"/>
-        <w:rPr>
-          <w:rFonts w:ascii="Consolas" w:hAnsi="Consolas"/>
-          <w:lang w:val="es-AR"/>
-        </w:rPr>
-      </w:pPr>
-    </w:p>
-    <w:p>
-      <w:pPr>
-        <w:ind w:left="-567"/>
-        <w:rPr>
-          <w:rFonts w:ascii="Consolas" w:hAnsi="Consolas"/>
-          <w:lang w:val="es-AR"/>
-        </w:rPr>
-      </w:pPr>
-    </w:p>
-    <w:p>
-      <w:pPr>
-        <w:ind w:left="-567"/>
-        <w:rPr>
-          <w:rFonts w:ascii="Consolas" w:hAnsi="Consolas"/>
-          <w:lang w:val="es-AR"/>
-        </w:rPr>
-      </w:pPr>
-    </w:p>
-    <w:p>
-      <w:pPr>
-        <w:ind w:left="-567"/>
-        <w:rPr>
-          <w:rFonts w:ascii="Consolas" w:hAnsi="Consolas"/>
-          <w:lang w:val="es-AR"/>
-        </w:rPr>
-      </w:pPr>
-    </w:p>
-    <w:p>
-      <w:pPr>
-        <w:ind w:left="-567"/>
-        <w:rPr>
-          <w:rFonts w:ascii="Consolas" w:hAnsi="Consolas"/>
-          <w:lang w:val="es-AR"/>
-        </w:rPr>
-      </w:pPr>
-    </w:p>
-    <w:p>
-      <w:pPr>
-        <w:ind w:left="-567"/>
-        <w:rPr>
-          <w:rFonts w:ascii="Consolas" w:hAnsi="Consolas"/>
-          <w:lang w:val="es-AR"/>
-        </w:rPr>
-      </w:pPr>
-    </w:p>
-    <w:p>
-      <w:pPr>
-        <w:ind w:left="-567"/>
-        <w:rPr>
-          <w:rFonts w:ascii="Consolas" w:hAnsi="Consolas"/>
-          <w:lang w:val="es-AR"/>
-        </w:rPr>
-      </w:pPr>
-    </w:p>
-    <w:p>
-      <w:pPr>
-        <w:ind w:left="-567"/>
-        <w:rPr>
-          <w:rFonts w:ascii="Arial" w:hAnsi="Arial" w:cs="Arial"/>
-        </w:rPr>
-      </w:pPr>
-      <w:r>
-        <w:rPr>
-          <w:rFonts w:ascii="Arial" w:hAnsi="Arial" w:cs="Arial"/>
-        </w:rPr>
-        <w:lastRenderedPageBreak/>
-        <w:t xml:space="preserve">Explicar la complejidad lograda y justificar por medio de Álgebra de Órdenes para el punto: </w:t>
-      </w:r>
-    </w:p>
-    <w:p>
-      <w:pPr>
-        <w:ind w:left="-567"/>
-        <w:rPr>
-          <w:rFonts w:ascii="Arial" w:hAnsi="Arial" w:cs="Arial"/>
-        </w:rPr>
-      </w:pPr>
-      <w:r>
-        <w:rPr>
-          <w:rFonts w:ascii="Arial" w:hAnsi="Arial" w:cs="Arial"/>
-        </w:rPr>
-        <w:t xml:space="preserve">- 9. Reasignar empleados de ser necesario (se debe poder cambiar un empleado asignado por otro) en O (1) </w:t>
-      </w:r>
-    </w:p>
-    <w:p>
-      <w:pPr>
-        <w:ind w:left="-567"/>
-        <w:rPr>
-          <w:rFonts w:ascii="Arial" w:hAnsi="Arial" w:cs="Arial"/>
-        </w:rPr>
-      </w:pPr>
-      <w:r>
-        <w:rPr>
-          <w:rFonts w:ascii="Arial" w:hAnsi="Arial" w:cs="Arial"/>
-        </w:rPr>
-        <w:t>- 10. Reasignar empleado de forma eficiente (buscar el que menos atrasos tenga)</w:t>
-      </w:r>
-    </w:p>
-    <w:p>
-      <w:pPr>
-        <w:ind w:left="-567"/>
-        <w:rPr>
-          <w:rFonts w:ascii="Consolas" w:hAnsi="Consolas"/>
-        </w:rPr>
-      </w:pPr>
-    </w:p>
-    <w:p>
-      <w:pPr>
-        <w:ind w:left="-567"/>
-        <w:rPr>
-          <w:rFonts w:ascii="Consolas" w:hAnsi="Consolas"/>
-        </w:rPr>
-      </w:pPr>
-    </w:p>
-    <w:p>
-      <w:pPr>
-        <w:ind w:left="-567"/>
-        <w:rPr>
-          <w:rFonts w:ascii="Consolas" w:hAnsi="Consolas"/>
-          <w:lang w:val="es-AR"/>
-        </w:rPr>
-      </w:pPr>
-      <w:r>
-        <w:rPr>
-          <w:rFonts w:ascii="Consolas" w:hAnsi="Consolas"/>
-          <w:lang w:val="es-AR"/>
-        </w:rPr>
-        <w:t>@Override</w:t>
-      </w:r>
-      <w:r>
-        <w:rPr>
-          <w:rFonts w:ascii="Consolas" w:hAnsi="Consolas"/>
-          <w:lang w:val="es-AR"/>
-        </w:rPr>
-        <w:br/>
-      </w:r>
-      <w:proofErr w:type="spellStart"/>
-      <w:r>
-        <w:rPr>
-          <w:rFonts w:ascii="Consolas" w:hAnsi="Consolas"/>
-          <w:lang w:val="es-AR"/>
-        </w:rPr>
-        <w:t>public</w:t>
-      </w:r>
-      <w:proofErr w:type="spellEnd"/>
-      <w:r>
-        <w:rPr>
-          <w:rFonts w:ascii="Consolas" w:hAnsi="Consolas"/>
-          <w:lang w:val="es-AR"/>
-        </w:rPr>
-        <w:t xml:space="preserve"> </w:t>
-      </w:r>
-      <w:proofErr w:type="spellStart"/>
-      <w:r>
-        <w:rPr>
-          <w:rFonts w:ascii="Consolas" w:hAnsi="Consolas"/>
-          <w:lang w:val="es-AR"/>
-        </w:rPr>
-        <w:t>void</w:t>
-      </w:r>
-      <w:proofErr w:type="spellEnd"/>
-      <w:r>
-        <w:rPr>
-          <w:rFonts w:ascii="Consolas" w:hAnsi="Consolas"/>
-          <w:lang w:val="es-AR"/>
-        </w:rPr>
-        <w:t xml:space="preserve"> </w:t>
-      </w:r>
-      <w:proofErr w:type="spellStart"/>
-      <w:r>
-        <w:rPr>
-          <w:rFonts w:ascii="Consolas" w:hAnsi="Consolas"/>
-          <w:lang w:val="es-AR"/>
-        </w:rPr>
-        <w:t>reasignarEmpleadoEnProyecto</w:t>
-      </w:r>
-      <w:proofErr w:type="spellEnd"/>
-      <w:r>
-        <w:rPr>
-          <w:rFonts w:ascii="Consolas" w:hAnsi="Consolas"/>
-          <w:lang w:val="es-AR"/>
-        </w:rPr>
-        <w:t>(</w:t>
-      </w:r>
-      <w:proofErr w:type="spellStart"/>
-      <w:r>
-        <w:rPr>
-          <w:rFonts w:ascii="Consolas" w:hAnsi="Consolas"/>
-          <w:lang w:val="es-AR"/>
-        </w:rPr>
-        <w:t>Integer</w:t>
-      </w:r>
-      <w:proofErr w:type="spellEnd"/>
-      <w:r>
-        <w:rPr>
-          <w:rFonts w:ascii="Consolas" w:hAnsi="Consolas"/>
-          <w:lang w:val="es-AR"/>
-        </w:rPr>
-        <w:t xml:space="preserve"> </w:t>
-      </w:r>
-      <w:proofErr w:type="spellStart"/>
-      <w:r>
-        <w:rPr>
-          <w:rFonts w:ascii="Consolas" w:hAnsi="Consolas"/>
-          <w:lang w:val="es-AR"/>
-        </w:rPr>
-        <w:t>numero</w:t>
-      </w:r>
-      <w:proofErr w:type="spellEnd"/>
-      <w:r>
-        <w:rPr>
-          <w:rFonts w:ascii="Consolas" w:hAnsi="Consolas"/>
-          <w:lang w:val="es-AR"/>
-        </w:rPr>
-        <w:t xml:space="preserve">, </w:t>
-      </w:r>
-      <w:proofErr w:type="spellStart"/>
-      <w:r>
-        <w:rPr>
-          <w:rFonts w:ascii="Consolas" w:hAnsi="Consolas"/>
-          <w:lang w:val="es-AR"/>
-        </w:rPr>
-        <w:t>Integer</w:t>
-      </w:r>
-      <w:proofErr w:type="spellEnd"/>
-      <w:r>
-        <w:rPr>
-          <w:rFonts w:ascii="Consolas" w:hAnsi="Consolas"/>
-          <w:lang w:val="es-AR"/>
-        </w:rPr>
-        <w:t xml:space="preserve"> legajo, </w:t>
-      </w:r>
-      <w:proofErr w:type="spellStart"/>
-      <w:r>
-        <w:rPr>
-          <w:rFonts w:ascii="Consolas" w:hAnsi="Consolas"/>
-          <w:lang w:val="es-AR"/>
-        </w:rPr>
-        <w:t>String</w:t>
-      </w:r>
-      <w:proofErr w:type="spellEnd"/>
-      <w:r>
-        <w:rPr>
-          <w:rFonts w:ascii="Consolas" w:hAnsi="Consolas"/>
-          <w:lang w:val="es-AR"/>
-        </w:rPr>
-        <w:t xml:space="preserve"> </w:t>
-      </w:r>
-      <w:proofErr w:type="spellStart"/>
-      <w:r>
-        <w:rPr>
-          <w:rFonts w:ascii="Consolas" w:hAnsi="Consolas"/>
-          <w:lang w:val="es-AR"/>
-        </w:rPr>
-        <w:t>titulo</w:t>
-      </w:r>
-      <w:proofErr w:type="spellEnd"/>
-      <w:r>
-        <w:rPr>
-          <w:rFonts w:ascii="Consolas" w:hAnsi="Consolas"/>
-          <w:lang w:val="es-AR"/>
-        </w:rPr>
-        <w:t xml:space="preserve">) </w:t>
-      </w:r>
-      <w:proofErr w:type="spellStart"/>
-      <w:r>
-        <w:rPr>
-          <w:rFonts w:ascii="Consolas" w:hAnsi="Consolas"/>
-          <w:lang w:val="es-AR"/>
-        </w:rPr>
-        <w:t>throws</w:t>
-      </w:r>
-      <w:proofErr w:type="spellEnd"/>
-      <w:r>
-        <w:rPr>
-          <w:rFonts w:ascii="Consolas" w:hAnsi="Consolas"/>
-          <w:lang w:val="es-AR"/>
-        </w:rPr>
-        <w:t xml:space="preserve"> </w:t>
-      </w:r>
-      <w:proofErr w:type="spellStart"/>
-      <w:r>
-        <w:rPr>
-          <w:rFonts w:ascii="Consolas" w:hAnsi="Consolas"/>
-          <w:lang w:val="es-AR"/>
-        </w:rPr>
-        <w:t>Exception</w:t>
-      </w:r>
-      <w:proofErr w:type="spellEnd"/>
-      <w:r>
-        <w:rPr>
-          <w:rFonts w:ascii="Consolas" w:hAnsi="Consolas"/>
-          <w:lang w:val="es-AR"/>
-        </w:rPr>
-        <w:t xml:space="preserve"> {</w:t>
-      </w:r>
-      <w:r>
-        <w:rPr>
-          <w:rFonts w:ascii="Consolas" w:hAnsi="Consolas"/>
-          <w:lang w:val="es-AR"/>
-        </w:rPr>
-        <w:br/>
-        <w:t xml:space="preserve">    Proyecto </w:t>
-      </w:r>
-      <w:proofErr w:type="spellStart"/>
-      <w:r>
-        <w:rPr>
-          <w:rFonts w:ascii="Consolas" w:hAnsi="Consolas"/>
-          <w:lang w:val="es-AR"/>
-        </w:rPr>
-        <w:t>proyecto</w:t>
-      </w:r>
-      <w:proofErr w:type="spellEnd"/>
-      <w:r>
-        <w:rPr>
-          <w:rFonts w:ascii="Consolas" w:hAnsi="Consolas"/>
-          <w:lang w:val="es-AR"/>
-        </w:rPr>
-        <w:t xml:space="preserve"> = </w:t>
-      </w:r>
-      <w:proofErr w:type="spellStart"/>
-      <w:r>
-        <w:rPr>
-          <w:rFonts w:ascii="Consolas" w:hAnsi="Consolas"/>
-          <w:lang w:val="es-AR"/>
-        </w:rPr>
-        <w:t>proyectos.get</w:t>
-      </w:r>
-      <w:proofErr w:type="spellEnd"/>
-      <w:r>
-        <w:rPr>
-          <w:rFonts w:ascii="Consolas" w:hAnsi="Consolas"/>
-          <w:lang w:val="es-AR"/>
-        </w:rPr>
-        <w:t>(numero);   1</w:t>
-      </w:r>
-      <w:r>
-        <w:rPr>
-          <w:rFonts w:ascii="Consolas" w:hAnsi="Consolas"/>
-          <w:lang w:val="es-AR"/>
-        </w:rPr>
-        <w:br/>
-        <w:t xml:space="preserve">    </w:t>
-      </w:r>
-      <w:proofErr w:type="spellStart"/>
-      <w:r>
-        <w:rPr>
-          <w:rFonts w:ascii="Consolas" w:hAnsi="Consolas"/>
-          <w:lang w:val="es-AR"/>
-        </w:rPr>
-        <w:t>if</w:t>
-      </w:r>
-      <w:proofErr w:type="spellEnd"/>
-      <w:r>
-        <w:rPr>
-          <w:rFonts w:ascii="Consolas" w:hAnsi="Consolas"/>
-          <w:lang w:val="es-AR"/>
-        </w:rPr>
-        <w:t xml:space="preserve">(proyecto != </w:t>
-      </w:r>
-      <w:proofErr w:type="spellStart"/>
-      <w:r>
-        <w:rPr>
-          <w:rFonts w:ascii="Consolas" w:hAnsi="Consolas"/>
-          <w:lang w:val="es-AR"/>
-        </w:rPr>
-        <w:t>null</w:t>
-      </w:r>
-      <w:proofErr w:type="spellEnd"/>
-      <w:r>
-        <w:rPr>
-          <w:rFonts w:ascii="Consolas" w:hAnsi="Consolas"/>
-          <w:lang w:val="es-AR"/>
-        </w:rPr>
-        <w:t>){  1</w:t>
-      </w:r>
-      <w:r>
-        <w:rPr>
-          <w:rFonts w:ascii="Consolas" w:hAnsi="Consolas"/>
-          <w:lang w:val="es-AR"/>
-        </w:rPr>
-        <w:br/>
-        <w:t xml:space="preserve">        Tarea </w:t>
-      </w:r>
-      <w:proofErr w:type="spellStart"/>
-      <w:r>
-        <w:rPr>
-          <w:rFonts w:ascii="Consolas" w:hAnsi="Consolas"/>
-          <w:lang w:val="es-AR"/>
-        </w:rPr>
-        <w:t>tarea</w:t>
-      </w:r>
-      <w:proofErr w:type="spellEnd"/>
-      <w:r>
-        <w:rPr>
-          <w:rFonts w:ascii="Consolas" w:hAnsi="Consolas"/>
-          <w:lang w:val="es-AR"/>
-        </w:rPr>
-        <w:t xml:space="preserve"> = </w:t>
-      </w:r>
-      <w:proofErr w:type="spellStart"/>
-      <w:r>
-        <w:rPr>
-          <w:rFonts w:ascii="Consolas" w:hAnsi="Consolas"/>
-          <w:lang w:val="es-AR"/>
-        </w:rPr>
-        <w:t>proyecto.seleccionarTarea</w:t>
-      </w:r>
-      <w:proofErr w:type="spellEnd"/>
-      <w:r>
-        <w:rPr>
-          <w:rFonts w:ascii="Consolas" w:hAnsi="Consolas"/>
-          <w:lang w:val="es-AR"/>
-        </w:rPr>
-        <w:t>(titulo);  1</w:t>
-      </w:r>
-      <w:r>
-        <w:rPr>
-          <w:rFonts w:ascii="Consolas" w:hAnsi="Consolas"/>
-          <w:lang w:val="es-AR"/>
-        </w:rPr>
-        <w:br/>
-        <w:t xml:space="preserve">        Empleado </w:t>
-      </w:r>
-      <w:proofErr w:type="spellStart"/>
-      <w:r>
-        <w:rPr>
-          <w:rFonts w:ascii="Consolas" w:hAnsi="Consolas"/>
-          <w:lang w:val="es-AR"/>
-        </w:rPr>
-        <w:t>empleado</w:t>
-      </w:r>
-      <w:proofErr w:type="spellEnd"/>
-      <w:r>
-        <w:rPr>
-          <w:rFonts w:ascii="Consolas" w:hAnsi="Consolas"/>
-          <w:lang w:val="es-AR"/>
-        </w:rPr>
-        <w:t xml:space="preserve"> = </w:t>
-      </w:r>
-      <w:proofErr w:type="spellStart"/>
-      <w:r>
-        <w:rPr>
-          <w:rFonts w:ascii="Consolas" w:hAnsi="Consolas"/>
-          <w:lang w:val="es-AR"/>
-        </w:rPr>
-        <w:t>empleados.get</w:t>
-      </w:r>
-      <w:proofErr w:type="spellEnd"/>
-      <w:r>
-        <w:rPr>
-          <w:rFonts w:ascii="Consolas" w:hAnsi="Consolas"/>
-          <w:lang w:val="es-AR"/>
-        </w:rPr>
-        <w:t>(legajo);     1</w:t>
-      </w:r>
-      <w:r>
-        <w:rPr>
-          <w:rFonts w:ascii="Consolas" w:hAnsi="Consolas"/>
-          <w:lang w:val="es-AR"/>
-        </w:rPr>
-        <w:br/>
-        <w:t xml:space="preserve">        </w:t>
-      </w:r>
-      <w:proofErr w:type="spellStart"/>
-      <w:r>
-        <w:rPr>
-          <w:rFonts w:ascii="Consolas" w:hAnsi="Consolas"/>
-          <w:lang w:val="es-AR"/>
-        </w:rPr>
-        <w:t>if</w:t>
-      </w:r>
-      <w:proofErr w:type="spellEnd"/>
-      <w:r>
-        <w:rPr>
-          <w:rFonts w:ascii="Consolas" w:hAnsi="Consolas"/>
-          <w:lang w:val="es-AR"/>
-        </w:rPr>
-        <w:t xml:space="preserve">(tarea != </w:t>
-      </w:r>
-      <w:proofErr w:type="spellStart"/>
-      <w:r>
-        <w:rPr>
-          <w:rFonts w:ascii="Consolas" w:hAnsi="Consolas"/>
-          <w:lang w:val="es-AR"/>
-        </w:rPr>
-        <w:t>null</w:t>
-      </w:r>
-      <w:proofErr w:type="spellEnd"/>
-      <w:r>
-        <w:rPr>
-          <w:rFonts w:ascii="Consolas" w:hAnsi="Consolas"/>
-          <w:lang w:val="es-AR"/>
-        </w:rPr>
-        <w:t>){    1</w:t>
-      </w:r>
-      <w:r>
-        <w:rPr>
-          <w:rFonts w:ascii="Consolas" w:hAnsi="Consolas"/>
-          <w:lang w:val="es-AR"/>
-        </w:rPr>
-        <w:br/>
-        <w:t xml:space="preserve">            </w:t>
-      </w:r>
-      <w:proofErr w:type="spellStart"/>
-      <w:r>
-        <w:rPr>
-          <w:rFonts w:ascii="Consolas" w:hAnsi="Consolas"/>
-          <w:lang w:val="es-AR"/>
-        </w:rPr>
-        <w:t>if</w:t>
-      </w:r>
-      <w:proofErr w:type="spellEnd"/>
-      <w:r>
-        <w:rPr>
-          <w:rFonts w:ascii="Consolas" w:hAnsi="Consolas"/>
-          <w:lang w:val="es-AR"/>
-        </w:rPr>
-        <w:t>(</w:t>
-      </w:r>
-      <w:proofErr w:type="spellStart"/>
-      <w:r>
-        <w:rPr>
-          <w:rFonts w:ascii="Consolas" w:hAnsi="Consolas"/>
-          <w:lang w:val="es-AR"/>
-        </w:rPr>
-        <w:t>tarea.verEmpleado</w:t>
-      </w:r>
-      <w:proofErr w:type="spellEnd"/>
-      <w:r>
-        <w:rPr>
-          <w:rFonts w:ascii="Consolas" w:hAnsi="Consolas"/>
-          <w:lang w:val="es-AR"/>
-        </w:rPr>
-        <w:t xml:space="preserve">() == </w:t>
-      </w:r>
-      <w:proofErr w:type="spellStart"/>
-      <w:r>
-        <w:rPr>
-          <w:rFonts w:ascii="Consolas" w:hAnsi="Consolas"/>
-          <w:lang w:val="es-AR"/>
-        </w:rPr>
-        <w:t>null</w:t>
-      </w:r>
-      <w:proofErr w:type="spellEnd"/>
-      <w:r>
-        <w:rPr>
-          <w:rFonts w:ascii="Consolas" w:hAnsi="Consolas"/>
-          <w:lang w:val="es-AR"/>
-        </w:rPr>
-        <w:t xml:space="preserve">){   </w:t>
-      </w:r>
-      <w:r>
-        <w:rPr>
-          <w:rFonts w:ascii="Consolas" w:hAnsi="Consolas"/>
-          <w:lang w:val="es-AR"/>
-        </w:rPr>
-        <w:t>//No es peor caso</w:t>
-      </w:r>
-      <w:r>
-        <w:rPr>
-          <w:rFonts w:ascii="Consolas" w:hAnsi="Consolas"/>
-          <w:lang w:val="es-AR"/>
-        </w:rPr>
-        <w:br/>
-        <w:t xml:space="preserve">                </w:t>
-      </w:r>
-      <w:proofErr w:type="spellStart"/>
-      <w:r>
-        <w:rPr>
-          <w:rFonts w:ascii="Consolas" w:hAnsi="Consolas"/>
-          <w:lang w:val="es-AR"/>
-        </w:rPr>
-        <w:t>throw</w:t>
-      </w:r>
-      <w:proofErr w:type="spellEnd"/>
-      <w:r>
-        <w:rPr>
-          <w:rFonts w:ascii="Consolas" w:hAnsi="Consolas"/>
-          <w:lang w:val="es-AR"/>
-        </w:rPr>
-        <w:t xml:space="preserve"> new </w:t>
-      </w:r>
-      <w:proofErr w:type="spellStart"/>
-      <w:r>
-        <w:rPr>
-          <w:rFonts w:ascii="Consolas" w:hAnsi="Consolas"/>
-          <w:lang w:val="es-AR"/>
-        </w:rPr>
-        <w:t>Exception</w:t>
-      </w:r>
-      <w:proofErr w:type="spellEnd"/>
-      <w:r>
-        <w:rPr>
-          <w:rFonts w:ascii="Consolas" w:hAnsi="Consolas"/>
-          <w:lang w:val="es-AR"/>
-        </w:rPr>
-        <w:t>("No se encuentra empleado asignado anteriormente");</w:t>
-      </w:r>
-      <w:r>
-        <w:rPr>
-          <w:rFonts w:ascii="Consolas" w:hAnsi="Consolas"/>
-          <w:lang w:val="es-AR"/>
-        </w:rPr>
-        <w:br/>
-        <w:t xml:space="preserve">            }</w:t>
-      </w:r>
-      <w:r>
-        <w:rPr>
-          <w:rFonts w:ascii="Consolas" w:hAnsi="Consolas"/>
-          <w:lang w:val="es-AR"/>
-        </w:rPr>
-        <w:br/>
-        <w:t xml:space="preserve">            </w:t>
-      </w:r>
-      <w:proofErr w:type="spellStart"/>
-      <w:r>
-        <w:rPr>
-          <w:rFonts w:ascii="Consolas" w:hAnsi="Consolas"/>
-          <w:lang w:val="es-AR"/>
-        </w:rPr>
-        <w:t>if</w:t>
-      </w:r>
-      <w:proofErr w:type="spellEnd"/>
-      <w:r>
-        <w:rPr>
-          <w:rFonts w:ascii="Consolas" w:hAnsi="Consolas"/>
-          <w:lang w:val="es-AR"/>
-        </w:rPr>
-        <w:t xml:space="preserve">(empleado != </w:t>
-      </w:r>
-      <w:proofErr w:type="spellStart"/>
-      <w:r>
-        <w:rPr>
-          <w:rFonts w:ascii="Consolas" w:hAnsi="Consolas"/>
-          <w:lang w:val="es-AR"/>
-        </w:rPr>
-        <w:t>null</w:t>
-      </w:r>
-      <w:proofErr w:type="spellEnd"/>
-      <w:r>
-        <w:rPr>
-          <w:rFonts w:ascii="Consolas" w:hAnsi="Consolas"/>
-          <w:lang w:val="es-AR"/>
-        </w:rPr>
-        <w:t xml:space="preserve"> &amp;&amp; </w:t>
-      </w:r>
-      <w:proofErr w:type="spellStart"/>
-      <w:r>
-        <w:rPr>
-          <w:rFonts w:ascii="Consolas" w:hAnsi="Consolas"/>
-          <w:lang w:val="es-AR"/>
-        </w:rPr>
-        <w:t>empleado.estaDisponible</w:t>
-      </w:r>
-      <w:proofErr w:type="spellEnd"/>
-      <w:r>
-        <w:rPr>
-          <w:rFonts w:ascii="Consolas" w:hAnsi="Consolas"/>
-          <w:lang w:val="es-AR"/>
-        </w:rPr>
-        <w:t>()){    2</w:t>
-      </w:r>
-      <w:r>
-        <w:rPr>
-          <w:rFonts w:ascii="Consolas" w:hAnsi="Consolas"/>
-          <w:lang w:val="es-AR"/>
-        </w:rPr>
-        <w:br/>
-        <w:t xml:space="preserve">                </w:t>
-      </w:r>
-      <w:proofErr w:type="spellStart"/>
-      <w:r>
-        <w:rPr>
-          <w:rFonts w:ascii="Consolas" w:hAnsi="Consolas"/>
-          <w:lang w:val="es-AR"/>
-        </w:rPr>
-        <w:t>tarea.verEmpleado</w:t>
-      </w:r>
-      <w:proofErr w:type="spellEnd"/>
-      <w:r>
-        <w:rPr>
-          <w:rFonts w:ascii="Consolas" w:hAnsi="Consolas"/>
-          <w:lang w:val="es-AR"/>
-        </w:rPr>
-        <w:t>().</w:t>
-      </w:r>
-      <w:proofErr w:type="spellStart"/>
-      <w:r>
-        <w:rPr>
-          <w:rFonts w:ascii="Consolas" w:hAnsi="Consolas"/>
-          <w:lang w:val="es-AR"/>
-        </w:rPr>
-        <w:t>modificarDisponible</w:t>
-      </w:r>
-      <w:proofErr w:type="spellEnd"/>
-      <w:r>
-        <w:rPr>
-          <w:rFonts w:ascii="Consolas" w:hAnsi="Consolas"/>
-          <w:lang w:val="es-AR"/>
-        </w:rPr>
-        <w:t>(true);    1</w:t>
-      </w:r>
-      <w:r>
-        <w:rPr>
-          <w:rFonts w:ascii="Consolas" w:hAnsi="Consolas"/>
-          <w:lang w:val="es-AR"/>
-        </w:rPr>
-        <w:br/>
-        <w:t xml:space="preserve">                </w:t>
-      </w:r>
-      <w:proofErr w:type="spellStart"/>
-      <w:r>
-        <w:rPr>
-          <w:rFonts w:ascii="Consolas" w:hAnsi="Consolas"/>
-          <w:lang w:val="es-AR"/>
-        </w:rPr>
-        <w:t>tarea.asignarEmpleado</w:t>
-      </w:r>
-      <w:proofErr w:type="spellEnd"/>
-      <w:r>
-        <w:rPr>
-          <w:rFonts w:ascii="Consolas" w:hAnsi="Consolas"/>
-          <w:lang w:val="es-AR"/>
-        </w:rPr>
-        <w:t>(empleado);               1</w:t>
-      </w:r>
-      <w:r>
-        <w:rPr>
-          <w:rFonts w:ascii="Consolas" w:hAnsi="Consolas"/>
-          <w:lang w:val="es-AR"/>
-        </w:rPr>
-        <w:br/>
-        <w:t xml:space="preserve">                </w:t>
-      </w:r>
-      <w:proofErr w:type="spellStart"/>
-      <w:r>
-        <w:rPr>
-          <w:rFonts w:ascii="Consolas" w:hAnsi="Consolas"/>
-          <w:lang w:val="es-AR"/>
-        </w:rPr>
-        <w:t>empleado.modificarDisponible</w:t>
-      </w:r>
-      <w:proofErr w:type="spellEnd"/>
-      <w:r>
-        <w:rPr>
-          <w:rFonts w:ascii="Consolas" w:hAnsi="Consolas"/>
-          <w:lang w:val="es-AR"/>
-        </w:rPr>
-        <w:t>(false);           1</w:t>
-      </w:r>
-      <w:r>
-        <w:rPr>
-          <w:rFonts w:ascii="Consolas" w:hAnsi="Consolas"/>
-          <w:lang w:val="es-AR"/>
-        </w:rPr>
-        <w:br/>
-        <w:t xml:space="preserve">            }</w:t>
-      </w:r>
-      <w:r>
-        <w:rPr>
-          <w:rFonts w:ascii="Consolas" w:hAnsi="Consolas"/>
-          <w:lang w:val="es-AR"/>
-        </w:rPr>
-        <w:br/>
-        <w:t xml:space="preserve">        }</w:t>
-      </w:r>
-      <w:r>
-        <w:rPr>
-          <w:rFonts w:ascii="Consolas" w:hAnsi="Consolas"/>
-          <w:lang w:val="es-AR"/>
-        </w:rPr>
-        <w:br/>
-        <w:t xml:space="preserve">    }</w:t>
-      </w:r>
-      <w:r>
-        <w:rPr>
-          <w:rFonts w:ascii="Consolas" w:hAnsi="Consolas"/>
-          <w:lang w:val="es-AR"/>
-        </w:rPr>
-        <w:br/>
         <w:t>}</w:t>
       </w:r>
       <w:r>
@@ -19261,6 +20745,7 @@
           <w:rFonts w:ascii="Consolas" w:hAnsi="Consolas"/>
           <w:lang w:val="es-AR"/>
         </w:rPr>
+        <w:lastRenderedPageBreak/>
         <w:br/>
       </w:r>
       <w:r>
@@ -19277,7 +20762,6 @@
           <w:szCs w:val="20"/>
           <w:lang w:val="es-AR"/>
         </w:rPr>
-        <w:lastRenderedPageBreak/>
         <w:t>@Override</w:t>
       </w:r>
       <w:r>
@@ -20820,6 +22304,98 @@
           <w:rFonts w:ascii="Arial" w:eastAsia="Times New Roman" w:hAnsi="Arial" w:cs="Arial"/>
           <w:sz w:val="24"/>
           <w:szCs w:val="24"/>
+          <w:lang w:val="es-AR"/>
+        </w:rPr>
+      </w:pPr>
+    </w:p>
+    <w:p>
+      <w:pPr>
+        <w:ind w:left="-709"/>
+        <w:jc w:val="center"/>
+        <w:rPr>
+          <w:rFonts w:ascii="Arial" w:eastAsia="Times New Roman" w:hAnsi="Arial" w:cs="Arial"/>
+          <w:u w:val="single"/>
+          <w:lang w:val="es-AR"/>
+        </w:rPr>
+      </w:pPr>
+      <w:r>
+        <w:rPr>
+          <w:rFonts w:ascii="Arial" w:eastAsia="Times New Roman" w:hAnsi="Arial" w:cs="Arial"/>
+          <w:u w:val="single"/>
+          <w:lang w:val="es-AR"/>
+        </w:rPr>
+        <w:lastRenderedPageBreak/>
+        <w:t>Conclusión</w:t>
+      </w:r>
+    </w:p>
+    <w:p>
+      <w:pPr>
+        <w:ind w:left="-709"/>
+        <w:jc w:val="center"/>
+        <w:rPr>
+          <w:rFonts w:ascii="Arial" w:eastAsia="Times New Roman" w:hAnsi="Arial" w:cs="Arial"/>
+          <w:u w:val="single"/>
+          <w:lang w:val="es-AR"/>
+        </w:rPr>
+      </w:pPr>
+    </w:p>
+    <w:p>
+      <w:pPr>
+        <w:ind w:left="-709" w:right="-801"/>
+        <w:rPr>
+          <w:rFonts w:ascii="Arial" w:eastAsia="Times New Roman" w:hAnsi="Arial" w:cs="Arial"/>
+          <w:lang w:val="es-AR"/>
+        </w:rPr>
+      </w:pPr>
+      <w:r>
+        <w:rPr>
+          <w:rFonts w:ascii="Arial" w:eastAsia="Times New Roman" w:hAnsi="Arial" w:cs="Arial"/>
+          <w:lang w:val="es-AR"/>
+        </w:rPr>
+        <w:t>A lo largo del desarrollo de este proyecto pude comprobar en la práctica la importancia de un buen diseño y de la correcta elección de estructuras de datos para lograr sistemas más eficientes y fáciles de mantener. El proceso me permitió aplicar de manera integral los pilares fundamentales de la programación orientada a objetos: encapsulamiento, abstracción, herencia y polimorfismo.</w:t>
+      </w:r>
+    </w:p>
+    <w:p>
+      <w:pPr>
+        <w:ind w:left="-709" w:right="-801"/>
+        <w:rPr>
+          <w:rFonts w:ascii="Arial" w:eastAsia="Times New Roman" w:hAnsi="Arial" w:cs="Arial"/>
+          <w:lang w:val="es-AR"/>
+        </w:rPr>
+      </w:pPr>
+      <w:r>
+        <w:rPr>
+          <w:rFonts w:ascii="Arial" w:eastAsia="Times New Roman" w:hAnsi="Arial" w:cs="Arial"/>
+          <w:lang w:val="es-AR"/>
+        </w:rPr>
+        <w:br/>
+        <w:t>Además, utilicé conceptos como sobreescritura, sobrecarga, interfaces y relaciones entre clases, lo que reforzó mi comprensión de cómo cada herramienta del paradigma aporta una solución adecuada según el contexto.</w:t>
+      </w:r>
+    </w:p>
+    <w:p>
+      <w:pPr>
+        <w:ind w:left="-709" w:right="-801"/>
+        <w:rPr>
+          <w:rFonts w:ascii="Arial" w:eastAsia="Times New Roman" w:hAnsi="Arial" w:cs="Arial"/>
+          <w:lang w:val="es-AR"/>
+        </w:rPr>
+      </w:pPr>
+      <w:r>
+        <w:rPr>
+          <w:rFonts w:ascii="Arial" w:eastAsia="Times New Roman" w:hAnsi="Arial" w:cs="Arial"/>
+          <w:lang w:val="es-AR"/>
+        </w:rPr>
+        <w:t>La elaboración del modelo y su posterior implementación evidenciaron que un diseño claro, coherente y modular simplifica el desarrollo, reduce la complejidad y permite que el sistema sea más escalable. Este trabajo no solo consolidó los contenidos vistos durante la cursada, sino que también me permitió entender cómo se integran todas las piezas para formar un software funcional, robusto y mantenible.</w:t>
+      </w:r>
+    </w:p>
+    <w:p>
+      <w:pPr>
+        <w:ind w:left="-709" w:right="-801"/>
+        <w:rPr>
+          <w:rFonts w:ascii="Arial" w:eastAsia="Times New Roman" w:hAnsi="Arial" w:cs="Arial"/>
+          <w:sz w:val="24"/>
+          <w:szCs w:val="24"/>
+          <w:u w:val="single"/>
           <w:lang w:val="es-AR"/>
         </w:rPr>
       </w:pPr>
@@ -24039,6 +25615,119 @@
     </w:lvl>
   </w:abstractNum>
   <w:abstractNum w:abstractNumId="22" w15:restartNumberingAfterBreak="0">
+    <w:nsid w:val="2E896ECA"/>
+    <w:multiLevelType w:val="hybridMultilevel"/>
+    <w:tmpl w:val="F1E68C24"/>
+    <w:lvl w:ilvl="0" w:tplc="2C0A0001">
+      <w:start w:val="1"/>
+      <w:numFmt w:val="bullet"/>
+      <w:lvlText w:val=""/>
+      <w:lvlJc w:val="left"/>
+      <w:pPr>
+        <w:ind w:left="720" w:hanging="360"/>
+      </w:pPr>
+      <w:rPr>
+        <w:rFonts w:ascii="Symbol" w:hAnsi="Symbol" w:hint="default"/>
+      </w:rPr>
+    </w:lvl>
+    <w:lvl w:ilvl="1" w:tplc="2C0A0003" w:tentative="1">
+      <w:start w:val="1"/>
+      <w:numFmt w:val="bullet"/>
+      <w:lvlText w:val="o"/>
+      <w:lvlJc w:val="left"/>
+      <w:pPr>
+        <w:ind w:left="1440" w:hanging="360"/>
+      </w:pPr>
+      <w:rPr>
+        <w:rFonts w:ascii="Courier New" w:hAnsi="Courier New" w:cs="Courier New" w:hint="default"/>
+      </w:rPr>
+    </w:lvl>
+    <w:lvl w:ilvl="2" w:tplc="2C0A0005" w:tentative="1">
+      <w:start w:val="1"/>
+      <w:numFmt w:val="bullet"/>
+      <w:lvlText w:val=""/>
+      <w:lvlJc w:val="left"/>
+      <w:pPr>
+        <w:ind w:left="2160" w:hanging="360"/>
+      </w:pPr>
+      <w:rPr>
+        <w:rFonts w:ascii="Wingdings" w:hAnsi="Wingdings" w:hint="default"/>
+      </w:rPr>
+    </w:lvl>
+    <w:lvl w:ilvl="3" w:tplc="2C0A0001" w:tentative="1">
+      <w:start w:val="1"/>
+      <w:numFmt w:val="bullet"/>
+      <w:lvlText w:val=""/>
+      <w:lvlJc w:val="left"/>
+      <w:pPr>
+        <w:ind w:left="2880" w:hanging="360"/>
+      </w:pPr>
+      <w:rPr>
+        <w:rFonts w:ascii="Symbol" w:hAnsi="Symbol" w:hint="default"/>
+      </w:rPr>
+    </w:lvl>
+    <w:lvl w:ilvl="4" w:tplc="2C0A0003" w:tentative="1">
+      <w:start w:val="1"/>
+      <w:numFmt w:val="bullet"/>
+      <w:lvlText w:val="o"/>
+      <w:lvlJc w:val="left"/>
+      <w:pPr>
+        <w:ind w:left="3600" w:hanging="360"/>
+      </w:pPr>
+      <w:rPr>
+        <w:rFonts w:ascii="Courier New" w:hAnsi="Courier New" w:cs="Courier New" w:hint="default"/>
+      </w:rPr>
+    </w:lvl>
+    <w:lvl w:ilvl="5" w:tplc="2C0A0005" w:tentative="1">
+      <w:start w:val="1"/>
+      <w:numFmt w:val="bullet"/>
+      <w:lvlText w:val=""/>
+      <w:lvlJc w:val="left"/>
+      <w:pPr>
+        <w:ind w:left="4320" w:hanging="360"/>
+      </w:pPr>
+      <w:rPr>
+        <w:rFonts w:ascii="Wingdings" w:hAnsi="Wingdings" w:hint="default"/>
+      </w:rPr>
+    </w:lvl>
+    <w:lvl w:ilvl="6" w:tplc="2C0A0001" w:tentative="1">
+      <w:start w:val="1"/>
+      <w:numFmt w:val="bullet"/>
+      <w:lvlText w:val=""/>
+      <w:lvlJc w:val="left"/>
+      <w:pPr>
+        <w:ind w:left="5040" w:hanging="360"/>
+      </w:pPr>
+      <w:rPr>
+        <w:rFonts w:ascii="Symbol" w:hAnsi="Symbol" w:hint="default"/>
+      </w:rPr>
+    </w:lvl>
+    <w:lvl w:ilvl="7" w:tplc="2C0A0003" w:tentative="1">
+      <w:start w:val="1"/>
+      <w:numFmt w:val="bullet"/>
+      <w:lvlText w:val="o"/>
+      <w:lvlJc w:val="left"/>
+      <w:pPr>
+        <w:ind w:left="5760" w:hanging="360"/>
+      </w:pPr>
+      <w:rPr>
+        <w:rFonts w:ascii="Courier New" w:hAnsi="Courier New" w:cs="Courier New" w:hint="default"/>
+      </w:rPr>
+    </w:lvl>
+    <w:lvl w:ilvl="8" w:tplc="2C0A0005" w:tentative="1">
+      <w:start w:val="1"/>
+      <w:numFmt w:val="bullet"/>
+      <w:lvlText w:val=""/>
+      <w:lvlJc w:val="left"/>
+      <w:pPr>
+        <w:ind w:left="6480" w:hanging="360"/>
+      </w:pPr>
+      <w:rPr>
+        <w:rFonts w:ascii="Wingdings" w:hAnsi="Wingdings" w:hint="default"/>
+      </w:rPr>
+    </w:lvl>
+  </w:abstractNum>
+  <w:abstractNum w:abstractNumId="23" w15:restartNumberingAfterBreak="0">
     <w:nsid w:val="2EE2610C"/>
     <w:multiLevelType w:val="hybridMultilevel"/>
     <w:tmpl w:val="B322A88A"/>
@@ -24151,7 +25840,7 @@
       </w:rPr>
     </w:lvl>
   </w:abstractNum>
-  <w:abstractNum w:abstractNumId="23" w15:restartNumberingAfterBreak="0">
+  <w:abstractNum w:abstractNumId="24" w15:restartNumberingAfterBreak="0">
     <w:nsid w:val="329B1BAB"/>
     <w:multiLevelType w:val="multilevel"/>
     <w:tmpl w:val="4C0830E4"/>
@@ -24300,7 +25989,7 @@
       </w:rPr>
     </w:lvl>
   </w:abstractNum>
-  <w:abstractNum w:abstractNumId="24" w15:restartNumberingAfterBreak="0">
+  <w:abstractNum w:abstractNumId="25" w15:restartNumberingAfterBreak="0">
     <w:nsid w:val="334B7C42"/>
     <w:multiLevelType w:val="multilevel"/>
     <w:tmpl w:val="AAE234FE"/>
@@ -24449,7 +26138,7 @@
       </w:rPr>
     </w:lvl>
   </w:abstractNum>
-  <w:abstractNum w:abstractNumId="25" w15:restartNumberingAfterBreak="0">
+  <w:abstractNum w:abstractNumId="26" w15:restartNumberingAfterBreak="0">
     <w:nsid w:val="33696DBF"/>
     <w:multiLevelType w:val="multilevel"/>
     <w:tmpl w:val="FA4E38D4"/>
@@ -24598,7 +26287,7 @@
       </w:rPr>
     </w:lvl>
   </w:abstractNum>
-  <w:abstractNum w:abstractNumId="26" w15:restartNumberingAfterBreak="0">
+  <w:abstractNum w:abstractNumId="27" w15:restartNumberingAfterBreak="0">
     <w:nsid w:val="393A1A98"/>
     <w:multiLevelType w:val="multilevel"/>
     <w:tmpl w:val="BE88091C"/>
@@ -24747,7 +26436,7 @@
       </w:rPr>
     </w:lvl>
   </w:abstractNum>
-  <w:abstractNum w:abstractNumId="27" w15:restartNumberingAfterBreak="0">
+  <w:abstractNum w:abstractNumId="28" w15:restartNumberingAfterBreak="0">
     <w:nsid w:val="3BD80A73"/>
     <w:multiLevelType w:val="multilevel"/>
     <w:tmpl w:val="179039BA"/>
@@ -24896,7 +26585,7 @@
       </w:rPr>
     </w:lvl>
   </w:abstractNum>
-  <w:abstractNum w:abstractNumId="28" w15:restartNumberingAfterBreak="0">
+  <w:abstractNum w:abstractNumId="29" w15:restartNumberingAfterBreak="0">
     <w:nsid w:val="44B4612C"/>
     <w:multiLevelType w:val="hybridMultilevel"/>
     <w:tmpl w:val="534ACC38"/>
@@ -25009,7 +26698,7 @@
       </w:rPr>
     </w:lvl>
   </w:abstractNum>
-  <w:abstractNum w:abstractNumId="29" w15:restartNumberingAfterBreak="0">
+  <w:abstractNum w:abstractNumId="30" w15:restartNumberingAfterBreak="0">
     <w:nsid w:val="4811794E"/>
     <w:multiLevelType w:val="hybridMultilevel"/>
     <w:tmpl w:val="CF2E94F6"/>
@@ -25122,7 +26811,7 @@
       </w:rPr>
     </w:lvl>
   </w:abstractNum>
-  <w:abstractNum w:abstractNumId="30" w15:restartNumberingAfterBreak="0">
+  <w:abstractNum w:abstractNumId="31" w15:restartNumberingAfterBreak="0">
     <w:nsid w:val="48245E84"/>
     <w:multiLevelType w:val="multilevel"/>
     <w:tmpl w:val="6D8E81C0"/>
@@ -25271,7 +26960,7 @@
       </w:rPr>
     </w:lvl>
   </w:abstractNum>
-  <w:abstractNum w:abstractNumId="31" w15:restartNumberingAfterBreak="0">
+  <w:abstractNum w:abstractNumId="32" w15:restartNumberingAfterBreak="0">
     <w:nsid w:val="489674A5"/>
     <w:multiLevelType w:val="hybridMultilevel"/>
     <w:tmpl w:val="4A866C50"/>
@@ -25384,7 +27073,7 @@
       </w:rPr>
     </w:lvl>
   </w:abstractNum>
-  <w:abstractNum w:abstractNumId="32" w15:restartNumberingAfterBreak="0">
+  <w:abstractNum w:abstractNumId="33" w15:restartNumberingAfterBreak="0">
     <w:nsid w:val="4A112BE9"/>
     <w:multiLevelType w:val="multilevel"/>
     <w:tmpl w:val="A6F6D61C"/>
@@ -25533,7 +27222,7 @@
       </w:rPr>
     </w:lvl>
   </w:abstractNum>
-  <w:abstractNum w:abstractNumId="33" w15:restartNumberingAfterBreak="0">
+  <w:abstractNum w:abstractNumId="34" w15:restartNumberingAfterBreak="0">
     <w:nsid w:val="4D922314"/>
     <w:multiLevelType w:val="hybridMultilevel"/>
     <w:tmpl w:val="BDA28E7A"/>
@@ -25646,7 +27335,7 @@
       </w:rPr>
     </w:lvl>
   </w:abstractNum>
-  <w:abstractNum w:abstractNumId="34" w15:restartNumberingAfterBreak="0">
+  <w:abstractNum w:abstractNumId="35" w15:restartNumberingAfterBreak="0">
     <w:nsid w:val="52A265BF"/>
     <w:multiLevelType w:val="multilevel"/>
     <w:tmpl w:val="43C8AC0E"/>
@@ -25795,7 +27484,7 @@
       </w:rPr>
     </w:lvl>
   </w:abstractNum>
-  <w:abstractNum w:abstractNumId="35" w15:restartNumberingAfterBreak="0">
+  <w:abstractNum w:abstractNumId="36" w15:restartNumberingAfterBreak="0">
     <w:nsid w:val="59E024CC"/>
     <w:multiLevelType w:val="hybridMultilevel"/>
     <w:tmpl w:val="BB7AC284"/>
@@ -25908,7 +27597,7 @@
       </w:rPr>
     </w:lvl>
   </w:abstractNum>
-  <w:abstractNum w:abstractNumId="36" w15:restartNumberingAfterBreak="0">
+  <w:abstractNum w:abstractNumId="37" w15:restartNumberingAfterBreak="0">
     <w:nsid w:val="5AD279F4"/>
     <w:multiLevelType w:val="hybridMultilevel"/>
     <w:tmpl w:val="A80A0A44"/>
@@ -26021,7 +27710,7 @@
       </w:rPr>
     </w:lvl>
   </w:abstractNum>
-  <w:abstractNum w:abstractNumId="37" w15:restartNumberingAfterBreak="0">
+  <w:abstractNum w:abstractNumId="38" w15:restartNumberingAfterBreak="0">
     <w:nsid w:val="5FFB6A81"/>
     <w:multiLevelType w:val="multilevel"/>
     <w:tmpl w:val="4CA00E48"/>
@@ -26170,7 +27859,7 @@
       </w:rPr>
     </w:lvl>
   </w:abstractNum>
-  <w:abstractNum w:abstractNumId="38" w15:restartNumberingAfterBreak="0">
+  <w:abstractNum w:abstractNumId="39" w15:restartNumberingAfterBreak="0">
     <w:nsid w:val="60166711"/>
     <w:multiLevelType w:val="hybridMultilevel"/>
     <w:tmpl w:val="806E7BA4"/>
@@ -26283,7 +27972,7 @@
       </w:rPr>
     </w:lvl>
   </w:abstractNum>
-  <w:abstractNum w:abstractNumId="39" w15:restartNumberingAfterBreak="0">
+  <w:abstractNum w:abstractNumId="40" w15:restartNumberingAfterBreak="0">
     <w:nsid w:val="61D03565"/>
     <w:multiLevelType w:val="multilevel"/>
     <w:tmpl w:val="5CC20216"/>
@@ -26432,7 +28121,7 @@
       </w:rPr>
     </w:lvl>
   </w:abstractNum>
-  <w:abstractNum w:abstractNumId="40" w15:restartNumberingAfterBreak="0">
+  <w:abstractNum w:abstractNumId="41" w15:restartNumberingAfterBreak="0">
     <w:nsid w:val="61F67666"/>
     <w:multiLevelType w:val="multilevel"/>
     <w:tmpl w:val="10C47058"/>
@@ -26581,7 +28270,7 @@
       </w:rPr>
     </w:lvl>
   </w:abstractNum>
-  <w:abstractNum w:abstractNumId="41" w15:restartNumberingAfterBreak="0">
+  <w:abstractNum w:abstractNumId="42" w15:restartNumberingAfterBreak="0">
     <w:nsid w:val="64F42839"/>
     <w:multiLevelType w:val="multilevel"/>
     <w:tmpl w:val="A788B3B0"/>
@@ -26730,7 +28419,7 @@
       </w:rPr>
     </w:lvl>
   </w:abstractNum>
-  <w:abstractNum w:abstractNumId="42" w15:restartNumberingAfterBreak="0">
+  <w:abstractNum w:abstractNumId="43" w15:restartNumberingAfterBreak="0">
     <w:nsid w:val="680B2961"/>
     <w:multiLevelType w:val="hybridMultilevel"/>
     <w:tmpl w:val="52E22D1A"/>
@@ -26843,7 +28532,7 @@
       </w:rPr>
     </w:lvl>
   </w:abstractNum>
-  <w:abstractNum w:abstractNumId="43" w15:restartNumberingAfterBreak="0">
+  <w:abstractNum w:abstractNumId="44" w15:restartNumberingAfterBreak="0">
     <w:nsid w:val="6F3350E0"/>
     <w:multiLevelType w:val="multilevel"/>
     <w:tmpl w:val="F59E61C8"/>
@@ -26992,7 +28681,7 @@
       </w:rPr>
     </w:lvl>
   </w:abstractNum>
-  <w:abstractNum w:abstractNumId="44" w15:restartNumberingAfterBreak="0">
+  <w:abstractNum w:abstractNumId="45" w15:restartNumberingAfterBreak="0">
     <w:nsid w:val="72F57C48"/>
     <w:multiLevelType w:val="hybridMultilevel"/>
     <w:tmpl w:val="7898DBE0"/>
@@ -27105,7 +28794,7 @@
       </w:rPr>
     </w:lvl>
   </w:abstractNum>
-  <w:abstractNum w:abstractNumId="45" w15:restartNumberingAfterBreak="0">
+  <w:abstractNum w:abstractNumId="46" w15:restartNumberingAfterBreak="0">
     <w:nsid w:val="7816248C"/>
     <w:multiLevelType w:val="hybridMultilevel"/>
     <w:tmpl w:val="936291EA"/>
@@ -27218,7 +28907,7 @@
       </w:rPr>
     </w:lvl>
   </w:abstractNum>
-  <w:abstractNum w:abstractNumId="46" w15:restartNumberingAfterBreak="0">
+  <w:abstractNum w:abstractNumId="47" w15:restartNumberingAfterBreak="0">
     <w:nsid w:val="79B26C9C"/>
     <w:multiLevelType w:val="hybridMultilevel"/>
     <w:tmpl w:val="E0C68F80"/>
@@ -27331,7 +29020,7 @@
       </w:rPr>
     </w:lvl>
   </w:abstractNum>
-  <w:abstractNum w:abstractNumId="47" w15:restartNumberingAfterBreak="0">
+  <w:abstractNum w:abstractNumId="48" w15:restartNumberingAfterBreak="0">
     <w:nsid w:val="7E35068A"/>
     <w:multiLevelType w:val="hybridMultilevel"/>
     <w:tmpl w:val="04C08AB8"/>
@@ -27444,7 +29133,7 @@
       </w:rPr>
     </w:lvl>
   </w:abstractNum>
-  <w:abstractNum w:abstractNumId="48" w15:restartNumberingAfterBreak="0">
+  <w:abstractNum w:abstractNumId="49" w15:restartNumberingAfterBreak="0">
     <w:nsid w:val="7EBF2E6C"/>
     <w:multiLevelType w:val="multilevel"/>
     <w:tmpl w:val="62D29408"/>
@@ -27594,7 +29283,7 @@
     </w:lvl>
   </w:abstractNum>
   <w:num w:numId="1" w16cid:durableId="714085607">
-    <w:abstractNumId w:val="39"/>
+    <w:abstractNumId w:val="40"/>
   </w:num>
   <w:num w:numId="2" w16cid:durableId="1218708386">
     <w:abstractNumId w:val="13"/>
@@ -27603,13 +29292,13 @@
     <w:abstractNumId w:val="20"/>
   </w:num>
   <w:num w:numId="4" w16cid:durableId="1289817656">
-    <w:abstractNumId w:val="41"/>
+    <w:abstractNumId w:val="42"/>
   </w:num>
   <w:num w:numId="5" w16cid:durableId="926352086">
-    <w:abstractNumId w:val="48"/>
+    <w:abstractNumId w:val="49"/>
   </w:num>
   <w:num w:numId="6" w16cid:durableId="590547286">
-    <w:abstractNumId w:val="30"/>
+    <w:abstractNumId w:val="31"/>
   </w:num>
   <w:num w:numId="7" w16cid:durableId="799498427">
     <w:abstractNumId w:val="5"/>
@@ -27621,7 +29310,7 @@
     <w:abstractNumId w:val="2"/>
   </w:num>
   <w:num w:numId="10" w16cid:durableId="868760055">
-    <w:abstractNumId w:val="23"/>
+    <w:abstractNumId w:val="24"/>
   </w:num>
   <w:num w:numId="11" w16cid:durableId="1681079684">
     <w:abstractNumId w:val="3"/>
@@ -27630,16 +29319,16 @@
     <w:abstractNumId w:val="19"/>
   </w:num>
   <w:num w:numId="13" w16cid:durableId="212930617">
-    <w:abstractNumId w:val="32"/>
+    <w:abstractNumId w:val="33"/>
   </w:num>
   <w:num w:numId="14" w16cid:durableId="1378236928">
-    <w:abstractNumId w:val="26"/>
+    <w:abstractNumId w:val="27"/>
   </w:num>
   <w:num w:numId="15" w16cid:durableId="158497810">
-    <w:abstractNumId w:val="43"/>
+    <w:abstractNumId w:val="44"/>
   </w:num>
   <w:num w:numId="16" w16cid:durableId="2142648892">
-    <w:abstractNumId w:val="40"/>
+    <w:abstractNumId w:val="41"/>
   </w:num>
   <w:num w:numId="17" w16cid:durableId="625741764">
     <w:abstractNumId w:val="17"/>
@@ -27651,7 +29340,7 @@
     <w:abstractNumId w:val="18"/>
   </w:num>
   <w:num w:numId="20" w16cid:durableId="1407678775">
-    <w:abstractNumId w:val="27"/>
+    <w:abstractNumId w:val="28"/>
   </w:num>
   <w:num w:numId="21" w16cid:durableId="1952588094">
     <w:abstractNumId w:val="0"/>
@@ -27660,7 +29349,7 @@
     <w:abstractNumId w:val="4"/>
   </w:num>
   <w:num w:numId="23" w16cid:durableId="248392723">
-    <w:abstractNumId w:val="24"/>
+    <w:abstractNumId w:val="25"/>
   </w:num>
   <w:num w:numId="24" w16cid:durableId="1250776995">
     <w:abstractNumId w:val="16"/>
@@ -27669,16 +29358,16 @@
     <w:abstractNumId w:val="12"/>
   </w:num>
   <w:num w:numId="26" w16cid:durableId="1668287465">
-    <w:abstractNumId w:val="25"/>
+    <w:abstractNumId w:val="26"/>
   </w:num>
   <w:num w:numId="27" w16cid:durableId="2095515185">
-    <w:abstractNumId w:val="34"/>
+    <w:abstractNumId w:val="35"/>
   </w:num>
   <w:num w:numId="28" w16cid:durableId="1675112842">
     <w:abstractNumId w:val="10"/>
   </w:num>
   <w:num w:numId="29" w16cid:durableId="1040010293">
-    <w:abstractNumId w:val="37"/>
+    <w:abstractNumId w:val="38"/>
   </w:num>
   <w:num w:numId="30" w16cid:durableId="1786072749">
     <w:abstractNumId w:val="14"/>
@@ -27687,7 +29376,7 @@
     <w:abstractNumId w:val="8"/>
   </w:num>
   <w:num w:numId="32" w16cid:durableId="1762985778">
-    <w:abstractNumId w:val="31"/>
+    <w:abstractNumId w:val="32"/>
   </w:num>
   <w:num w:numId="33" w16cid:durableId="1091200647">
     <w:abstractNumId w:val="7"/>
@@ -27696,7 +29385,7 @@
     <w:abstractNumId w:val="15"/>
   </w:num>
   <w:num w:numId="35" w16cid:durableId="1408650596">
-    <w:abstractNumId w:val="28"/>
+    <w:abstractNumId w:val="29"/>
   </w:num>
   <w:num w:numId="36" w16cid:durableId="810950565">
     <w:abstractNumId w:val="21"/>
@@ -27705,40 +29394,43 @@
     <w:abstractNumId w:val="1"/>
   </w:num>
   <w:num w:numId="38" w16cid:durableId="1028718644">
-    <w:abstractNumId w:val="42"/>
+    <w:abstractNumId w:val="43"/>
   </w:num>
   <w:num w:numId="39" w16cid:durableId="1482847424">
-    <w:abstractNumId w:val="33"/>
+    <w:abstractNumId w:val="34"/>
   </w:num>
   <w:num w:numId="40" w16cid:durableId="1948350536">
-    <w:abstractNumId w:val="22"/>
+    <w:abstractNumId w:val="23"/>
   </w:num>
   <w:num w:numId="41" w16cid:durableId="87847131">
-    <w:abstractNumId w:val="29"/>
+    <w:abstractNumId w:val="30"/>
   </w:num>
   <w:num w:numId="42" w16cid:durableId="1009986771">
-    <w:abstractNumId w:val="36"/>
+    <w:abstractNumId w:val="37"/>
   </w:num>
   <w:num w:numId="43" w16cid:durableId="99640603">
-    <w:abstractNumId w:val="47"/>
+    <w:abstractNumId w:val="48"/>
   </w:num>
   <w:num w:numId="44" w16cid:durableId="1569414520">
     <w:abstractNumId w:val="9"/>
   </w:num>
   <w:num w:numId="45" w16cid:durableId="1490976302">
-    <w:abstractNumId w:val="44"/>
+    <w:abstractNumId w:val="45"/>
   </w:num>
   <w:num w:numId="46" w16cid:durableId="2037121139">
-    <w:abstractNumId w:val="35"/>
+    <w:abstractNumId w:val="36"/>
   </w:num>
   <w:num w:numId="47" w16cid:durableId="1334144420">
-    <w:abstractNumId w:val="45"/>
+    <w:abstractNumId w:val="46"/>
   </w:num>
   <w:num w:numId="48" w16cid:durableId="1007751154">
-    <w:abstractNumId w:val="38"/>
+    <w:abstractNumId w:val="39"/>
   </w:num>
   <w:num w:numId="49" w16cid:durableId="433596010">
-    <w:abstractNumId w:val="46"/>
+    <w:abstractNumId w:val="47"/>
+  </w:num>
+  <w:num w:numId="50" w16cid:durableId="338772159">
+    <w:abstractNumId w:val="22"/>
   </w:num>
   <w:numIdMacAtCleanup w:val="31"/>
 </w:numbering>
